--- a/SG1_Server_DB/SG1_Artefacts/SG1_TestPlan.docx
+++ b/SG1_Server_DB/SG1_Artefacts/SG1_TestPlan.docx
@@ -2,36 +2,27 @@
 <file path=word/document.xml><?xml version="1.0" encoding="utf-8"?>
 <w:document xmlns:wpc="http://schemas.microsoft.com/office/word/2010/wordprocessingCanvas" xmlns:cx="http://schemas.microsoft.com/office/drawing/2014/chartex" xmlns:cx1="http://schemas.microsoft.com/office/drawing/2015/9/8/chartex" xmlns:cx2="http://schemas.microsoft.com/office/drawing/2015/10/21/chartex" xmlns:cx3="http://schemas.microsoft.com/office/drawing/2016/5/9/chartex" xmlns:cx4="http://schemas.microsoft.com/office/drawing/2016/5/10/chartex" xmlns:cx5="http://schemas.microsoft.com/office/drawing/2016/5/11/chartex" xmlns:cx6="http://schemas.microsoft.com/office/drawing/2016/5/12/chartex" xmlns:cx7="http://schemas.microsoft.com/office/drawing/2016/5/13/chartex" xmlns:cx8="http://schemas.microsoft.com/office/drawing/2016/5/14/chartex" xmlns:mc="http://schemas.openxmlformats.org/markup-compatibility/2006" xmlns:aink="http://schemas.microsoft.com/office/drawing/2016/ink" xmlns:am3d="http://schemas.microsoft.com/office/drawing/2017/model3d" xmlns:o="urn:schemas-microsoft-com:office:office" xmlns:oel="http://schemas.microsoft.com/office/2019/extlst" xmlns:r="http://schemas.openxmlformats.org/officeDocument/2006/relationships" xmlns:m="http://schemas.openxmlformats.org/officeDocument/2006/math" xmlns:v="urn:schemas-microsoft-com:vml" xmlns:wp14="http://schemas.microsoft.com/office/word/2010/wordprocessingDrawing" xmlns:wp="http://schemas.openxmlformats.org/drawingml/2006/wordprocessingDrawing" xmlns:w10="urn:schemas-microsoft-com:office:word" xmlns:w="http://schemas.openxmlformats.org/wordprocessingml/2006/main" xmlns:w14="http://schemas.microsoft.com/office/word/2010/wordml" xmlns:w15="http://schemas.microsoft.com/office/word/2012/wordml" xmlns:w16cex="http://schemas.microsoft.com/office/word/2018/wordml/cex" xmlns:w16cid="http://schemas.microsoft.com/office/word/2016/wordml/cid" xmlns:w16="http://schemas.microsoft.com/office/word/2018/wordml" xmlns:w16du="http://schemas.microsoft.com/office/word/2023/wordml/word16du" xmlns:w16sdtdh="http://schemas.microsoft.com/office/word/2020/wordml/sdtdatahash" xmlns:w16sdtfl="http://schemas.microsoft.com/office/word/2024/wordml/sdtformatlock" xmlns:w16se="http://schemas.microsoft.com/office/word/2015/wordml/symex" xmlns:wpg="http://schemas.microsoft.com/office/word/2010/wordprocessingGroup" xmlns:wpi="http://schemas.microsoft.com/office/word/2010/wordprocessingInk" xmlns:wne="http://schemas.microsoft.com/office/word/2006/wordml" xmlns:wps="http://schemas.microsoft.com/office/word/2010/wordprocessingShape" mc:Ignorable="w14 w15 w16se w16cid w16 w16cex w16sdtdh w16sdtfl w16du wp14">
   <w:body>
-    <w:p>
-      <w:pPr>
-        <w:spacing w:after="240"/>
-        <w:jc w:val="both"/>
-      </w:pPr>
-      <w:r>
-        <w:rPr>
-          <w:b/>
-          <w:bCs/>
-          <w:sz w:val="32"/>
-          <w:szCs w:val="32"/>
-        </w:rPr>
-        <w:t>Table of Contents</w:t>
-      </w:r>
-    </w:p>
     <w:sdt>
       <w:sdtPr>
         <w:alias w:val="Table of Contents"/>
-        <w:id w:val="-493114248"/>
+        <w:tag w:val="Table of Contents"/>
+        <w:id w:val="1276680625"/>
       </w:sdtPr>
+      <w:sdtEndPr>
+        <w:rPr>
+          <w:bCs/>
+          <w:color w:val="2E4057"/>
+          <w:sz w:val="28"/>
+          <w:szCs w:val="36"/>
+        </w:rPr>
+      </w:sdtEndPr>
       <w:sdtContent>
         <w:p>
           <w:pPr>
             <w:pStyle w:val="TOC1"/>
-            <w:tabs>
-              <w:tab w:val="right" w:leader="dot" w:pos="9016"/>
-            </w:tabs>
-            <w:jc w:val="both"/>
             <w:rPr>
               <w:rFonts w:asciiTheme="minorHAnsi" w:eastAsiaTheme="minorEastAsia" w:hAnsiTheme="minorHAnsi" w:cstheme="minorBidi"/>
+              <w:b w:val="0"/>
               <w:noProof/>
               <w:kern w:val="2"/>
               <w:sz w:val="24"/>
@@ -43,12 +34,12 @@
             <w:fldChar w:fldCharType="begin"/>
           </w:r>
           <w:r>
-            <w:instrText>TOC \h \o "1-3"</w:instrText>
+            <w:instrText xml:space="preserve"> TOC \o "1-3" \h \z \u </w:instrText>
           </w:r>
           <w:r>
             <w:fldChar w:fldCharType="separate"/>
           </w:r>
-          <w:hyperlink w:anchor="_Toc229156155" w:history="1">
+          <w:hyperlink w:anchor="_Toc230551585" w:history="1">
             <w:r>
               <w:rPr>
                 <w:rStyle w:val="Hyperlink"/>
@@ -59,41 +50,48 @@
             <w:r>
               <w:rPr>
                 <w:noProof/>
+                <w:webHidden/>
               </w:rPr>
               <w:tab/>
             </w:r>
             <w:r>
               <w:rPr>
                 <w:noProof/>
+                <w:webHidden/>
               </w:rPr>
               <w:fldChar w:fldCharType="begin"/>
             </w:r>
             <w:r>
               <w:rPr>
                 <w:noProof/>
-              </w:rPr>
-              <w:instrText xml:space="preserve"> PAGEREF _Toc229156155 \h </w:instrText>
-            </w:r>
-            <w:r>
-              <w:rPr>
-                <w:noProof/>
-              </w:rPr>
-            </w:r>
-            <w:r>
-              <w:rPr>
-                <w:noProof/>
+                <w:webHidden/>
+              </w:rPr>
+              <w:instrText xml:space="preserve"> PAGEREF _Toc230551585 \h </w:instrText>
+            </w:r>
+            <w:r>
+              <w:rPr>
+                <w:noProof/>
+                <w:webHidden/>
+              </w:rPr>
+            </w:r>
+            <w:r>
+              <w:rPr>
+                <w:noProof/>
+                <w:webHidden/>
               </w:rPr>
               <w:fldChar w:fldCharType="separate"/>
             </w:r>
             <w:r>
               <w:rPr>
                 <w:noProof/>
+                <w:webHidden/>
               </w:rPr>
               <w:t>2</w:t>
             </w:r>
             <w:r>
               <w:rPr>
                 <w:noProof/>
+                <w:webHidden/>
               </w:rPr>
               <w:fldChar w:fldCharType="end"/>
             </w:r>
@@ -102,10 +100,77 @@
         <w:p>
           <w:pPr>
             <w:pStyle w:val="TOC1"/>
-            <w:tabs>
-              <w:tab w:val="right" w:leader="dot" w:pos="9016"/>
-            </w:tabs>
-            <w:jc w:val="both"/>
+            <w:rPr>
+              <w:rFonts w:asciiTheme="minorHAnsi" w:eastAsiaTheme="minorEastAsia" w:hAnsiTheme="minorHAnsi" w:cstheme="minorBidi"/>
+              <w:b w:val="0"/>
+              <w:noProof/>
+              <w:kern w:val="2"/>
+              <w:sz w:val="24"/>
+              <w:szCs w:val="24"/>
+              <w14:ligatures w14:val="standardContextual"/>
+            </w:rPr>
+          </w:pPr>
+          <w:hyperlink w:anchor="_Toc230551586" w:history="1">
+            <w:r>
+              <w:rPr>
+                <w:rStyle w:val="Hyperlink"/>
+                <w:noProof/>
+              </w:rPr>
+              <w:t>Interactive House</w:t>
+            </w:r>
+            <w:r>
+              <w:rPr>
+                <w:noProof/>
+                <w:webHidden/>
+              </w:rPr>
+              <w:tab/>
+            </w:r>
+            <w:r>
+              <w:rPr>
+                <w:noProof/>
+                <w:webHidden/>
+              </w:rPr>
+              <w:fldChar w:fldCharType="begin"/>
+            </w:r>
+            <w:r>
+              <w:rPr>
+                <w:noProof/>
+                <w:webHidden/>
+              </w:rPr>
+              <w:instrText xml:space="preserve"> PAGEREF _Toc230551586 \h </w:instrText>
+            </w:r>
+            <w:r>
+              <w:rPr>
+                <w:noProof/>
+                <w:webHidden/>
+              </w:rPr>
+            </w:r>
+            <w:r>
+              <w:rPr>
+                <w:noProof/>
+                <w:webHidden/>
+              </w:rPr>
+              <w:fldChar w:fldCharType="separate"/>
+            </w:r>
+            <w:r>
+              <w:rPr>
+                <w:noProof/>
+                <w:webHidden/>
+              </w:rPr>
+              <w:t>2</w:t>
+            </w:r>
+            <w:r>
+              <w:rPr>
+                <w:noProof/>
+                <w:webHidden/>
+              </w:rPr>
+              <w:fldChar w:fldCharType="end"/>
+            </w:r>
+          </w:hyperlink>
+        </w:p>
+        <w:p>
+          <w:pPr>
+            <w:pStyle w:val="TOC2"/>
             <w:rPr>
               <w:rFonts w:asciiTheme="minorHAnsi" w:eastAsiaTheme="minorEastAsia" w:hAnsiTheme="minorHAnsi" w:cstheme="minorBidi"/>
               <w:noProof/>
@@ -115,52 +180,59 @@
               <w14:ligatures w14:val="standardContextual"/>
             </w:rPr>
           </w:pPr>
-          <w:hyperlink w:anchor="_Toc229156156" w:history="1">
+          <w:hyperlink w:anchor="_Toc230551587" w:history="1">
             <w:r>
               <w:rPr>
                 <w:rStyle w:val="Hyperlink"/>
                 <w:noProof/>
               </w:rPr>
-              <w:t>Interactive House</w:t>
-            </w:r>
-            <w:r>
-              <w:rPr>
-                <w:noProof/>
+              <w:t>Revision History</w:t>
+            </w:r>
+            <w:r>
+              <w:rPr>
+                <w:noProof/>
+                <w:webHidden/>
               </w:rPr>
               <w:tab/>
             </w:r>
             <w:r>
               <w:rPr>
                 <w:noProof/>
+                <w:webHidden/>
               </w:rPr>
               <w:fldChar w:fldCharType="begin"/>
             </w:r>
             <w:r>
               <w:rPr>
                 <w:noProof/>
-              </w:rPr>
-              <w:instrText xml:space="preserve"> PAGEREF _Toc229156156 \h </w:instrText>
-            </w:r>
-            <w:r>
-              <w:rPr>
-                <w:noProof/>
-              </w:rPr>
-            </w:r>
-            <w:r>
-              <w:rPr>
-                <w:noProof/>
+                <w:webHidden/>
+              </w:rPr>
+              <w:instrText xml:space="preserve"> PAGEREF _Toc230551587 \h </w:instrText>
+            </w:r>
+            <w:r>
+              <w:rPr>
+                <w:noProof/>
+                <w:webHidden/>
+              </w:rPr>
+            </w:r>
+            <w:r>
+              <w:rPr>
+                <w:noProof/>
+                <w:webHidden/>
               </w:rPr>
               <w:fldChar w:fldCharType="separate"/>
             </w:r>
             <w:r>
               <w:rPr>
                 <w:noProof/>
+                <w:webHidden/>
               </w:rPr>
               <w:t>2</w:t>
             </w:r>
             <w:r>
               <w:rPr>
                 <w:noProof/>
+                <w:webHidden/>
               </w:rPr>
               <w:fldChar w:fldCharType="end"/>
             </w:r>
@@ -169,10 +241,6 @@
         <w:p>
           <w:pPr>
             <w:pStyle w:val="TOC2"/>
-            <w:tabs>
-              <w:tab w:val="right" w:leader="dot" w:pos="9016"/>
-            </w:tabs>
-            <w:jc w:val="both"/>
             <w:rPr>
               <w:rFonts w:asciiTheme="minorHAnsi" w:eastAsiaTheme="minorEastAsia" w:hAnsiTheme="minorHAnsi" w:cstheme="minorBidi"/>
               <w:noProof/>
@@ -182,52 +250,59 @@
               <w14:ligatures w14:val="standardContextual"/>
             </w:rPr>
           </w:pPr>
-          <w:hyperlink w:anchor="_Toc229156157" w:history="1">
+          <w:hyperlink w:anchor="_Toc230551588" w:history="1">
             <w:r>
               <w:rPr>
                 <w:rStyle w:val="Hyperlink"/>
                 <w:noProof/>
               </w:rPr>
-              <w:t>Revision History</w:t>
-            </w:r>
-            <w:r>
-              <w:rPr>
-                <w:noProof/>
+              <w:t>Color Code Legend</w:t>
+            </w:r>
+            <w:r>
+              <w:rPr>
+                <w:noProof/>
+                <w:webHidden/>
               </w:rPr>
               <w:tab/>
             </w:r>
             <w:r>
               <w:rPr>
                 <w:noProof/>
+                <w:webHidden/>
               </w:rPr>
               <w:fldChar w:fldCharType="begin"/>
             </w:r>
             <w:r>
               <w:rPr>
                 <w:noProof/>
-              </w:rPr>
-              <w:instrText xml:space="preserve"> PAGEREF _Toc229156157 \h </w:instrText>
-            </w:r>
-            <w:r>
-              <w:rPr>
-                <w:noProof/>
-              </w:rPr>
-            </w:r>
-            <w:r>
-              <w:rPr>
-                <w:noProof/>
+                <w:webHidden/>
+              </w:rPr>
+              <w:instrText xml:space="preserve"> PAGEREF _Toc230551588 \h </w:instrText>
+            </w:r>
+            <w:r>
+              <w:rPr>
+                <w:noProof/>
+                <w:webHidden/>
+              </w:rPr>
+            </w:r>
+            <w:r>
+              <w:rPr>
+                <w:noProof/>
+                <w:webHidden/>
               </w:rPr>
               <w:fldChar w:fldCharType="separate"/>
             </w:r>
             <w:r>
               <w:rPr>
                 <w:noProof/>
+                <w:webHidden/>
               </w:rPr>
               <w:t>2</w:t>
             </w:r>
             <w:r>
               <w:rPr>
                 <w:noProof/>
+                <w:webHidden/>
               </w:rPr>
               <w:fldChar w:fldCharType="end"/>
             </w:r>
@@ -236,10 +311,6 @@
         <w:p>
           <w:pPr>
             <w:pStyle w:val="TOC2"/>
-            <w:tabs>
-              <w:tab w:val="right" w:leader="dot" w:pos="9016"/>
-            </w:tabs>
-            <w:jc w:val="both"/>
             <w:rPr>
               <w:rFonts w:asciiTheme="minorHAnsi" w:eastAsiaTheme="minorEastAsia" w:hAnsiTheme="minorHAnsi" w:cstheme="minorBidi"/>
               <w:noProof/>
@@ -249,7 +320,7 @@
               <w14:ligatures w14:val="standardContextual"/>
             </w:rPr>
           </w:pPr>
-          <w:hyperlink w:anchor="_Toc229156158" w:history="1">
+          <w:hyperlink w:anchor="_Toc230551589" w:history="1">
             <w:r>
               <w:rPr>
                 <w:rStyle w:val="Hyperlink"/>
@@ -260,41 +331,48 @@
             <w:r>
               <w:rPr>
                 <w:noProof/>
+                <w:webHidden/>
               </w:rPr>
               <w:tab/>
             </w:r>
             <w:r>
               <w:rPr>
                 <w:noProof/>
+                <w:webHidden/>
               </w:rPr>
               <w:fldChar w:fldCharType="begin"/>
             </w:r>
             <w:r>
               <w:rPr>
                 <w:noProof/>
-              </w:rPr>
-              <w:instrText xml:space="preserve"> PAGEREF _Toc229156158 \h </w:instrText>
-            </w:r>
-            <w:r>
-              <w:rPr>
-                <w:noProof/>
-              </w:rPr>
-            </w:r>
-            <w:r>
-              <w:rPr>
-                <w:noProof/>
+                <w:webHidden/>
+              </w:rPr>
+              <w:instrText xml:space="preserve"> PAGEREF _Toc230551589 \h </w:instrText>
+            </w:r>
+            <w:r>
+              <w:rPr>
+                <w:noProof/>
+                <w:webHidden/>
+              </w:rPr>
+            </w:r>
+            <w:r>
+              <w:rPr>
+                <w:noProof/>
+                <w:webHidden/>
               </w:rPr>
               <w:fldChar w:fldCharType="separate"/>
             </w:r>
             <w:r>
               <w:rPr>
                 <w:noProof/>
+                <w:webHidden/>
               </w:rPr>
               <w:t>2</w:t>
             </w:r>
             <w:r>
               <w:rPr>
                 <w:noProof/>
+                <w:webHidden/>
               </w:rPr>
               <w:fldChar w:fldCharType="end"/>
             </w:r>
@@ -303,10 +381,6 @@
         <w:p>
           <w:pPr>
             <w:pStyle w:val="TOC2"/>
-            <w:tabs>
-              <w:tab w:val="right" w:leader="dot" w:pos="9016"/>
-            </w:tabs>
-            <w:jc w:val="both"/>
             <w:rPr>
               <w:rFonts w:asciiTheme="minorHAnsi" w:eastAsiaTheme="minorEastAsia" w:hAnsiTheme="minorHAnsi" w:cstheme="minorBidi"/>
               <w:noProof/>
@@ -316,7 +390,7 @@
               <w14:ligatures w14:val="standardContextual"/>
             </w:rPr>
           </w:pPr>
-          <w:hyperlink w:anchor="_Toc229156159" w:history="1">
+          <w:hyperlink w:anchor="_Toc230551590" w:history="1">
             <w:r>
               <w:rPr>
                 <w:rStyle w:val="Hyperlink"/>
@@ -327,41 +401,48 @@
             <w:r>
               <w:rPr>
                 <w:noProof/>
+                <w:webHidden/>
               </w:rPr>
               <w:tab/>
             </w:r>
             <w:r>
               <w:rPr>
                 <w:noProof/>
+                <w:webHidden/>
               </w:rPr>
               <w:fldChar w:fldCharType="begin"/>
             </w:r>
             <w:r>
               <w:rPr>
                 <w:noProof/>
-              </w:rPr>
-              <w:instrText xml:space="preserve"> PAGEREF _Toc229156159 \h </w:instrText>
-            </w:r>
-            <w:r>
-              <w:rPr>
-                <w:noProof/>
-              </w:rPr>
-            </w:r>
-            <w:r>
-              <w:rPr>
-                <w:noProof/>
+                <w:webHidden/>
+              </w:rPr>
+              <w:instrText xml:space="preserve"> PAGEREF _Toc230551590 \h </w:instrText>
+            </w:r>
+            <w:r>
+              <w:rPr>
+                <w:noProof/>
+                <w:webHidden/>
+              </w:rPr>
+            </w:r>
+            <w:r>
+              <w:rPr>
+                <w:noProof/>
+                <w:webHidden/>
               </w:rPr>
               <w:fldChar w:fldCharType="separate"/>
             </w:r>
             <w:r>
               <w:rPr>
                 <w:noProof/>
+                <w:webHidden/>
               </w:rPr>
               <w:t>2</w:t>
             </w:r>
             <w:r>
               <w:rPr>
                 <w:noProof/>
+                <w:webHidden/>
               </w:rPr>
               <w:fldChar w:fldCharType="end"/>
             </w:r>
@@ -370,10 +451,6 @@
         <w:p>
           <w:pPr>
             <w:pStyle w:val="TOC3"/>
-            <w:tabs>
-              <w:tab w:val="right" w:leader="dot" w:pos="9016"/>
-            </w:tabs>
-            <w:jc w:val="both"/>
             <w:rPr>
               <w:rFonts w:asciiTheme="minorHAnsi" w:eastAsiaTheme="minorEastAsia" w:hAnsiTheme="minorHAnsi" w:cstheme="minorBidi"/>
               <w:noProof/>
@@ -383,7 +460,7 @@
               <w14:ligatures w14:val="standardContextual"/>
             </w:rPr>
           </w:pPr>
-          <w:hyperlink w:anchor="_Toc229156160" w:history="1">
+          <w:hyperlink w:anchor="_Toc230551591" w:history="1">
             <w:r>
               <w:rPr>
                 <w:rStyle w:val="Hyperlink"/>
@@ -394,41 +471,48 @@
             <w:r>
               <w:rPr>
                 <w:noProof/>
+                <w:webHidden/>
               </w:rPr>
               <w:tab/>
             </w:r>
             <w:r>
               <w:rPr>
                 <w:noProof/>
+                <w:webHidden/>
               </w:rPr>
               <w:fldChar w:fldCharType="begin"/>
             </w:r>
             <w:r>
               <w:rPr>
                 <w:noProof/>
-              </w:rPr>
-              <w:instrText xml:space="preserve"> PAGEREF _Toc229156160 \h </w:instrText>
-            </w:r>
-            <w:r>
-              <w:rPr>
-                <w:noProof/>
-              </w:rPr>
-            </w:r>
-            <w:r>
-              <w:rPr>
-                <w:noProof/>
+                <w:webHidden/>
+              </w:rPr>
+              <w:instrText xml:space="preserve"> PAGEREF _Toc230551591 \h </w:instrText>
+            </w:r>
+            <w:r>
+              <w:rPr>
+                <w:noProof/>
+                <w:webHidden/>
+              </w:rPr>
+            </w:r>
+            <w:r>
+              <w:rPr>
+                <w:noProof/>
+                <w:webHidden/>
               </w:rPr>
               <w:fldChar w:fldCharType="separate"/>
             </w:r>
             <w:r>
               <w:rPr>
                 <w:noProof/>
+                <w:webHidden/>
               </w:rPr>
               <w:t>2</w:t>
             </w:r>
             <w:r>
               <w:rPr>
                 <w:noProof/>
+                <w:webHidden/>
               </w:rPr>
               <w:fldChar w:fldCharType="end"/>
             </w:r>
@@ -437,10 +521,6 @@
         <w:p>
           <w:pPr>
             <w:pStyle w:val="TOC3"/>
-            <w:tabs>
-              <w:tab w:val="right" w:leader="dot" w:pos="9016"/>
-            </w:tabs>
-            <w:jc w:val="both"/>
             <w:rPr>
               <w:rFonts w:asciiTheme="minorHAnsi" w:eastAsiaTheme="minorEastAsia" w:hAnsiTheme="minorHAnsi" w:cstheme="minorBidi"/>
               <w:noProof/>
@@ -450,7 +530,7 @@
               <w14:ligatures w14:val="standardContextual"/>
             </w:rPr>
           </w:pPr>
-          <w:hyperlink w:anchor="_Toc229156161" w:history="1">
+          <w:hyperlink w:anchor="_Toc230551592" w:history="1">
             <w:r>
               <w:rPr>
                 <w:rStyle w:val="Hyperlink"/>
@@ -461,41 +541,48 @@
             <w:r>
               <w:rPr>
                 <w:noProof/>
+                <w:webHidden/>
               </w:rPr>
               <w:tab/>
             </w:r>
             <w:r>
               <w:rPr>
                 <w:noProof/>
+                <w:webHidden/>
               </w:rPr>
               <w:fldChar w:fldCharType="begin"/>
             </w:r>
             <w:r>
               <w:rPr>
                 <w:noProof/>
-              </w:rPr>
-              <w:instrText xml:space="preserve"> PAGEREF _Toc229156161 \h </w:instrText>
-            </w:r>
-            <w:r>
-              <w:rPr>
-                <w:noProof/>
-              </w:rPr>
-            </w:r>
-            <w:r>
-              <w:rPr>
-                <w:noProof/>
+                <w:webHidden/>
+              </w:rPr>
+              <w:instrText xml:space="preserve"> PAGEREF _Toc230551592 \h </w:instrText>
+            </w:r>
+            <w:r>
+              <w:rPr>
+                <w:noProof/>
+                <w:webHidden/>
+              </w:rPr>
+            </w:r>
+            <w:r>
+              <w:rPr>
+                <w:noProof/>
+                <w:webHidden/>
               </w:rPr>
               <w:fldChar w:fldCharType="separate"/>
             </w:r>
             <w:r>
               <w:rPr>
                 <w:noProof/>
+                <w:webHidden/>
               </w:rPr>
               <w:t>3</w:t>
             </w:r>
             <w:r>
               <w:rPr>
                 <w:noProof/>
+                <w:webHidden/>
               </w:rPr>
               <w:fldChar w:fldCharType="end"/>
             </w:r>
@@ -504,10 +591,6 @@
         <w:p>
           <w:pPr>
             <w:pStyle w:val="TOC3"/>
-            <w:tabs>
-              <w:tab w:val="right" w:leader="dot" w:pos="9016"/>
-            </w:tabs>
-            <w:jc w:val="both"/>
             <w:rPr>
               <w:rFonts w:asciiTheme="minorHAnsi" w:eastAsiaTheme="minorEastAsia" w:hAnsiTheme="minorHAnsi" w:cstheme="minorBidi"/>
               <w:noProof/>
@@ -517,7 +600,7 @@
               <w14:ligatures w14:val="standardContextual"/>
             </w:rPr>
           </w:pPr>
-          <w:hyperlink w:anchor="_Toc229156162" w:history="1">
+          <w:hyperlink w:anchor="_Toc230551593" w:history="1">
             <w:r>
               <w:rPr>
                 <w:rStyle w:val="Hyperlink"/>
@@ -528,41 +611,48 @@
             <w:r>
               <w:rPr>
                 <w:noProof/>
+                <w:webHidden/>
               </w:rPr>
               <w:tab/>
             </w:r>
             <w:r>
               <w:rPr>
                 <w:noProof/>
+                <w:webHidden/>
               </w:rPr>
               <w:fldChar w:fldCharType="begin"/>
             </w:r>
             <w:r>
               <w:rPr>
                 <w:noProof/>
-              </w:rPr>
-              <w:instrText xml:space="preserve"> PAGEREF _Toc229156162 \h </w:instrText>
-            </w:r>
-            <w:r>
-              <w:rPr>
-                <w:noProof/>
-              </w:rPr>
-            </w:r>
-            <w:r>
-              <w:rPr>
-                <w:noProof/>
+                <w:webHidden/>
+              </w:rPr>
+              <w:instrText xml:space="preserve"> PAGEREF _Toc230551593 \h </w:instrText>
+            </w:r>
+            <w:r>
+              <w:rPr>
+                <w:noProof/>
+                <w:webHidden/>
+              </w:rPr>
+            </w:r>
+            <w:r>
+              <w:rPr>
+                <w:noProof/>
+                <w:webHidden/>
               </w:rPr>
               <w:fldChar w:fldCharType="separate"/>
             </w:r>
             <w:r>
               <w:rPr>
                 <w:noProof/>
+                <w:webHidden/>
               </w:rPr>
               <w:t>3</w:t>
             </w:r>
             <w:r>
               <w:rPr>
                 <w:noProof/>
+                <w:webHidden/>
               </w:rPr>
               <w:fldChar w:fldCharType="end"/>
             </w:r>
@@ -571,10 +661,6 @@
         <w:p>
           <w:pPr>
             <w:pStyle w:val="TOC3"/>
-            <w:tabs>
-              <w:tab w:val="right" w:leader="dot" w:pos="9016"/>
-            </w:tabs>
-            <w:jc w:val="both"/>
             <w:rPr>
               <w:rFonts w:asciiTheme="minorHAnsi" w:eastAsiaTheme="minorEastAsia" w:hAnsiTheme="minorHAnsi" w:cstheme="minorBidi"/>
               <w:noProof/>
@@ -584,7 +670,7 @@
               <w14:ligatures w14:val="standardContextual"/>
             </w:rPr>
           </w:pPr>
-          <w:hyperlink w:anchor="_Toc229156163" w:history="1">
+          <w:hyperlink w:anchor="_Toc230551594" w:history="1">
             <w:r>
               <w:rPr>
                 <w:rStyle w:val="Hyperlink"/>
@@ -595,41 +681,48 @@
             <w:r>
               <w:rPr>
                 <w:noProof/>
+                <w:webHidden/>
               </w:rPr>
               <w:tab/>
             </w:r>
             <w:r>
               <w:rPr>
                 <w:noProof/>
+                <w:webHidden/>
               </w:rPr>
               <w:fldChar w:fldCharType="begin"/>
             </w:r>
             <w:r>
               <w:rPr>
                 <w:noProof/>
-              </w:rPr>
-              <w:instrText xml:space="preserve"> PAGEREF _Toc229156163 \h </w:instrText>
-            </w:r>
-            <w:r>
-              <w:rPr>
-                <w:noProof/>
-              </w:rPr>
-            </w:r>
-            <w:r>
-              <w:rPr>
-                <w:noProof/>
+                <w:webHidden/>
+              </w:rPr>
+              <w:instrText xml:space="preserve"> PAGEREF _Toc230551594 \h </w:instrText>
+            </w:r>
+            <w:r>
+              <w:rPr>
+                <w:noProof/>
+                <w:webHidden/>
+              </w:rPr>
+            </w:r>
+            <w:r>
+              <w:rPr>
+                <w:noProof/>
+                <w:webHidden/>
               </w:rPr>
               <w:fldChar w:fldCharType="separate"/>
             </w:r>
             <w:r>
               <w:rPr>
                 <w:noProof/>
-              </w:rPr>
-              <w:t>3</w:t>
-            </w:r>
-            <w:r>
-              <w:rPr>
-                <w:noProof/>
+                <w:webHidden/>
+              </w:rPr>
+              <w:t>4</w:t>
+            </w:r>
+            <w:r>
+              <w:rPr>
+                <w:noProof/>
+                <w:webHidden/>
               </w:rPr>
               <w:fldChar w:fldCharType="end"/>
             </w:r>
@@ -638,10 +731,6 @@
         <w:p>
           <w:pPr>
             <w:pStyle w:val="TOC3"/>
-            <w:tabs>
-              <w:tab w:val="right" w:leader="dot" w:pos="9016"/>
-            </w:tabs>
-            <w:jc w:val="both"/>
             <w:rPr>
               <w:rFonts w:asciiTheme="minorHAnsi" w:eastAsiaTheme="minorEastAsia" w:hAnsiTheme="minorHAnsi" w:cstheme="minorBidi"/>
               <w:noProof/>
@@ -651,7 +740,7 @@
               <w14:ligatures w14:val="standardContextual"/>
             </w:rPr>
           </w:pPr>
-          <w:hyperlink w:anchor="_Toc229156164" w:history="1">
+          <w:hyperlink w:anchor="_Toc230551595" w:history="1">
             <w:r>
               <w:rPr>
                 <w:rStyle w:val="Hyperlink"/>
@@ -662,41 +751,48 @@
             <w:r>
               <w:rPr>
                 <w:noProof/>
+                <w:webHidden/>
               </w:rPr>
               <w:tab/>
             </w:r>
             <w:r>
               <w:rPr>
                 <w:noProof/>
+                <w:webHidden/>
               </w:rPr>
               <w:fldChar w:fldCharType="begin"/>
             </w:r>
             <w:r>
               <w:rPr>
                 <w:noProof/>
-              </w:rPr>
-              <w:instrText xml:space="preserve"> PAGEREF _Toc229156164 \h </w:instrText>
-            </w:r>
-            <w:r>
-              <w:rPr>
-                <w:noProof/>
-              </w:rPr>
-            </w:r>
-            <w:r>
-              <w:rPr>
-                <w:noProof/>
+                <w:webHidden/>
+              </w:rPr>
+              <w:instrText xml:space="preserve"> PAGEREF _Toc230551595 \h </w:instrText>
+            </w:r>
+            <w:r>
+              <w:rPr>
+                <w:noProof/>
+                <w:webHidden/>
+              </w:rPr>
+            </w:r>
+            <w:r>
+              <w:rPr>
+                <w:noProof/>
+                <w:webHidden/>
               </w:rPr>
               <w:fldChar w:fldCharType="separate"/>
             </w:r>
             <w:r>
               <w:rPr>
                 <w:noProof/>
+                <w:webHidden/>
               </w:rPr>
               <w:t>4</w:t>
             </w:r>
             <w:r>
               <w:rPr>
                 <w:noProof/>
+                <w:webHidden/>
               </w:rPr>
               <w:fldChar w:fldCharType="end"/>
             </w:r>
@@ -705,10 +801,6 @@
         <w:p>
           <w:pPr>
             <w:pStyle w:val="TOC3"/>
-            <w:tabs>
-              <w:tab w:val="right" w:leader="dot" w:pos="9016"/>
-            </w:tabs>
-            <w:jc w:val="both"/>
             <w:rPr>
               <w:rFonts w:asciiTheme="minorHAnsi" w:eastAsiaTheme="minorEastAsia" w:hAnsiTheme="minorHAnsi" w:cstheme="minorBidi"/>
               <w:noProof/>
@@ -718,7 +810,7 @@
               <w14:ligatures w14:val="standardContextual"/>
             </w:rPr>
           </w:pPr>
-          <w:hyperlink w:anchor="_Toc229156165" w:history="1">
+          <w:hyperlink w:anchor="_Toc230551596" w:history="1">
             <w:r>
               <w:rPr>
                 <w:rStyle w:val="Hyperlink"/>
@@ -729,41 +821,48 @@
             <w:r>
               <w:rPr>
                 <w:noProof/>
+                <w:webHidden/>
               </w:rPr>
               <w:tab/>
             </w:r>
             <w:r>
               <w:rPr>
                 <w:noProof/>
+                <w:webHidden/>
               </w:rPr>
               <w:fldChar w:fldCharType="begin"/>
             </w:r>
             <w:r>
               <w:rPr>
                 <w:noProof/>
-              </w:rPr>
-              <w:instrText xml:space="preserve"> PAGEREF _Toc229156165 \h </w:instrText>
-            </w:r>
-            <w:r>
-              <w:rPr>
-                <w:noProof/>
-              </w:rPr>
-            </w:r>
-            <w:r>
-              <w:rPr>
-                <w:noProof/>
+                <w:webHidden/>
+              </w:rPr>
+              <w:instrText xml:space="preserve"> PAGEREF _Toc230551596 \h </w:instrText>
+            </w:r>
+            <w:r>
+              <w:rPr>
+                <w:noProof/>
+                <w:webHidden/>
+              </w:rPr>
+            </w:r>
+            <w:r>
+              <w:rPr>
+                <w:noProof/>
+                <w:webHidden/>
               </w:rPr>
               <w:fldChar w:fldCharType="separate"/>
             </w:r>
             <w:r>
               <w:rPr>
                 <w:noProof/>
+                <w:webHidden/>
               </w:rPr>
               <w:t>4</w:t>
             </w:r>
             <w:r>
               <w:rPr>
                 <w:noProof/>
+                <w:webHidden/>
               </w:rPr>
               <w:fldChar w:fldCharType="end"/>
             </w:r>
@@ -772,10 +871,6 @@
         <w:p>
           <w:pPr>
             <w:pStyle w:val="TOC3"/>
-            <w:tabs>
-              <w:tab w:val="right" w:leader="dot" w:pos="9016"/>
-            </w:tabs>
-            <w:jc w:val="both"/>
             <w:rPr>
               <w:rFonts w:asciiTheme="minorHAnsi" w:eastAsiaTheme="minorEastAsia" w:hAnsiTheme="minorHAnsi" w:cstheme="minorBidi"/>
               <w:noProof/>
@@ -785,7 +880,7 @@
               <w14:ligatures w14:val="standardContextual"/>
             </w:rPr>
           </w:pPr>
-          <w:hyperlink w:anchor="_Toc229156166" w:history="1">
+          <w:hyperlink w:anchor="_Toc230551597" w:history="1">
             <w:r>
               <w:rPr>
                 <w:rStyle w:val="Hyperlink"/>
@@ -796,41 +891,48 @@
             <w:r>
               <w:rPr>
                 <w:noProof/>
+                <w:webHidden/>
               </w:rPr>
               <w:tab/>
             </w:r>
             <w:r>
               <w:rPr>
                 <w:noProof/>
+                <w:webHidden/>
               </w:rPr>
               <w:fldChar w:fldCharType="begin"/>
             </w:r>
             <w:r>
               <w:rPr>
                 <w:noProof/>
-              </w:rPr>
-              <w:instrText xml:space="preserve"> PAGEREF _Toc229156166 \h </w:instrText>
-            </w:r>
-            <w:r>
-              <w:rPr>
-                <w:noProof/>
-              </w:rPr>
-            </w:r>
-            <w:r>
-              <w:rPr>
-                <w:noProof/>
+                <w:webHidden/>
+              </w:rPr>
+              <w:instrText xml:space="preserve"> PAGEREF _Toc230551597 \h </w:instrText>
+            </w:r>
+            <w:r>
+              <w:rPr>
+                <w:noProof/>
+                <w:webHidden/>
+              </w:rPr>
+            </w:r>
+            <w:r>
+              <w:rPr>
+                <w:noProof/>
+                <w:webHidden/>
               </w:rPr>
               <w:fldChar w:fldCharType="separate"/>
             </w:r>
             <w:r>
               <w:rPr>
                 <w:noProof/>
-              </w:rPr>
-              <w:t>4</w:t>
-            </w:r>
-            <w:r>
-              <w:rPr>
-                <w:noProof/>
+                <w:webHidden/>
+              </w:rPr>
+              <w:t>5</w:t>
+            </w:r>
+            <w:r>
+              <w:rPr>
+                <w:noProof/>
+                <w:webHidden/>
               </w:rPr>
               <w:fldChar w:fldCharType="end"/>
             </w:r>
@@ -839,10 +941,6 @@
         <w:p>
           <w:pPr>
             <w:pStyle w:val="TOC3"/>
-            <w:tabs>
-              <w:tab w:val="right" w:leader="dot" w:pos="9016"/>
-            </w:tabs>
-            <w:jc w:val="both"/>
             <w:rPr>
               <w:rFonts w:asciiTheme="minorHAnsi" w:eastAsiaTheme="minorEastAsia" w:hAnsiTheme="minorHAnsi" w:cstheme="minorBidi"/>
               <w:noProof/>
@@ -852,7 +950,7 @@
               <w14:ligatures w14:val="standardContextual"/>
             </w:rPr>
           </w:pPr>
-          <w:hyperlink w:anchor="_Toc229156167" w:history="1">
+          <w:hyperlink w:anchor="_Toc230551598" w:history="1">
             <w:r>
               <w:rPr>
                 <w:rStyle w:val="Hyperlink"/>
@@ -863,41 +961,48 @@
             <w:r>
               <w:rPr>
                 <w:noProof/>
+                <w:webHidden/>
               </w:rPr>
               <w:tab/>
             </w:r>
             <w:r>
               <w:rPr>
                 <w:noProof/>
+                <w:webHidden/>
               </w:rPr>
               <w:fldChar w:fldCharType="begin"/>
             </w:r>
             <w:r>
               <w:rPr>
                 <w:noProof/>
-              </w:rPr>
-              <w:instrText xml:space="preserve"> PAGEREF _Toc229156167 \h </w:instrText>
-            </w:r>
-            <w:r>
-              <w:rPr>
-                <w:noProof/>
-              </w:rPr>
-            </w:r>
-            <w:r>
-              <w:rPr>
-                <w:noProof/>
+                <w:webHidden/>
+              </w:rPr>
+              <w:instrText xml:space="preserve"> PAGEREF _Toc230551598 \h </w:instrText>
+            </w:r>
+            <w:r>
+              <w:rPr>
+                <w:noProof/>
+                <w:webHidden/>
+              </w:rPr>
+            </w:r>
+            <w:r>
+              <w:rPr>
+                <w:noProof/>
+                <w:webHidden/>
               </w:rPr>
               <w:fldChar w:fldCharType="separate"/>
             </w:r>
             <w:r>
               <w:rPr>
                 <w:noProof/>
+                <w:webHidden/>
               </w:rPr>
               <w:t>5</w:t>
             </w:r>
             <w:r>
               <w:rPr>
                 <w:noProof/>
+                <w:webHidden/>
               </w:rPr>
               <w:fldChar w:fldCharType="end"/>
             </w:r>
@@ -906,10 +1011,6 @@
         <w:p>
           <w:pPr>
             <w:pStyle w:val="TOC3"/>
-            <w:tabs>
-              <w:tab w:val="right" w:leader="dot" w:pos="9016"/>
-            </w:tabs>
-            <w:jc w:val="both"/>
             <w:rPr>
               <w:rFonts w:asciiTheme="minorHAnsi" w:eastAsiaTheme="minorEastAsia" w:hAnsiTheme="minorHAnsi" w:cstheme="minorBidi"/>
               <w:noProof/>
@@ -919,7 +1020,7 @@
               <w14:ligatures w14:val="standardContextual"/>
             </w:rPr>
           </w:pPr>
-          <w:hyperlink w:anchor="_Toc229156168" w:history="1">
+          <w:hyperlink w:anchor="_Toc230551599" w:history="1">
             <w:r>
               <w:rPr>
                 <w:rStyle w:val="Hyperlink"/>
@@ -930,41 +1031,48 @@
             <w:r>
               <w:rPr>
                 <w:noProof/>
+                <w:webHidden/>
               </w:rPr>
               <w:tab/>
             </w:r>
             <w:r>
               <w:rPr>
                 <w:noProof/>
+                <w:webHidden/>
               </w:rPr>
               <w:fldChar w:fldCharType="begin"/>
             </w:r>
             <w:r>
               <w:rPr>
                 <w:noProof/>
-              </w:rPr>
-              <w:instrText xml:space="preserve"> PAGEREF _Toc229156168 \h </w:instrText>
-            </w:r>
-            <w:r>
-              <w:rPr>
-                <w:noProof/>
-              </w:rPr>
-            </w:r>
-            <w:r>
-              <w:rPr>
-                <w:noProof/>
+                <w:webHidden/>
+              </w:rPr>
+              <w:instrText xml:space="preserve"> PAGEREF _Toc230551599 \h </w:instrText>
+            </w:r>
+            <w:r>
+              <w:rPr>
+                <w:noProof/>
+                <w:webHidden/>
+              </w:rPr>
+            </w:r>
+            <w:r>
+              <w:rPr>
+                <w:noProof/>
+                <w:webHidden/>
               </w:rPr>
               <w:fldChar w:fldCharType="separate"/>
             </w:r>
             <w:r>
               <w:rPr>
                 <w:noProof/>
+                <w:webHidden/>
               </w:rPr>
               <w:t>5</w:t>
             </w:r>
             <w:r>
               <w:rPr>
                 <w:noProof/>
+                <w:webHidden/>
               </w:rPr>
               <w:fldChar w:fldCharType="end"/>
             </w:r>
@@ -972,7 +1080,7 @@
         </w:p>
         <w:p>
           <w:pPr>
-            <w:jc w:val="both"/>
+            <w:pStyle w:val="TOCHeading"/>
           </w:pPr>
           <w:r>
             <w:fldChar w:fldCharType="end"/>
@@ -981,24 +1089,15 @@
       </w:sdtContent>
     </w:sdt>
     <w:p>
-      <w:pPr>
-        <w:jc w:val="both"/>
-        <w:sectPr>
-          <w:footerReference w:type="default" r:id="rId7"/>
-          <w:pgSz w:w="11906" w:h="16838"/>
-          <w:pgMar w:top="1440" w:right="1440" w:bottom="1440" w:left="1440" w:header="708" w:footer="708" w:gutter="0"/>
-          <w:pgNumType w:start="1"/>
-          <w:cols w:space="720"/>
-          <w:docGrid w:linePitch="360"/>
-        </w:sectPr>
-      </w:pPr>
+      <w:r>
+        <w:br w:type="page"/>
+      </w:r>
     </w:p>
     <w:p>
       <w:pPr>
         <w:pStyle w:val="Heading1"/>
-        <w:jc w:val="both"/>
-      </w:pPr>
-      <w:bookmarkStart w:id="0" w:name="_Toc229156155"/>
+      </w:pPr>
+      <w:bookmarkStart w:id="0" w:name="_Toc230551585"/>
       <w:r>
         <w:lastRenderedPageBreak/>
         <w:t>Test Plan Documentation</w:t>
@@ -1008,25 +1107,51 @@
     <w:p>
       <w:pPr>
         <w:pStyle w:val="Heading1"/>
-        <w:jc w:val="both"/>
-      </w:pPr>
-      <w:bookmarkStart w:id="1" w:name="_Toc229156156"/>
+      </w:pPr>
+      <w:bookmarkStart w:id="1" w:name="_Toc230551586"/>
       <w:r>
         <w:t>Interactive House</w:t>
       </w:r>
       <w:bookmarkEnd w:id="1"/>
     </w:p>
-    <w:p>
-      <w:pPr>
-        <w:jc w:val="both"/>
-      </w:pPr>
-    </w:p>
+    <w:p/>
+    <w:p>
+      <w:r>
+        <w:rPr>
+          <w:b/>
+          <w:bCs/>
+        </w:rPr>
+        <w:t xml:space="preserve">GitHub: </w:t>
+      </w:r>
+      <w:hyperlink r:id="rId7" w:history="1">
+        <w:r>
+          <w:rPr>
+            <w:rStyle w:val="Hyperlink"/>
+          </w:rPr>
+          <w:t>Interactive House</w:t>
+        </w:r>
+      </w:hyperlink>
+      <w:r>
+        <w:t xml:space="preserve"> — see </w:t>
+      </w:r>
+      <w:r>
+        <w:rPr>
+          <w:rFonts w:ascii="Courier New" w:eastAsia="Courier New" w:hAnsi="Courier New" w:cs="Courier New"/>
+          <w:b/>
+          <w:bCs/>
+        </w:rPr>
+        <w:t>SG1_Server_DB/</w:t>
+      </w:r>
+      <w:r>
+        <w:t xml:space="preserve"> for server &amp; database code</w:t>
+      </w:r>
+    </w:p>
+    <w:p/>
     <w:p>
       <w:pPr>
         <w:pStyle w:val="Heading2"/>
-        <w:jc w:val="both"/>
-      </w:pPr>
-      <w:bookmarkStart w:id="2" w:name="_Toc229156157"/>
+      </w:pPr>
+      <w:bookmarkStart w:id="2" w:name="_Toc230551587"/>
       <w:r>
         <w:t>Revision History</w:t>
       </w:r>
@@ -1047,18 +1172,55 @@
           <w:left w:w="10" w:type="dxa"/>
           <w:right w:w="10" w:type="dxa"/>
         </w:tblCellMar>
-        <w:tblLook w:val="04A0" w:firstRow="1" w:lastRow="0" w:firstColumn="1" w:lastColumn="0" w:noHBand="0" w:noVBand="1"/>
+        <w:tblLook w:val="0000" w:firstRow="0" w:lastRow="0" w:firstColumn="0" w:lastColumn="0" w:noHBand="0" w:noVBand="0"/>
       </w:tblPr>
       <w:tblGrid>
-        <w:gridCol w:w="1241"/>
-        <w:gridCol w:w="974"/>
-        <w:gridCol w:w="4424"/>
-        <w:gridCol w:w="2721"/>
+        <w:gridCol w:w="1800"/>
+        <w:gridCol w:w="1200"/>
+        <w:gridCol w:w="4560"/>
+        <w:gridCol w:w="1800"/>
       </w:tblGrid>
       <w:tr>
+        <w:tblPrEx>
+          <w:tblCellMar>
+            <w:top w:w="0" w:type="dxa"/>
+            <w:bottom w:w="0" w:type="dxa"/>
+          </w:tblCellMar>
+        </w:tblPrEx>
         <w:trPr>
           <w:tblHeader/>
         </w:trPr>
+        <w:tc>
+          <w:tcPr>
+            <w:tcW w:w="1800" w:type="dxa"/>
+            <w:tcBorders>
+              <w:top w:val="single" w:sz="1" w:space="0" w:color="CCCCCC"/>
+              <w:left w:val="single" w:sz="1" w:space="0" w:color="CCCCCC"/>
+              <w:bottom w:val="single" w:sz="1" w:space="0" w:color="CCCCCC"/>
+              <w:right w:val="single" w:sz="1" w:space="0" w:color="CCCCCC"/>
+            </w:tcBorders>
+            <w:shd w:val="clear" w:color="auto" w:fill="2E4057"/>
+            <w:tcMar>
+              <w:top w:w="80" w:type="dxa"/>
+              <w:left w:w="120" w:type="dxa"/>
+              <w:bottom w:w="80" w:type="dxa"/>
+              <w:right w:w="120" w:type="dxa"/>
+            </w:tcMar>
+            <w:vAlign w:val="center"/>
+          </w:tcPr>
+          <w:p>
+            <w:r>
+              <w:rPr>
+                <w:b/>
+                <w:bCs/>
+                <w:color w:val="FFFFFF"/>
+                <w:sz w:val="20"/>
+                <w:szCs w:val="20"/>
+              </w:rPr>
+              <w:t>Date</w:t>
+            </w:r>
+          </w:p>
+        </w:tc>
         <w:tc>
           <w:tcPr>
             <w:tcW w:w="1200" w:type="dxa"/>
@@ -1068,7 +1230,7 @@
               <w:bottom w:val="single" w:sz="1" w:space="0" w:color="CCCCCC"/>
               <w:right w:val="single" w:sz="1" w:space="0" w:color="CCCCCC"/>
             </w:tcBorders>
-            <w:shd w:val="clear" w:color="auto" w:fill="2E6DA4"/>
+            <w:shd w:val="clear" w:color="auto" w:fill="2E4057"/>
             <w:tcMar>
               <w:top w:w="80" w:type="dxa"/>
               <w:left w:w="120" w:type="dxa"/>
@@ -1078,29 +1240,28 @@
             <w:vAlign w:val="center"/>
           </w:tcPr>
           <w:p>
-            <w:pPr>
-              <w:jc w:val="both"/>
-            </w:pPr>
             <w:r>
               <w:rPr>
                 <w:b/>
                 <w:bCs/>
                 <w:color w:val="FFFFFF"/>
-              </w:rPr>
-              <w:t>Date</w:t>
+                <w:sz w:val="20"/>
+                <w:szCs w:val="20"/>
+              </w:rPr>
+              <w:t>Version</w:t>
             </w:r>
           </w:p>
         </w:tc>
         <w:tc>
           <w:tcPr>
-            <w:tcW w:w="900" w:type="dxa"/>
+            <w:tcW w:w="4560" w:type="dxa"/>
             <w:tcBorders>
               <w:top w:val="single" w:sz="1" w:space="0" w:color="CCCCCC"/>
               <w:left w:val="single" w:sz="1" w:space="0" w:color="CCCCCC"/>
               <w:bottom w:val="single" w:sz="1" w:space="0" w:color="CCCCCC"/>
               <w:right w:val="single" w:sz="1" w:space="0" w:color="CCCCCC"/>
             </w:tcBorders>
-            <w:shd w:val="clear" w:color="auto" w:fill="2E6DA4"/>
+            <w:shd w:val="clear" w:color="auto" w:fill="2E4057"/>
             <w:tcMar>
               <w:top w:w="80" w:type="dxa"/>
               <w:left w:w="120" w:type="dxa"/>
@@ -1110,29 +1271,28 @@
             <w:vAlign w:val="center"/>
           </w:tcPr>
           <w:p>
-            <w:pPr>
-              <w:jc w:val="both"/>
-            </w:pPr>
             <w:r>
               <w:rPr>
                 <w:b/>
                 <w:bCs/>
                 <w:color w:val="FFFFFF"/>
-              </w:rPr>
-              <w:t>Version</w:t>
+                <w:sz w:val="20"/>
+                <w:szCs w:val="20"/>
+              </w:rPr>
+              <w:t>Description</w:t>
             </w:r>
           </w:p>
         </w:tc>
         <w:tc>
           <w:tcPr>
-            <w:tcW w:w="4500" w:type="dxa"/>
+            <w:tcW w:w="1800" w:type="dxa"/>
             <w:tcBorders>
               <w:top w:val="single" w:sz="1" w:space="0" w:color="CCCCCC"/>
               <w:left w:val="single" w:sz="1" w:space="0" w:color="CCCCCC"/>
               <w:bottom w:val="single" w:sz="1" w:space="0" w:color="CCCCCC"/>
               <w:right w:val="single" w:sz="1" w:space="0" w:color="CCCCCC"/>
             </w:tcBorders>
-            <w:shd w:val="clear" w:color="auto" w:fill="2E6DA4"/>
+            <w:shd w:val="clear" w:color="auto" w:fill="2E4057"/>
             <w:tcMar>
               <w:top w:w="80" w:type="dxa"/>
               <w:left w:w="120" w:type="dxa"/>
@@ -1142,29 +1302,36 @@
             <w:vAlign w:val="center"/>
           </w:tcPr>
           <w:p>
-            <w:pPr>
-              <w:jc w:val="both"/>
-            </w:pPr>
             <w:r>
               <w:rPr>
                 <w:b/>
                 <w:bCs/>
                 <w:color w:val="FFFFFF"/>
-              </w:rPr>
-              <w:t>Description</w:t>
+                <w:sz w:val="20"/>
+                <w:szCs w:val="20"/>
+              </w:rPr>
+              <w:t>Author</w:t>
             </w:r>
           </w:p>
         </w:tc>
+      </w:tr>
+      <w:tr>
+        <w:tblPrEx>
+          <w:tblCellMar>
+            <w:top w:w="0" w:type="dxa"/>
+            <w:bottom w:w="0" w:type="dxa"/>
+          </w:tblCellMar>
+        </w:tblPrEx>
         <w:tc>
           <w:tcPr>
-            <w:tcW w:w="2760" w:type="dxa"/>
+            <w:tcW w:w="1800" w:type="dxa"/>
             <w:tcBorders>
               <w:top w:val="single" w:sz="1" w:space="0" w:color="CCCCCC"/>
               <w:left w:val="single" w:sz="1" w:space="0" w:color="CCCCCC"/>
               <w:bottom w:val="single" w:sz="1" w:space="0" w:color="CCCCCC"/>
               <w:right w:val="single" w:sz="1" w:space="0" w:color="CCCCCC"/>
             </w:tcBorders>
-            <w:shd w:val="clear" w:color="auto" w:fill="2E6DA4"/>
+            <w:shd w:val="clear" w:color="auto" w:fill="F2F2F2"/>
             <w:tcMar>
               <w:top w:w="80" w:type="dxa"/>
               <w:left w:w="120" w:type="dxa"/>
@@ -1174,24 +1341,566 @@
             <w:vAlign w:val="center"/>
           </w:tcPr>
           <w:p>
-            <w:pPr>
-              <w:jc w:val="both"/>
-            </w:pPr>
-            <w:r>
-              <w:rPr>
-                <w:b/>
-                <w:bCs/>
-                <w:color w:val="FFFFFF"/>
-              </w:rPr>
-              <w:t>Author</w:t>
+            <w:r>
+              <w:rPr>
+                <w:color w:val="000000"/>
+                <w:sz w:val="20"/>
+                <w:szCs w:val="20"/>
+              </w:rPr>
+              <w:t>08/05/2026</w:t>
+            </w:r>
+          </w:p>
+        </w:tc>
+        <w:tc>
+          <w:tcPr>
+            <w:tcW w:w="1200" w:type="dxa"/>
+            <w:tcBorders>
+              <w:top w:val="single" w:sz="1" w:space="0" w:color="CCCCCC"/>
+              <w:left w:val="single" w:sz="1" w:space="0" w:color="CCCCCC"/>
+              <w:bottom w:val="single" w:sz="1" w:space="0" w:color="CCCCCC"/>
+              <w:right w:val="single" w:sz="1" w:space="0" w:color="CCCCCC"/>
+            </w:tcBorders>
+            <w:shd w:val="clear" w:color="auto" w:fill="F2F2F2"/>
+            <w:tcMar>
+              <w:top w:w="80" w:type="dxa"/>
+              <w:left w:w="120" w:type="dxa"/>
+              <w:bottom w:w="80" w:type="dxa"/>
+              <w:right w:w="120" w:type="dxa"/>
+            </w:tcMar>
+            <w:vAlign w:val="center"/>
+          </w:tcPr>
+          <w:p>
+            <w:r>
+              <w:rPr>
+                <w:color w:val="000000"/>
+                <w:sz w:val="20"/>
+                <w:szCs w:val="20"/>
+              </w:rPr>
+              <w:t>1.0</w:t>
+            </w:r>
+          </w:p>
+        </w:tc>
+        <w:tc>
+          <w:tcPr>
+            <w:tcW w:w="4560" w:type="dxa"/>
+            <w:tcBorders>
+              <w:top w:val="single" w:sz="1" w:space="0" w:color="CCCCCC"/>
+              <w:left w:val="single" w:sz="1" w:space="0" w:color="CCCCCC"/>
+              <w:bottom w:val="single" w:sz="1" w:space="0" w:color="CCCCCC"/>
+              <w:right w:val="single" w:sz="1" w:space="0" w:color="CCCCCC"/>
+            </w:tcBorders>
+            <w:shd w:val="clear" w:color="auto" w:fill="F2F2F2"/>
+            <w:tcMar>
+              <w:top w:w="80" w:type="dxa"/>
+              <w:left w:w="120" w:type="dxa"/>
+              <w:bottom w:w="80" w:type="dxa"/>
+              <w:right w:w="120" w:type="dxa"/>
+            </w:tcMar>
+            <w:vAlign w:val="center"/>
+          </w:tcPr>
+          <w:p>
+            <w:r>
+              <w:rPr>
+                <w:color w:val="000000"/>
+                <w:sz w:val="20"/>
+                <w:szCs w:val="20"/>
+              </w:rPr>
+              <w:t>Merged and updated test plan based on implemented system</w:t>
+            </w:r>
+          </w:p>
+        </w:tc>
+        <w:tc>
+          <w:tcPr>
+            <w:tcW w:w="1800" w:type="dxa"/>
+            <w:tcBorders>
+              <w:top w:val="single" w:sz="1" w:space="0" w:color="CCCCCC"/>
+              <w:left w:val="single" w:sz="1" w:space="0" w:color="CCCCCC"/>
+              <w:bottom w:val="single" w:sz="1" w:space="0" w:color="CCCCCC"/>
+              <w:right w:val="single" w:sz="1" w:space="0" w:color="CCCCCC"/>
+            </w:tcBorders>
+            <w:shd w:val="clear" w:color="auto" w:fill="F2F2F2"/>
+            <w:tcMar>
+              <w:top w:w="80" w:type="dxa"/>
+              <w:left w:w="120" w:type="dxa"/>
+              <w:bottom w:w="80" w:type="dxa"/>
+              <w:right w:w="120" w:type="dxa"/>
+            </w:tcMar>
+            <w:vAlign w:val="center"/>
+          </w:tcPr>
+          <w:p>
+            <w:r>
+              <w:rPr>
+                <w:color w:val="000000"/>
+                <w:sz w:val="20"/>
+                <w:szCs w:val="20"/>
+              </w:rPr>
+              <w:t>Katerina Arvay, Dario Ostojic, Andre Sandblom</w:t>
             </w:r>
           </w:p>
         </w:tc>
       </w:tr>
       <w:tr>
+        <w:tblPrEx>
+          <w:tblCellMar>
+            <w:top w:w="0" w:type="dxa"/>
+            <w:bottom w:w="0" w:type="dxa"/>
+          </w:tblCellMar>
+        </w:tblPrEx>
+        <w:tc>
+          <w:tcPr>
+            <w:tcW w:w="1800" w:type="dxa"/>
+            <w:tcBorders>
+              <w:top w:val="single" w:sz="1" w:space="0" w:color="CCCCCC"/>
+              <w:left w:val="single" w:sz="1" w:space="0" w:color="CCCCCC"/>
+              <w:bottom w:val="single" w:sz="1" w:space="0" w:color="CCCCCC"/>
+              <w:right w:val="single" w:sz="1" w:space="0" w:color="CCCCCC"/>
+            </w:tcBorders>
+            <w:tcMar>
+              <w:top w:w="80" w:type="dxa"/>
+              <w:left w:w="120" w:type="dxa"/>
+              <w:bottom w:w="80" w:type="dxa"/>
+              <w:right w:w="120" w:type="dxa"/>
+            </w:tcMar>
+            <w:vAlign w:val="center"/>
+          </w:tcPr>
+          <w:p>
+            <w:r>
+              <w:rPr>
+                <w:color w:val="000000"/>
+                <w:sz w:val="20"/>
+                <w:szCs w:val="20"/>
+              </w:rPr>
+              <w:t>24/05/2026</w:t>
+            </w:r>
+          </w:p>
+        </w:tc>
         <w:tc>
           <w:tcPr>
             <w:tcW w:w="1200" w:type="dxa"/>
+            <w:tcBorders>
+              <w:top w:val="single" w:sz="1" w:space="0" w:color="CCCCCC"/>
+              <w:left w:val="single" w:sz="1" w:space="0" w:color="CCCCCC"/>
+              <w:bottom w:val="single" w:sz="1" w:space="0" w:color="CCCCCC"/>
+              <w:right w:val="single" w:sz="1" w:space="0" w:color="CCCCCC"/>
+            </w:tcBorders>
+            <w:tcMar>
+              <w:top w:w="80" w:type="dxa"/>
+              <w:left w:w="120" w:type="dxa"/>
+              <w:bottom w:w="80" w:type="dxa"/>
+              <w:right w:w="120" w:type="dxa"/>
+            </w:tcMar>
+            <w:vAlign w:val="center"/>
+          </w:tcPr>
+          <w:p>
+            <w:r>
+              <w:rPr>
+                <w:color w:val="000000"/>
+                <w:sz w:val="20"/>
+                <w:szCs w:val="20"/>
+              </w:rPr>
+              <w:t>1.1</w:t>
+            </w:r>
+          </w:p>
+        </w:tc>
+        <w:tc>
+          <w:tcPr>
+            <w:tcW w:w="4560" w:type="dxa"/>
+            <w:tcBorders>
+              <w:top w:val="single" w:sz="1" w:space="0" w:color="CCCCCC"/>
+              <w:left w:val="single" w:sz="1" w:space="0" w:color="CCCCCC"/>
+              <w:bottom w:val="single" w:sz="1" w:space="0" w:color="CCCCCC"/>
+              <w:right w:val="single" w:sz="1" w:space="0" w:color="CCCCCC"/>
+            </w:tcBorders>
+            <w:tcMar>
+              <w:top w:w="80" w:type="dxa"/>
+              <w:left w:w="120" w:type="dxa"/>
+              <w:bottom w:w="80" w:type="dxa"/>
+              <w:right w:w="120" w:type="dxa"/>
+            </w:tcMar>
+            <w:vAlign w:val="center"/>
+          </w:tcPr>
+          <w:p>
+            <w:r>
+              <w:rPr>
+                <w:color w:val="000000"/>
+                <w:sz w:val="20"/>
+                <w:szCs w:val="20"/>
+              </w:rPr>
+              <w:t>Small revision for clarity testing had been done and passed</w:t>
+            </w:r>
+          </w:p>
+        </w:tc>
+        <w:tc>
+          <w:tcPr>
+            <w:tcW w:w="1800" w:type="dxa"/>
+            <w:tcBorders>
+              <w:top w:val="single" w:sz="1" w:space="0" w:color="CCCCCC"/>
+              <w:left w:val="single" w:sz="1" w:space="0" w:color="CCCCCC"/>
+              <w:bottom w:val="single" w:sz="1" w:space="0" w:color="CCCCCC"/>
+              <w:right w:val="single" w:sz="1" w:space="0" w:color="CCCCCC"/>
+            </w:tcBorders>
+            <w:tcMar>
+              <w:top w:w="80" w:type="dxa"/>
+              <w:left w:w="120" w:type="dxa"/>
+              <w:bottom w:w="80" w:type="dxa"/>
+              <w:right w:w="120" w:type="dxa"/>
+            </w:tcMar>
+            <w:vAlign w:val="center"/>
+          </w:tcPr>
+          <w:p>
+            <w:r>
+              <w:rPr>
+                <w:color w:val="000000"/>
+                <w:sz w:val="20"/>
+                <w:szCs w:val="20"/>
+              </w:rPr>
+              <w:t>Katerina Arvay, Dario Ostojic, Andre Sandblom</w:t>
+            </w:r>
+          </w:p>
+        </w:tc>
+      </w:tr>
+    </w:tbl>
+    <w:p/>
+    <w:p>
+      <w:pPr>
+        <w:pStyle w:val="Heading2"/>
+      </w:pPr>
+      <w:bookmarkStart w:id="3" w:name="_Toc230551588"/>
+      <w:r>
+        <w:t>Color Code Legend</w:t>
+      </w:r>
+      <w:bookmarkEnd w:id="3"/>
+    </w:p>
+    <w:tbl>
+      <w:tblPr>
+        <w:tblW w:w="9360" w:type="dxa"/>
+        <w:tblBorders>
+          <w:top w:val="single" w:sz="4" w:space="0" w:color="auto"/>
+          <w:left w:val="single" w:sz="4" w:space="0" w:color="auto"/>
+          <w:bottom w:val="single" w:sz="4" w:space="0" w:color="auto"/>
+          <w:right w:val="single" w:sz="4" w:space="0" w:color="auto"/>
+          <w:insideH w:val="single" w:sz="4" w:space="0" w:color="auto"/>
+          <w:insideV w:val="single" w:sz="4" w:space="0" w:color="auto"/>
+        </w:tblBorders>
+        <w:tblCellMar>
+          <w:left w:w="10" w:type="dxa"/>
+          <w:right w:w="10" w:type="dxa"/>
+        </w:tblCellMar>
+        <w:tblLook w:val="0000" w:firstRow="0" w:lastRow="0" w:firstColumn="0" w:lastColumn="0" w:noHBand="0" w:noVBand="0"/>
+      </w:tblPr>
+      <w:tblGrid>
+        <w:gridCol w:w="4680"/>
+        <w:gridCol w:w="4680"/>
+      </w:tblGrid>
+      <w:tr>
+        <w:tblPrEx>
+          <w:tblCellMar>
+            <w:top w:w="0" w:type="dxa"/>
+            <w:bottom w:w="0" w:type="dxa"/>
+          </w:tblCellMar>
+        </w:tblPrEx>
+        <w:tc>
+          <w:tcPr>
+            <w:tcW w:w="4680" w:type="dxa"/>
+            <w:tcBorders>
+              <w:top w:val="single" w:sz="1" w:space="0" w:color="CCCCCC"/>
+              <w:left w:val="single" w:sz="1" w:space="0" w:color="CCCCCC"/>
+              <w:bottom w:val="single" w:sz="1" w:space="0" w:color="CCCCCC"/>
+              <w:right w:val="single" w:sz="1" w:space="0" w:color="CCCCCC"/>
+            </w:tcBorders>
+            <w:shd w:val="clear" w:color="auto" w:fill="C6EFCE"/>
+            <w:tcMar>
+              <w:top w:w="80" w:type="dxa"/>
+              <w:left w:w="120" w:type="dxa"/>
+              <w:bottom w:w="80" w:type="dxa"/>
+              <w:right w:w="120" w:type="dxa"/>
+            </w:tcMar>
+            <w:vAlign w:val="center"/>
+          </w:tcPr>
+          <w:p>
+            <w:r>
+              <w:rPr>
+                <w:color w:val="000000"/>
+                <w:sz w:val="20"/>
+                <w:szCs w:val="20"/>
+              </w:rPr>
+              <w:t>Passed — test implemented and successful</w:t>
+            </w:r>
+          </w:p>
+        </w:tc>
+        <w:tc>
+          <w:tcPr>
+            <w:tcW w:w="4680" w:type="dxa"/>
+            <w:tcBorders>
+              <w:top w:val="single" w:sz="1" w:space="0" w:color="CCCCCC"/>
+              <w:left w:val="single" w:sz="1" w:space="0" w:color="CCCCCC"/>
+              <w:bottom w:val="single" w:sz="1" w:space="0" w:color="CCCCCC"/>
+              <w:right w:val="single" w:sz="1" w:space="0" w:color="CCCCCC"/>
+            </w:tcBorders>
+            <w:shd w:val="clear" w:color="auto" w:fill="FFEB9C"/>
+            <w:tcMar>
+              <w:top w:w="80" w:type="dxa"/>
+              <w:left w:w="120" w:type="dxa"/>
+              <w:bottom w:w="80" w:type="dxa"/>
+              <w:right w:w="120" w:type="dxa"/>
+            </w:tcMar>
+            <w:vAlign w:val="center"/>
+          </w:tcPr>
+          <w:p>
+            <w:r>
+              <w:rPr>
+                <w:color w:val="000000"/>
+                <w:sz w:val="20"/>
+                <w:szCs w:val="20"/>
+              </w:rPr>
+              <w:t>Desirable — not required for basic functionality</w:t>
+            </w:r>
+          </w:p>
+        </w:tc>
+      </w:tr>
+    </w:tbl>
+    <w:p/>
+    <w:p>
+      <w:pPr>
+        <w:pStyle w:val="Heading2"/>
+      </w:pPr>
+      <w:bookmarkStart w:id="4" w:name="_Toc230551589"/>
+      <w:r>
+        <w:t>Test Plan</w:t>
+      </w:r>
+      <w:bookmarkEnd w:id="4"/>
+    </w:p>
+    <w:tbl>
+      <w:tblPr>
+        <w:tblW w:w="9360" w:type="dxa"/>
+        <w:tblBorders>
+          <w:top w:val="single" w:sz="4" w:space="0" w:color="auto"/>
+          <w:left w:val="single" w:sz="4" w:space="0" w:color="auto"/>
+          <w:bottom w:val="single" w:sz="4" w:space="0" w:color="auto"/>
+          <w:right w:val="single" w:sz="4" w:space="0" w:color="auto"/>
+          <w:insideH w:val="single" w:sz="4" w:space="0" w:color="auto"/>
+          <w:insideV w:val="single" w:sz="4" w:space="0" w:color="auto"/>
+        </w:tblBorders>
+        <w:tblCellMar>
+          <w:left w:w="10" w:type="dxa"/>
+          <w:right w:w="10" w:type="dxa"/>
+        </w:tblCellMar>
+        <w:tblLook w:val="0000" w:firstRow="0" w:lastRow="0" w:firstColumn="0" w:lastColumn="0" w:noHBand="0" w:noVBand="0"/>
+      </w:tblPr>
+      <w:tblGrid>
+        <w:gridCol w:w="1500"/>
+        <w:gridCol w:w="5860"/>
+        <w:gridCol w:w="2000"/>
+      </w:tblGrid>
+      <w:tr>
+        <w:tblPrEx>
+          <w:tblCellMar>
+            <w:top w:w="0" w:type="dxa"/>
+            <w:bottom w:w="0" w:type="dxa"/>
+          </w:tblCellMar>
+        </w:tblPrEx>
+        <w:trPr>
+          <w:tblHeader/>
+        </w:trPr>
+        <w:tc>
+          <w:tcPr>
+            <w:tcW w:w="1500" w:type="dxa"/>
+            <w:tcBorders>
+              <w:top w:val="single" w:sz="1" w:space="0" w:color="CCCCCC"/>
+              <w:left w:val="single" w:sz="1" w:space="0" w:color="CCCCCC"/>
+              <w:bottom w:val="single" w:sz="1" w:space="0" w:color="CCCCCC"/>
+              <w:right w:val="single" w:sz="1" w:space="0" w:color="CCCCCC"/>
+            </w:tcBorders>
+            <w:shd w:val="clear" w:color="auto" w:fill="2E4057"/>
+            <w:tcMar>
+              <w:top w:w="80" w:type="dxa"/>
+              <w:left w:w="120" w:type="dxa"/>
+              <w:bottom w:w="80" w:type="dxa"/>
+              <w:right w:w="120" w:type="dxa"/>
+            </w:tcMar>
+            <w:vAlign w:val="center"/>
+          </w:tcPr>
+          <w:p>
+            <w:r>
+              <w:rPr>
+                <w:b/>
+                <w:bCs/>
+                <w:color w:val="FFFFFF"/>
+                <w:sz w:val="20"/>
+                <w:szCs w:val="20"/>
+              </w:rPr>
+              <w:t>Test ID</w:t>
+            </w:r>
+          </w:p>
+        </w:tc>
+        <w:tc>
+          <w:tcPr>
+            <w:tcW w:w="5860" w:type="dxa"/>
+            <w:tcBorders>
+              <w:top w:val="single" w:sz="1" w:space="0" w:color="CCCCCC"/>
+              <w:left w:val="single" w:sz="1" w:space="0" w:color="CCCCCC"/>
+              <w:bottom w:val="single" w:sz="1" w:space="0" w:color="CCCCCC"/>
+              <w:right w:val="single" w:sz="1" w:space="0" w:color="CCCCCC"/>
+            </w:tcBorders>
+            <w:shd w:val="clear" w:color="auto" w:fill="2E4057"/>
+            <w:tcMar>
+              <w:top w:w="80" w:type="dxa"/>
+              <w:left w:w="120" w:type="dxa"/>
+              <w:bottom w:w="80" w:type="dxa"/>
+              <w:right w:w="120" w:type="dxa"/>
+            </w:tcMar>
+            <w:vAlign w:val="center"/>
+          </w:tcPr>
+          <w:p>
+            <w:r>
+              <w:rPr>
+                <w:b/>
+                <w:bCs/>
+                <w:color w:val="FFFFFF"/>
+                <w:sz w:val="20"/>
+                <w:szCs w:val="20"/>
+              </w:rPr>
+              <w:t>Test Name</w:t>
+            </w:r>
+          </w:p>
+        </w:tc>
+        <w:tc>
+          <w:tcPr>
+            <w:tcW w:w="2000" w:type="dxa"/>
+            <w:tcBorders>
+              <w:top w:val="single" w:sz="1" w:space="0" w:color="CCCCCC"/>
+              <w:left w:val="single" w:sz="1" w:space="0" w:color="CCCCCC"/>
+              <w:bottom w:val="single" w:sz="1" w:space="0" w:color="CCCCCC"/>
+              <w:right w:val="single" w:sz="1" w:space="0" w:color="CCCCCC"/>
+            </w:tcBorders>
+            <w:shd w:val="clear" w:color="auto" w:fill="2E4057"/>
+            <w:tcMar>
+              <w:top w:w="80" w:type="dxa"/>
+              <w:left w:w="120" w:type="dxa"/>
+              <w:bottom w:w="80" w:type="dxa"/>
+              <w:right w:w="120" w:type="dxa"/>
+            </w:tcMar>
+            <w:vAlign w:val="center"/>
+          </w:tcPr>
+          <w:p>
+            <w:r>
+              <w:rPr>
+                <w:b/>
+                <w:bCs/>
+                <w:color w:val="FFFFFF"/>
+                <w:sz w:val="20"/>
+                <w:szCs w:val="20"/>
+              </w:rPr>
+              <w:t>Status</w:t>
+            </w:r>
+          </w:p>
+        </w:tc>
+      </w:tr>
+      <w:tr>
+        <w:tblPrEx>
+          <w:tblCellMar>
+            <w:top w:w="0" w:type="dxa"/>
+            <w:bottom w:w="0" w:type="dxa"/>
+          </w:tblCellMar>
+        </w:tblPrEx>
+        <w:tc>
+          <w:tcPr>
+            <w:tcW w:w="1500" w:type="dxa"/>
+            <w:tcBorders>
+              <w:top w:val="single" w:sz="1" w:space="0" w:color="CCCCCC"/>
+              <w:left w:val="single" w:sz="1" w:space="0" w:color="CCCCCC"/>
+              <w:bottom w:val="single" w:sz="1" w:space="0" w:color="CCCCCC"/>
+              <w:right w:val="single" w:sz="1" w:space="0" w:color="CCCCCC"/>
+            </w:tcBorders>
+            <w:shd w:val="clear" w:color="auto" w:fill="F2F2F2"/>
+            <w:tcMar>
+              <w:top w:w="80" w:type="dxa"/>
+              <w:left w:w="120" w:type="dxa"/>
+              <w:bottom w:w="80" w:type="dxa"/>
+              <w:right w:w="120" w:type="dxa"/>
+            </w:tcMar>
+            <w:vAlign w:val="center"/>
+          </w:tcPr>
+          <w:p>
+            <w:r>
+              <w:rPr>
+                <w:color w:val="000000"/>
+                <w:sz w:val="20"/>
+                <w:szCs w:val="20"/>
+              </w:rPr>
+              <w:t>T1</w:t>
+            </w:r>
+          </w:p>
+        </w:tc>
+        <w:tc>
+          <w:tcPr>
+            <w:tcW w:w="5860" w:type="dxa"/>
+            <w:tcBorders>
+              <w:top w:val="single" w:sz="1" w:space="0" w:color="CCCCCC"/>
+              <w:left w:val="single" w:sz="1" w:space="0" w:color="CCCCCC"/>
+              <w:bottom w:val="single" w:sz="1" w:space="0" w:color="CCCCCC"/>
+              <w:right w:val="single" w:sz="1" w:space="0" w:color="CCCCCC"/>
+            </w:tcBorders>
+            <w:shd w:val="clear" w:color="auto" w:fill="F2F2F2"/>
+            <w:tcMar>
+              <w:top w:w="80" w:type="dxa"/>
+              <w:left w:w="120" w:type="dxa"/>
+              <w:bottom w:w="80" w:type="dxa"/>
+              <w:right w:w="120" w:type="dxa"/>
+            </w:tcMar>
+            <w:vAlign w:val="center"/>
+          </w:tcPr>
+          <w:p>
+            <w:r>
+              <w:rPr>
+                <w:color w:val="000000"/>
+                <w:sz w:val="20"/>
+                <w:szCs w:val="20"/>
+              </w:rPr>
+              <w:t>User registration test</w:t>
+            </w:r>
+          </w:p>
+        </w:tc>
+        <w:tc>
+          <w:tcPr>
+            <w:tcW w:w="2000" w:type="dxa"/>
+            <w:tcBorders>
+              <w:top w:val="single" w:sz="1" w:space="0" w:color="CCCCCC"/>
+              <w:left w:val="single" w:sz="1" w:space="0" w:color="CCCCCC"/>
+              <w:bottom w:val="single" w:sz="1" w:space="0" w:color="CCCCCC"/>
+              <w:right w:val="single" w:sz="1" w:space="0" w:color="CCCCCC"/>
+            </w:tcBorders>
+            <w:shd w:val="clear" w:color="auto" w:fill="C6EFCE"/>
+            <w:tcMar>
+              <w:top w:w="80" w:type="dxa"/>
+              <w:left w:w="120" w:type="dxa"/>
+              <w:bottom w:w="80" w:type="dxa"/>
+              <w:right w:w="120" w:type="dxa"/>
+            </w:tcMar>
+            <w:vAlign w:val="center"/>
+          </w:tcPr>
+          <w:p>
+            <w:r>
+              <w:rPr>
+                <w:color w:val="000000"/>
+                <w:sz w:val="20"/>
+                <w:szCs w:val="20"/>
+              </w:rPr>
+              <w:t>Passed</w:t>
+            </w:r>
+          </w:p>
+        </w:tc>
+      </w:tr>
+      <w:tr>
+        <w:tblPrEx>
+          <w:tblCellMar>
+            <w:top w:w="0" w:type="dxa"/>
+            <w:bottom w:w="0" w:type="dxa"/>
+          </w:tblCellMar>
+        </w:tblPrEx>
+        <w:tc>
+          <w:tcPr>
+            <w:tcW w:w="1500" w:type="dxa"/>
             <w:tcBorders>
               <w:top w:val="single" w:sz="1" w:space="0" w:color="CCCCCC"/>
               <w:left w:val="single" w:sz="1" w:space="0" w:color="CCCCCC"/>
@@ -1208,17 +1917,19 @@
             <w:vAlign w:val="center"/>
           </w:tcPr>
           <w:p>
-            <w:pPr>
-              <w:jc w:val="both"/>
-            </w:pPr>
-            <w:r>
-              <w:t>08/05/2026</w:t>
+            <w:r>
+              <w:rPr>
+                <w:color w:val="000000"/>
+                <w:sz w:val="20"/>
+                <w:szCs w:val="20"/>
+              </w:rPr>
+              <w:t>T2</w:t>
             </w:r>
           </w:p>
         </w:tc>
         <w:tc>
           <w:tcPr>
-            <w:tcW w:w="900" w:type="dxa"/>
+            <w:tcW w:w="5860" w:type="dxa"/>
             <w:tcBorders>
               <w:top w:val="single" w:sz="1" w:space="0" w:color="CCCCCC"/>
               <w:left w:val="single" w:sz="1" w:space="0" w:color="CCCCCC"/>
@@ -1235,17 +1946,151 @@
             <w:vAlign w:val="center"/>
           </w:tcPr>
           <w:p>
-            <w:pPr>
-              <w:jc w:val="both"/>
-            </w:pPr>
-            <w:r>
-              <w:t>1.0</w:t>
+            <w:r>
+              <w:rPr>
+                <w:color w:val="000000"/>
+                <w:sz w:val="20"/>
+                <w:szCs w:val="20"/>
+              </w:rPr>
+              <w:t>User authentication test</w:t>
             </w:r>
           </w:p>
         </w:tc>
         <w:tc>
           <w:tcPr>
-            <w:tcW w:w="4500" w:type="dxa"/>
+            <w:tcW w:w="2000" w:type="dxa"/>
+            <w:tcBorders>
+              <w:top w:val="single" w:sz="1" w:space="0" w:color="CCCCCC"/>
+              <w:left w:val="single" w:sz="1" w:space="0" w:color="CCCCCC"/>
+              <w:bottom w:val="single" w:sz="1" w:space="0" w:color="CCCCCC"/>
+              <w:right w:val="single" w:sz="1" w:space="0" w:color="CCCCCC"/>
+            </w:tcBorders>
+            <w:shd w:val="clear" w:color="auto" w:fill="C6EFCE"/>
+            <w:tcMar>
+              <w:top w:w="80" w:type="dxa"/>
+              <w:left w:w="120" w:type="dxa"/>
+              <w:bottom w:w="80" w:type="dxa"/>
+              <w:right w:w="120" w:type="dxa"/>
+            </w:tcMar>
+            <w:vAlign w:val="center"/>
+          </w:tcPr>
+          <w:p>
+            <w:r>
+              <w:rPr>
+                <w:color w:val="000000"/>
+                <w:sz w:val="20"/>
+                <w:szCs w:val="20"/>
+              </w:rPr>
+              <w:t>Passed</w:t>
+            </w:r>
+          </w:p>
+        </w:tc>
+      </w:tr>
+      <w:tr>
+        <w:tblPrEx>
+          <w:tblCellMar>
+            <w:top w:w="0" w:type="dxa"/>
+            <w:bottom w:w="0" w:type="dxa"/>
+          </w:tblCellMar>
+        </w:tblPrEx>
+        <w:tc>
+          <w:tcPr>
+            <w:tcW w:w="1500" w:type="dxa"/>
+            <w:tcBorders>
+              <w:top w:val="single" w:sz="1" w:space="0" w:color="CCCCCC"/>
+              <w:left w:val="single" w:sz="1" w:space="0" w:color="CCCCCC"/>
+              <w:bottom w:val="single" w:sz="1" w:space="0" w:color="CCCCCC"/>
+              <w:right w:val="single" w:sz="1" w:space="0" w:color="CCCCCC"/>
+            </w:tcBorders>
+            <w:shd w:val="clear" w:color="auto" w:fill="F2F2F2"/>
+            <w:tcMar>
+              <w:top w:w="80" w:type="dxa"/>
+              <w:left w:w="120" w:type="dxa"/>
+              <w:bottom w:w="80" w:type="dxa"/>
+              <w:right w:w="120" w:type="dxa"/>
+            </w:tcMar>
+            <w:vAlign w:val="center"/>
+          </w:tcPr>
+          <w:p>
+            <w:r>
+              <w:rPr>
+                <w:color w:val="000000"/>
+                <w:sz w:val="20"/>
+                <w:szCs w:val="20"/>
+              </w:rPr>
+              <w:t>T3</w:t>
+            </w:r>
+          </w:p>
+        </w:tc>
+        <w:tc>
+          <w:tcPr>
+            <w:tcW w:w="5860" w:type="dxa"/>
+            <w:tcBorders>
+              <w:top w:val="single" w:sz="1" w:space="0" w:color="CCCCCC"/>
+              <w:left w:val="single" w:sz="1" w:space="0" w:color="CCCCCC"/>
+              <w:bottom w:val="single" w:sz="1" w:space="0" w:color="CCCCCC"/>
+              <w:right w:val="single" w:sz="1" w:space="0" w:color="CCCCCC"/>
+            </w:tcBorders>
+            <w:shd w:val="clear" w:color="auto" w:fill="F2F2F2"/>
+            <w:tcMar>
+              <w:top w:w="80" w:type="dxa"/>
+              <w:left w:w="120" w:type="dxa"/>
+              <w:bottom w:w="80" w:type="dxa"/>
+              <w:right w:w="120" w:type="dxa"/>
+            </w:tcMar>
+            <w:vAlign w:val="center"/>
+          </w:tcPr>
+          <w:p>
+            <w:r>
+              <w:rPr>
+                <w:color w:val="000000"/>
+                <w:sz w:val="20"/>
+                <w:szCs w:val="20"/>
+              </w:rPr>
+              <w:t>Device control test</w:t>
+            </w:r>
+          </w:p>
+        </w:tc>
+        <w:tc>
+          <w:tcPr>
+            <w:tcW w:w="2000" w:type="dxa"/>
+            <w:tcBorders>
+              <w:top w:val="single" w:sz="1" w:space="0" w:color="CCCCCC"/>
+              <w:left w:val="single" w:sz="1" w:space="0" w:color="CCCCCC"/>
+              <w:bottom w:val="single" w:sz="1" w:space="0" w:color="CCCCCC"/>
+              <w:right w:val="single" w:sz="1" w:space="0" w:color="CCCCCC"/>
+            </w:tcBorders>
+            <w:shd w:val="clear" w:color="auto" w:fill="C6EFCE"/>
+            <w:tcMar>
+              <w:top w:w="80" w:type="dxa"/>
+              <w:left w:w="120" w:type="dxa"/>
+              <w:bottom w:w="80" w:type="dxa"/>
+              <w:right w:w="120" w:type="dxa"/>
+            </w:tcMar>
+            <w:vAlign w:val="center"/>
+          </w:tcPr>
+          <w:p>
+            <w:r>
+              <w:rPr>
+                <w:color w:val="000000"/>
+                <w:sz w:val="20"/>
+                <w:szCs w:val="20"/>
+              </w:rPr>
+              <w:t>Passed</w:t>
+            </w:r>
+          </w:p>
+        </w:tc>
+      </w:tr>
+      <w:tr>
+        <w:tblPrEx>
+          <w:tblCellMar>
+            <w:top w:w="0" w:type="dxa"/>
+            <w:bottom w:w="0" w:type="dxa"/>
+          </w:tblCellMar>
+        </w:tblPrEx>
+        <w:tc>
+          <w:tcPr>
+            <w:tcW w:w="1500" w:type="dxa"/>
             <w:tcBorders>
               <w:top w:val="single" w:sz="1" w:space="0" w:color="CCCCCC"/>
               <w:left w:val="single" w:sz="1" w:space="0" w:color="CCCCCC"/>
@@ -1262,17 +2107,19 @@
             <w:vAlign w:val="center"/>
           </w:tcPr>
           <w:p>
-            <w:pPr>
-              <w:jc w:val="both"/>
-            </w:pPr>
-            <w:r>
-              <w:t>Merged and updated test plan based on implemented system</w:t>
+            <w:r>
+              <w:rPr>
+                <w:color w:val="000000"/>
+                <w:sz w:val="20"/>
+                <w:szCs w:val="20"/>
+              </w:rPr>
+              <w:t>T4</w:t>
             </w:r>
           </w:p>
         </w:tc>
         <w:tc>
           <w:tcPr>
-            <w:tcW w:w="2760" w:type="dxa"/>
+            <w:tcW w:w="5860" w:type="dxa"/>
             <w:tcBorders>
               <w:top w:val="single" w:sz="1" w:space="0" w:color="CCCCCC"/>
               <w:left w:val="single" w:sz="1" w:space="0" w:color="CCCCCC"/>
@@ -1289,119 +2136,13 @@
             <w:vAlign w:val="center"/>
           </w:tcPr>
           <w:p>
-            <w:pPr>
-              <w:jc w:val="both"/>
-            </w:pPr>
-            <w:r>
-              <w:t>Katerina Arvay, Dario Ostojic, Andre Sandblom</w:t>
-            </w:r>
-          </w:p>
-        </w:tc>
-      </w:tr>
-    </w:tbl>
-    <w:p>
-      <w:pPr>
-        <w:jc w:val="both"/>
-      </w:pPr>
-    </w:p>
-    <w:p>
-      <w:pPr>
-        <w:pStyle w:val="Heading2"/>
-        <w:jc w:val="both"/>
-      </w:pPr>
-      <w:bookmarkStart w:id="3" w:name="_Toc229156158"/>
-      <w:r>
-        <w:t>Test Plan</w:t>
-      </w:r>
-      <w:bookmarkEnd w:id="3"/>
-    </w:p>
-    <w:tbl>
-      <w:tblPr>
-        <w:tblW w:w="9360" w:type="dxa"/>
-        <w:tblBorders>
-          <w:top w:val="single" w:sz="4" w:space="0" w:color="auto"/>
-          <w:left w:val="single" w:sz="4" w:space="0" w:color="auto"/>
-          <w:bottom w:val="single" w:sz="4" w:space="0" w:color="auto"/>
-          <w:right w:val="single" w:sz="4" w:space="0" w:color="auto"/>
-          <w:insideH w:val="single" w:sz="4" w:space="0" w:color="auto"/>
-          <w:insideV w:val="single" w:sz="4" w:space="0" w:color="auto"/>
-        </w:tblBorders>
-        <w:tblCellMar>
-          <w:left w:w="10" w:type="dxa"/>
-          <w:right w:w="10" w:type="dxa"/>
-        </w:tblCellMar>
-        <w:tblLook w:val="04A0" w:firstRow="1" w:lastRow="0" w:firstColumn="1" w:lastColumn="0" w:noHBand="0" w:noVBand="1"/>
-      </w:tblPr>
-      <w:tblGrid>
-        <w:gridCol w:w="1200"/>
-        <w:gridCol w:w="6160"/>
-        <w:gridCol w:w="2000"/>
-      </w:tblGrid>
-      <w:tr>
-        <w:trPr>
-          <w:tblHeader/>
-        </w:trPr>
-        <w:tc>
-          <w:tcPr>
-            <w:tcW w:w="1200" w:type="dxa"/>
-            <w:tcBorders>
-              <w:top w:val="single" w:sz="1" w:space="0" w:color="CCCCCC"/>
-              <w:left w:val="single" w:sz="1" w:space="0" w:color="CCCCCC"/>
-              <w:bottom w:val="single" w:sz="1" w:space="0" w:color="CCCCCC"/>
-              <w:right w:val="single" w:sz="1" w:space="0" w:color="CCCCCC"/>
-            </w:tcBorders>
-            <w:shd w:val="clear" w:color="auto" w:fill="2E6DA4"/>
-            <w:tcMar>
-              <w:top w:w="80" w:type="dxa"/>
-              <w:left w:w="120" w:type="dxa"/>
-              <w:bottom w:w="80" w:type="dxa"/>
-              <w:right w:w="120" w:type="dxa"/>
-            </w:tcMar>
-            <w:vAlign w:val="center"/>
-          </w:tcPr>
-          <w:p>
-            <w:pPr>
-              <w:jc w:val="both"/>
-            </w:pPr>
-            <w:r>
-              <w:rPr>
-                <w:b/>
-                <w:bCs/>
-                <w:color w:val="FFFFFF"/>
-              </w:rPr>
-              <w:t>Test ID</w:t>
-            </w:r>
-          </w:p>
-        </w:tc>
-        <w:tc>
-          <w:tcPr>
-            <w:tcW w:w="6160" w:type="dxa"/>
-            <w:tcBorders>
-              <w:top w:val="single" w:sz="1" w:space="0" w:color="CCCCCC"/>
-              <w:left w:val="single" w:sz="1" w:space="0" w:color="CCCCCC"/>
-              <w:bottom w:val="single" w:sz="1" w:space="0" w:color="CCCCCC"/>
-              <w:right w:val="single" w:sz="1" w:space="0" w:color="CCCCCC"/>
-            </w:tcBorders>
-            <w:shd w:val="clear" w:color="auto" w:fill="2E6DA4"/>
-            <w:tcMar>
-              <w:top w:w="80" w:type="dxa"/>
-              <w:left w:w="120" w:type="dxa"/>
-              <w:bottom w:w="80" w:type="dxa"/>
-              <w:right w:w="120" w:type="dxa"/>
-            </w:tcMar>
-            <w:vAlign w:val="center"/>
-          </w:tcPr>
-          <w:p>
-            <w:pPr>
-              <w:jc w:val="both"/>
-            </w:pPr>
-            <w:r>
-              <w:rPr>
-                <w:b/>
-                <w:bCs/>
-                <w:color w:val="FFFFFF"/>
-              </w:rPr>
-              <w:t>Test Name</w:t>
+            <w:r>
+              <w:rPr>
+                <w:color w:val="000000"/>
+                <w:sz w:val="20"/>
+                <w:szCs w:val="20"/>
+              </w:rPr>
+              <w:t>Device state synchronization test</w:t>
             </w:r>
           </w:p>
         </w:tc>
@@ -1414,7 +2155,7 @@
               <w:bottom w:val="single" w:sz="1" w:space="0" w:color="CCCCCC"/>
               <w:right w:val="single" w:sz="1" w:space="0" w:color="CCCCCC"/>
             </w:tcBorders>
-            <w:shd w:val="clear" w:color="auto" w:fill="2E6DA4"/>
+            <w:shd w:val="clear" w:color="auto" w:fill="C6EFCE"/>
             <w:tcMar>
               <w:top w:w="80" w:type="dxa"/>
               <w:left w:w="120" w:type="dxa"/>
@@ -1424,24 +2165,122 @@
             <w:vAlign w:val="center"/>
           </w:tcPr>
           <w:p>
-            <w:pPr>
-              <w:jc w:val="both"/>
-            </w:pPr>
-            <w:r>
-              <w:rPr>
-                <w:b/>
-                <w:bCs/>
-                <w:color w:val="FFFFFF"/>
-              </w:rPr>
-              <w:t>Priority</w:t>
+            <w:r>
+              <w:rPr>
+                <w:color w:val="000000"/>
+                <w:sz w:val="20"/>
+                <w:szCs w:val="20"/>
+              </w:rPr>
+              <w:t>Passed</w:t>
             </w:r>
           </w:p>
         </w:tc>
       </w:tr>
       <w:tr>
+        <w:tblPrEx>
+          <w:tblCellMar>
+            <w:top w:w="0" w:type="dxa"/>
+            <w:bottom w:w="0" w:type="dxa"/>
+          </w:tblCellMar>
+        </w:tblPrEx>
         <w:tc>
           <w:tcPr>
-            <w:tcW w:w="1200" w:type="dxa"/>
+            <w:tcW w:w="1500" w:type="dxa"/>
+            <w:tcBorders>
+              <w:top w:val="single" w:sz="1" w:space="0" w:color="CCCCCC"/>
+              <w:left w:val="single" w:sz="1" w:space="0" w:color="CCCCCC"/>
+              <w:bottom w:val="single" w:sz="1" w:space="0" w:color="CCCCCC"/>
+              <w:right w:val="single" w:sz="1" w:space="0" w:color="CCCCCC"/>
+            </w:tcBorders>
+            <w:shd w:val="clear" w:color="auto" w:fill="F2F2F2"/>
+            <w:tcMar>
+              <w:top w:w="80" w:type="dxa"/>
+              <w:left w:w="120" w:type="dxa"/>
+              <w:bottom w:w="80" w:type="dxa"/>
+              <w:right w:w="120" w:type="dxa"/>
+            </w:tcMar>
+            <w:vAlign w:val="center"/>
+          </w:tcPr>
+          <w:p>
+            <w:r>
+              <w:rPr>
+                <w:color w:val="000000"/>
+                <w:sz w:val="20"/>
+                <w:szCs w:val="20"/>
+              </w:rPr>
+              <w:t>T5</w:t>
+            </w:r>
+          </w:p>
+        </w:tc>
+        <w:tc>
+          <w:tcPr>
+            <w:tcW w:w="5860" w:type="dxa"/>
+            <w:tcBorders>
+              <w:top w:val="single" w:sz="1" w:space="0" w:color="CCCCCC"/>
+              <w:left w:val="single" w:sz="1" w:space="0" w:color="CCCCCC"/>
+              <w:bottom w:val="single" w:sz="1" w:space="0" w:color="CCCCCC"/>
+              <w:right w:val="single" w:sz="1" w:space="0" w:color="CCCCCC"/>
+            </w:tcBorders>
+            <w:shd w:val="clear" w:color="auto" w:fill="F2F2F2"/>
+            <w:tcMar>
+              <w:top w:w="80" w:type="dxa"/>
+              <w:left w:w="120" w:type="dxa"/>
+              <w:bottom w:w="80" w:type="dxa"/>
+              <w:right w:w="120" w:type="dxa"/>
+            </w:tcMar>
+            <w:vAlign w:val="center"/>
+          </w:tcPr>
+          <w:p>
+            <w:r>
+              <w:rPr>
+                <w:color w:val="000000"/>
+                <w:sz w:val="20"/>
+                <w:szCs w:val="20"/>
+              </w:rPr>
+              <w:t>Unauthorized access test</w:t>
+            </w:r>
+          </w:p>
+        </w:tc>
+        <w:tc>
+          <w:tcPr>
+            <w:tcW w:w="2000" w:type="dxa"/>
+            <w:tcBorders>
+              <w:top w:val="single" w:sz="1" w:space="0" w:color="CCCCCC"/>
+              <w:left w:val="single" w:sz="1" w:space="0" w:color="CCCCCC"/>
+              <w:bottom w:val="single" w:sz="1" w:space="0" w:color="CCCCCC"/>
+              <w:right w:val="single" w:sz="1" w:space="0" w:color="CCCCCC"/>
+            </w:tcBorders>
+            <w:shd w:val="clear" w:color="auto" w:fill="C6EFCE"/>
+            <w:tcMar>
+              <w:top w:w="80" w:type="dxa"/>
+              <w:left w:w="120" w:type="dxa"/>
+              <w:bottom w:w="80" w:type="dxa"/>
+              <w:right w:w="120" w:type="dxa"/>
+            </w:tcMar>
+            <w:vAlign w:val="center"/>
+          </w:tcPr>
+          <w:p>
+            <w:r>
+              <w:rPr>
+                <w:color w:val="000000"/>
+                <w:sz w:val="20"/>
+                <w:szCs w:val="20"/>
+              </w:rPr>
+              <w:t>Passed</w:t>
+            </w:r>
+          </w:p>
+        </w:tc>
+      </w:tr>
+      <w:tr>
+        <w:tblPrEx>
+          <w:tblCellMar>
+            <w:top w:w="0" w:type="dxa"/>
+            <w:bottom w:w="0" w:type="dxa"/>
+          </w:tblCellMar>
+        </w:tblPrEx>
+        <w:tc>
+          <w:tcPr>
+            <w:tcW w:w="1500" w:type="dxa"/>
             <w:tcBorders>
               <w:top w:val="single" w:sz="1" w:space="0" w:color="CCCCCC"/>
               <w:left w:val="single" w:sz="1" w:space="0" w:color="CCCCCC"/>
@@ -1458,17 +2297,19 @@
             <w:vAlign w:val="center"/>
           </w:tcPr>
           <w:p>
-            <w:pPr>
-              <w:jc w:val="both"/>
-            </w:pPr>
-            <w:r>
-              <w:t>T1</w:t>
+            <w:r>
+              <w:rPr>
+                <w:color w:val="000000"/>
+                <w:sz w:val="20"/>
+                <w:szCs w:val="20"/>
+              </w:rPr>
+              <w:t>T6</w:t>
             </w:r>
           </w:p>
         </w:tc>
         <w:tc>
           <w:tcPr>
-            <w:tcW w:w="6160" w:type="dxa"/>
+            <w:tcW w:w="5860" w:type="dxa"/>
             <w:tcBorders>
               <w:top w:val="single" w:sz="1" w:space="0" w:color="CCCCCC"/>
               <w:left w:val="single" w:sz="1" w:space="0" w:color="CCCCCC"/>
@@ -1485,11 +2326,13 @@
             <w:vAlign w:val="center"/>
           </w:tcPr>
           <w:p>
-            <w:pPr>
-              <w:jc w:val="both"/>
-            </w:pPr>
-            <w:r>
-              <w:t>User registration test</w:t>
+            <w:r>
+              <w:rPr>
+                <w:color w:val="000000"/>
+                <w:sz w:val="20"/>
+                <w:szCs w:val="20"/>
+              </w:rPr>
+              <w:t>Database persistence test</w:t>
             </w:r>
           </w:p>
         </w:tc>
@@ -1502,7 +2345,7 @@
               <w:bottom w:val="single" w:sz="1" w:space="0" w:color="CCCCCC"/>
               <w:right w:val="single" w:sz="1" w:space="0" w:color="CCCCCC"/>
             </w:tcBorders>
-            <w:shd w:val="clear" w:color="auto" w:fill="D6EAD6"/>
+            <w:shd w:val="clear" w:color="auto" w:fill="C6EFCE"/>
             <w:tcMar>
               <w:top w:w="80" w:type="dxa"/>
               <w:left w:w="120" w:type="dxa"/>
@@ -1512,19 +2355,122 @@
             <w:vAlign w:val="center"/>
           </w:tcPr>
           <w:p>
-            <w:pPr>
-              <w:jc w:val="both"/>
-            </w:pPr>
-            <w:r>
-              <w:t>Essential</w:t>
+            <w:r>
+              <w:rPr>
+                <w:color w:val="000000"/>
+                <w:sz w:val="20"/>
+                <w:szCs w:val="20"/>
+              </w:rPr>
+              <w:t>Passed</w:t>
             </w:r>
           </w:p>
         </w:tc>
       </w:tr>
       <w:tr>
+        <w:tblPrEx>
+          <w:tblCellMar>
+            <w:top w:w="0" w:type="dxa"/>
+            <w:bottom w:w="0" w:type="dxa"/>
+          </w:tblCellMar>
+        </w:tblPrEx>
         <w:tc>
           <w:tcPr>
-            <w:tcW w:w="1200" w:type="dxa"/>
+            <w:tcW w:w="1500" w:type="dxa"/>
+            <w:tcBorders>
+              <w:top w:val="single" w:sz="1" w:space="0" w:color="CCCCCC"/>
+              <w:left w:val="single" w:sz="1" w:space="0" w:color="CCCCCC"/>
+              <w:bottom w:val="single" w:sz="1" w:space="0" w:color="CCCCCC"/>
+              <w:right w:val="single" w:sz="1" w:space="0" w:color="CCCCCC"/>
+            </w:tcBorders>
+            <w:shd w:val="clear" w:color="auto" w:fill="F2F2F2"/>
+            <w:tcMar>
+              <w:top w:w="80" w:type="dxa"/>
+              <w:left w:w="120" w:type="dxa"/>
+              <w:bottom w:w="80" w:type="dxa"/>
+              <w:right w:w="120" w:type="dxa"/>
+            </w:tcMar>
+            <w:vAlign w:val="center"/>
+          </w:tcPr>
+          <w:p>
+            <w:r>
+              <w:rPr>
+                <w:color w:val="000000"/>
+                <w:sz w:val="20"/>
+                <w:szCs w:val="20"/>
+              </w:rPr>
+              <w:t>T7</w:t>
+            </w:r>
+          </w:p>
+        </w:tc>
+        <w:tc>
+          <w:tcPr>
+            <w:tcW w:w="5860" w:type="dxa"/>
+            <w:tcBorders>
+              <w:top w:val="single" w:sz="1" w:space="0" w:color="CCCCCC"/>
+              <w:left w:val="single" w:sz="1" w:space="0" w:color="CCCCCC"/>
+              <w:bottom w:val="single" w:sz="1" w:space="0" w:color="CCCCCC"/>
+              <w:right w:val="single" w:sz="1" w:space="0" w:color="CCCCCC"/>
+            </w:tcBorders>
+            <w:shd w:val="clear" w:color="auto" w:fill="F2F2F2"/>
+            <w:tcMar>
+              <w:top w:w="80" w:type="dxa"/>
+              <w:left w:w="120" w:type="dxa"/>
+              <w:bottom w:w="80" w:type="dxa"/>
+              <w:right w:w="120" w:type="dxa"/>
+            </w:tcMar>
+            <w:vAlign w:val="center"/>
+          </w:tcPr>
+          <w:p>
+            <w:r>
+              <w:rPr>
+                <w:color w:val="000000"/>
+                <w:sz w:val="20"/>
+                <w:szCs w:val="20"/>
+              </w:rPr>
+              <w:t>Concurrent request handling test</w:t>
+            </w:r>
+          </w:p>
+        </w:tc>
+        <w:tc>
+          <w:tcPr>
+            <w:tcW w:w="2000" w:type="dxa"/>
+            <w:tcBorders>
+              <w:top w:val="single" w:sz="1" w:space="0" w:color="CCCCCC"/>
+              <w:left w:val="single" w:sz="1" w:space="0" w:color="CCCCCC"/>
+              <w:bottom w:val="single" w:sz="1" w:space="0" w:color="CCCCCC"/>
+              <w:right w:val="single" w:sz="1" w:space="0" w:color="CCCCCC"/>
+            </w:tcBorders>
+            <w:shd w:val="clear" w:color="auto" w:fill="FFEB9C"/>
+            <w:tcMar>
+              <w:top w:w="80" w:type="dxa"/>
+              <w:left w:w="120" w:type="dxa"/>
+              <w:bottom w:w="80" w:type="dxa"/>
+              <w:right w:w="120" w:type="dxa"/>
+            </w:tcMar>
+            <w:vAlign w:val="center"/>
+          </w:tcPr>
+          <w:p>
+            <w:r>
+              <w:rPr>
+                <w:color w:val="000000"/>
+                <w:sz w:val="20"/>
+                <w:szCs w:val="20"/>
+              </w:rPr>
+              <w:t>Desirable</w:t>
+            </w:r>
+          </w:p>
+        </w:tc>
+      </w:tr>
+      <w:tr>
+        <w:tblPrEx>
+          <w:tblCellMar>
+            <w:top w:w="0" w:type="dxa"/>
+            <w:bottom w:w="0" w:type="dxa"/>
+          </w:tblCellMar>
+        </w:tblPrEx>
+        <w:tc>
+          <w:tcPr>
+            <w:tcW w:w="1500" w:type="dxa"/>
             <w:tcBorders>
               <w:top w:val="single" w:sz="1" w:space="0" w:color="CCCCCC"/>
               <w:left w:val="single" w:sz="1" w:space="0" w:color="CCCCCC"/>
@@ -1541,17 +2487,19 @@
             <w:vAlign w:val="center"/>
           </w:tcPr>
           <w:p>
-            <w:pPr>
-              <w:jc w:val="both"/>
-            </w:pPr>
-            <w:r>
-              <w:t>T2</w:t>
+            <w:r>
+              <w:rPr>
+                <w:color w:val="000000"/>
+                <w:sz w:val="20"/>
+                <w:szCs w:val="20"/>
+              </w:rPr>
+              <w:t>T8</w:t>
             </w:r>
           </w:p>
         </w:tc>
         <w:tc>
           <w:tcPr>
-            <w:tcW w:w="6160" w:type="dxa"/>
+            <w:tcW w:w="5860" w:type="dxa"/>
             <w:tcBorders>
               <w:top w:val="single" w:sz="1" w:space="0" w:color="CCCCCC"/>
               <w:left w:val="single" w:sz="1" w:space="0" w:color="CCCCCC"/>
@@ -1568,11 +2516,13 @@
             <w:vAlign w:val="center"/>
           </w:tcPr>
           <w:p>
-            <w:pPr>
-              <w:jc w:val="both"/>
-            </w:pPr>
-            <w:r>
-              <w:t>User authentication test</w:t>
+            <w:r>
+              <w:rPr>
+                <w:color w:val="000000"/>
+                <w:sz w:val="20"/>
+                <w:szCs w:val="20"/>
+              </w:rPr>
+              <w:t>Gateway communication test</w:t>
             </w:r>
           </w:p>
         </w:tc>
@@ -1585,7 +2535,7 @@
               <w:bottom w:val="single" w:sz="1" w:space="0" w:color="CCCCCC"/>
               <w:right w:val="single" w:sz="1" w:space="0" w:color="CCCCCC"/>
             </w:tcBorders>
-            <w:shd w:val="clear" w:color="auto" w:fill="D6EAD6"/>
+            <w:shd w:val="clear" w:color="auto" w:fill="C6EFCE"/>
             <w:tcMar>
               <w:top w:w="80" w:type="dxa"/>
               <w:left w:w="120" w:type="dxa"/>
@@ -1595,26 +2545,34 @@
             <w:vAlign w:val="center"/>
           </w:tcPr>
           <w:p>
-            <w:pPr>
-              <w:jc w:val="both"/>
-            </w:pPr>
-            <w:r>
-              <w:t>Essential</w:t>
+            <w:r>
+              <w:rPr>
+                <w:color w:val="000000"/>
+                <w:sz w:val="20"/>
+                <w:szCs w:val="20"/>
+              </w:rPr>
+              <w:t>Passed</w:t>
             </w:r>
           </w:p>
         </w:tc>
       </w:tr>
       <w:tr>
+        <w:tblPrEx>
+          <w:tblCellMar>
+            <w:top w:w="0" w:type="dxa"/>
+            <w:bottom w:w="0" w:type="dxa"/>
+          </w:tblCellMar>
+        </w:tblPrEx>
         <w:tc>
           <w:tcPr>
-            <w:tcW w:w="1200" w:type="dxa"/>
+            <w:tcW w:w="1500" w:type="dxa"/>
             <w:tcBorders>
               <w:top w:val="single" w:sz="1" w:space="0" w:color="CCCCCC"/>
               <w:left w:val="single" w:sz="1" w:space="0" w:color="CCCCCC"/>
               <w:bottom w:val="single" w:sz="1" w:space="0" w:color="CCCCCC"/>
               <w:right w:val="single" w:sz="1" w:space="0" w:color="CCCCCC"/>
             </w:tcBorders>
-            <w:shd w:val="clear" w:color="auto" w:fill="FFFFFF"/>
+            <w:shd w:val="clear" w:color="auto" w:fill="F2F2F2"/>
             <w:tcMar>
               <w:top w:w="80" w:type="dxa"/>
               <w:left w:w="120" w:type="dxa"/>
@@ -1624,24 +2582,26 @@
             <w:vAlign w:val="center"/>
           </w:tcPr>
           <w:p>
-            <w:pPr>
-              <w:jc w:val="both"/>
-            </w:pPr>
-            <w:r>
-              <w:t>T3</w:t>
+            <w:r>
+              <w:rPr>
+                <w:color w:val="000000"/>
+                <w:sz w:val="20"/>
+                <w:szCs w:val="20"/>
+              </w:rPr>
+              <w:t>T9</w:t>
             </w:r>
           </w:p>
         </w:tc>
         <w:tc>
           <w:tcPr>
-            <w:tcW w:w="6160" w:type="dxa"/>
+            <w:tcW w:w="5860" w:type="dxa"/>
             <w:tcBorders>
               <w:top w:val="single" w:sz="1" w:space="0" w:color="CCCCCC"/>
               <w:left w:val="single" w:sz="1" w:space="0" w:color="CCCCCC"/>
               <w:bottom w:val="single" w:sz="1" w:space="0" w:color="CCCCCC"/>
               <w:right w:val="single" w:sz="1" w:space="0" w:color="CCCCCC"/>
             </w:tcBorders>
-            <w:shd w:val="clear" w:color="auto" w:fill="FFFFFF"/>
+            <w:shd w:val="clear" w:color="auto" w:fill="F2F2F2"/>
             <w:tcMar>
               <w:top w:w="80" w:type="dxa"/>
               <w:left w:w="120" w:type="dxa"/>
@@ -1651,11 +2611,13 @@
             <w:vAlign w:val="center"/>
           </w:tcPr>
           <w:p>
-            <w:pPr>
-              <w:jc w:val="both"/>
-            </w:pPr>
-            <w:r>
-              <w:t>Device control test</w:t>
+            <w:r>
+              <w:rPr>
+                <w:color w:val="000000"/>
+                <w:sz w:val="20"/>
+                <w:szCs w:val="20"/>
+              </w:rPr>
+              <w:t>Password management test</w:t>
             </w:r>
           </w:p>
         </w:tc>
@@ -1668,7 +2630,7 @@
               <w:bottom w:val="single" w:sz="1" w:space="0" w:color="CCCCCC"/>
               <w:right w:val="single" w:sz="1" w:space="0" w:color="CCCCCC"/>
             </w:tcBorders>
-            <w:shd w:val="clear" w:color="auto" w:fill="D6EAD6"/>
+            <w:shd w:val="clear" w:color="auto" w:fill="C6EFCE"/>
             <w:tcMar>
               <w:top w:w="80" w:type="dxa"/>
               <w:left w:w="120" w:type="dxa"/>
@@ -1678,576 +2640,66 @@
             <w:vAlign w:val="center"/>
           </w:tcPr>
           <w:p>
-            <w:pPr>
-              <w:jc w:val="both"/>
-            </w:pPr>
-            <w:r>
-              <w:t>Essential</w:t>
-            </w:r>
-          </w:p>
-        </w:tc>
-      </w:tr>
-      <w:tr>
-        <w:tc>
-          <w:tcPr>
-            <w:tcW w:w="1200" w:type="dxa"/>
-            <w:tcBorders>
-              <w:top w:val="single" w:sz="1" w:space="0" w:color="CCCCCC"/>
-              <w:left w:val="single" w:sz="1" w:space="0" w:color="CCCCCC"/>
-              <w:bottom w:val="single" w:sz="1" w:space="0" w:color="CCCCCC"/>
-              <w:right w:val="single" w:sz="1" w:space="0" w:color="CCCCCC"/>
-            </w:tcBorders>
-            <w:shd w:val="clear" w:color="auto" w:fill="FFFFFF"/>
-            <w:tcMar>
-              <w:top w:w="80" w:type="dxa"/>
-              <w:left w:w="120" w:type="dxa"/>
-              <w:bottom w:w="80" w:type="dxa"/>
-              <w:right w:w="120" w:type="dxa"/>
-            </w:tcMar>
-            <w:vAlign w:val="center"/>
-          </w:tcPr>
-          <w:p>
-            <w:pPr>
-              <w:jc w:val="both"/>
-            </w:pPr>
-            <w:r>
-              <w:t>T4</w:t>
-            </w:r>
-          </w:p>
-        </w:tc>
-        <w:tc>
-          <w:tcPr>
-            <w:tcW w:w="6160" w:type="dxa"/>
-            <w:tcBorders>
-              <w:top w:val="single" w:sz="1" w:space="0" w:color="CCCCCC"/>
-              <w:left w:val="single" w:sz="1" w:space="0" w:color="CCCCCC"/>
-              <w:bottom w:val="single" w:sz="1" w:space="0" w:color="CCCCCC"/>
-              <w:right w:val="single" w:sz="1" w:space="0" w:color="CCCCCC"/>
-            </w:tcBorders>
-            <w:shd w:val="clear" w:color="auto" w:fill="FFFFFF"/>
-            <w:tcMar>
-              <w:top w:w="80" w:type="dxa"/>
-              <w:left w:w="120" w:type="dxa"/>
-              <w:bottom w:w="80" w:type="dxa"/>
-              <w:right w:w="120" w:type="dxa"/>
-            </w:tcMar>
-            <w:vAlign w:val="center"/>
-          </w:tcPr>
-          <w:p>
-            <w:pPr>
-              <w:jc w:val="both"/>
-            </w:pPr>
-            <w:r>
-              <w:t>Device state synchronization test</w:t>
-            </w:r>
-          </w:p>
-        </w:tc>
-        <w:tc>
-          <w:tcPr>
-            <w:tcW w:w="2000" w:type="dxa"/>
-            <w:tcBorders>
-              <w:top w:val="single" w:sz="1" w:space="0" w:color="CCCCCC"/>
-              <w:left w:val="single" w:sz="1" w:space="0" w:color="CCCCCC"/>
-              <w:bottom w:val="single" w:sz="1" w:space="0" w:color="CCCCCC"/>
-              <w:right w:val="single" w:sz="1" w:space="0" w:color="CCCCCC"/>
-            </w:tcBorders>
-            <w:shd w:val="clear" w:color="auto" w:fill="D6EAD6"/>
-            <w:tcMar>
-              <w:top w:w="80" w:type="dxa"/>
-              <w:left w:w="120" w:type="dxa"/>
-              <w:bottom w:w="80" w:type="dxa"/>
-              <w:right w:w="120" w:type="dxa"/>
-            </w:tcMar>
-            <w:vAlign w:val="center"/>
-          </w:tcPr>
-          <w:p>
-            <w:pPr>
-              <w:jc w:val="both"/>
-            </w:pPr>
-            <w:r>
-              <w:t>Essential</w:t>
-            </w:r>
-          </w:p>
-        </w:tc>
-      </w:tr>
-      <w:tr>
-        <w:tc>
-          <w:tcPr>
-            <w:tcW w:w="1200" w:type="dxa"/>
-            <w:tcBorders>
-              <w:top w:val="single" w:sz="1" w:space="0" w:color="CCCCCC"/>
-              <w:left w:val="single" w:sz="1" w:space="0" w:color="CCCCCC"/>
-              <w:bottom w:val="single" w:sz="1" w:space="0" w:color="CCCCCC"/>
-              <w:right w:val="single" w:sz="1" w:space="0" w:color="CCCCCC"/>
-            </w:tcBorders>
-            <w:shd w:val="clear" w:color="auto" w:fill="FFFFFF"/>
-            <w:tcMar>
-              <w:top w:w="80" w:type="dxa"/>
-              <w:left w:w="120" w:type="dxa"/>
-              <w:bottom w:w="80" w:type="dxa"/>
-              <w:right w:w="120" w:type="dxa"/>
-            </w:tcMar>
-            <w:vAlign w:val="center"/>
-          </w:tcPr>
-          <w:p>
-            <w:pPr>
-              <w:jc w:val="both"/>
-            </w:pPr>
-            <w:r>
-              <w:t>T5</w:t>
-            </w:r>
-          </w:p>
-        </w:tc>
-        <w:tc>
-          <w:tcPr>
-            <w:tcW w:w="6160" w:type="dxa"/>
-            <w:tcBorders>
-              <w:top w:val="single" w:sz="1" w:space="0" w:color="CCCCCC"/>
-              <w:left w:val="single" w:sz="1" w:space="0" w:color="CCCCCC"/>
-              <w:bottom w:val="single" w:sz="1" w:space="0" w:color="CCCCCC"/>
-              <w:right w:val="single" w:sz="1" w:space="0" w:color="CCCCCC"/>
-            </w:tcBorders>
-            <w:shd w:val="clear" w:color="auto" w:fill="FFFFFF"/>
-            <w:tcMar>
-              <w:top w:w="80" w:type="dxa"/>
-              <w:left w:w="120" w:type="dxa"/>
-              <w:bottom w:w="80" w:type="dxa"/>
-              <w:right w:w="120" w:type="dxa"/>
-            </w:tcMar>
-            <w:vAlign w:val="center"/>
-          </w:tcPr>
-          <w:p>
-            <w:pPr>
-              <w:jc w:val="both"/>
-            </w:pPr>
-            <w:r>
-              <w:t>Unauthorized access test</w:t>
-            </w:r>
-          </w:p>
-        </w:tc>
-        <w:tc>
-          <w:tcPr>
-            <w:tcW w:w="2000" w:type="dxa"/>
-            <w:tcBorders>
-              <w:top w:val="single" w:sz="1" w:space="0" w:color="CCCCCC"/>
-              <w:left w:val="single" w:sz="1" w:space="0" w:color="CCCCCC"/>
-              <w:bottom w:val="single" w:sz="1" w:space="0" w:color="CCCCCC"/>
-              <w:right w:val="single" w:sz="1" w:space="0" w:color="CCCCCC"/>
-            </w:tcBorders>
-            <w:shd w:val="clear" w:color="auto" w:fill="D6EAD6"/>
-            <w:tcMar>
-              <w:top w:w="80" w:type="dxa"/>
-              <w:left w:w="120" w:type="dxa"/>
-              <w:bottom w:w="80" w:type="dxa"/>
-              <w:right w:w="120" w:type="dxa"/>
-            </w:tcMar>
-            <w:vAlign w:val="center"/>
-          </w:tcPr>
-          <w:p>
-            <w:pPr>
-              <w:jc w:val="both"/>
-            </w:pPr>
-            <w:r>
-              <w:t>Essential</w:t>
-            </w:r>
-          </w:p>
-        </w:tc>
-      </w:tr>
-      <w:tr>
-        <w:tc>
-          <w:tcPr>
-            <w:tcW w:w="1200" w:type="dxa"/>
-            <w:tcBorders>
-              <w:top w:val="single" w:sz="1" w:space="0" w:color="CCCCCC"/>
-              <w:left w:val="single" w:sz="1" w:space="0" w:color="CCCCCC"/>
-              <w:bottom w:val="single" w:sz="1" w:space="0" w:color="CCCCCC"/>
-              <w:right w:val="single" w:sz="1" w:space="0" w:color="CCCCCC"/>
-            </w:tcBorders>
-            <w:shd w:val="clear" w:color="auto" w:fill="FFFFFF"/>
-            <w:tcMar>
-              <w:top w:w="80" w:type="dxa"/>
-              <w:left w:w="120" w:type="dxa"/>
-              <w:bottom w:w="80" w:type="dxa"/>
-              <w:right w:w="120" w:type="dxa"/>
-            </w:tcMar>
-            <w:vAlign w:val="center"/>
-          </w:tcPr>
-          <w:p>
-            <w:pPr>
-              <w:jc w:val="both"/>
-            </w:pPr>
-            <w:r>
-              <w:t>T6</w:t>
-            </w:r>
-          </w:p>
-        </w:tc>
-        <w:tc>
-          <w:tcPr>
-            <w:tcW w:w="6160" w:type="dxa"/>
-            <w:tcBorders>
-              <w:top w:val="single" w:sz="1" w:space="0" w:color="CCCCCC"/>
-              <w:left w:val="single" w:sz="1" w:space="0" w:color="CCCCCC"/>
-              <w:bottom w:val="single" w:sz="1" w:space="0" w:color="CCCCCC"/>
-              <w:right w:val="single" w:sz="1" w:space="0" w:color="CCCCCC"/>
-            </w:tcBorders>
-            <w:shd w:val="clear" w:color="auto" w:fill="FFFFFF"/>
-            <w:tcMar>
-              <w:top w:w="80" w:type="dxa"/>
-              <w:left w:w="120" w:type="dxa"/>
-              <w:bottom w:w="80" w:type="dxa"/>
-              <w:right w:w="120" w:type="dxa"/>
-            </w:tcMar>
-            <w:vAlign w:val="center"/>
-          </w:tcPr>
-          <w:p>
-            <w:pPr>
-              <w:jc w:val="both"/>
-            </w:pPr>
-            <w:r>
-              <w:t>Database persistence test</w:t>
-            </w:r>
-          </w:p>
-        </w:tc>
-        <w:tc>
-          <w:tcPr>
-            <w:tcW w:w="2000" w:type="dxa"/>
-            <w:tcBorders>
-              <w:top w:val="single" w:sz="1" w:space="0" w:color="CCCCCC"/>
-              <w:left w:val="single" w:sz="1" w:space="0" w:color="CCCCCC"/>
-              <w:bottom w:val="single" w:sz="1" w:space="0" w:color="CCCCCC"/>
-              <w:right w:val="single" w:sz="1" w:space="0" w:color="CCCCCC"/>
-            </w:tcBorders>
-            <w:shd w:val="clear" w:color="auto" w:fill="D6EAD6"/>
-            <w:tcMar>
-              <w:top w:w="80" w:type="dxa"/>
-              <w:left w:w="120" w:type="dxa"/>
-              <w:bottom w:w="80" w:type="dxa"/>
-              <w:right w:w="120" w:type="dxa"/>
-            </w:tcMar>
-            <w:vAlign w:val="center"/>
-          </w:tcPr>
-          <w:p>
-            <w:pPr>
-              <w:jc w:val="both"/>
-            </w:pPr>
-            <w:r>
-              <w:t>Essential</w:t>
-            </w:r>
-          </w:p>
-        </w:tc>
-      </w:tr>
-      <w:tr>
-        <w:tc>
-          <w:tcPr>
-            <w:tcW w:w="1200" w:type="dxa"/>
-            <w:tcBorders>
-              <w:top w:val="single" w:sz="1" w:space="0" w:color="CCCCCC"/>
-              <w:left w:val="single" w:sz="1" w:space="0" w:color="CCCCCC"/>
-              <w:bottom w:val="single" w:sz="1" w:space="0" w:color="CCCCCC"/>
-              <w:right w:val="single" w:sz="1" w:space="0" w:color="CCCCCC"/>
-            </w:tcBorders>
-            <w:shd w:val="clear" w:color="auto" w:fill="FFFFFF"/>
-            <w:tcMar>
-              <w:top w:w="80" w:type="dxa"/>
-              <w:left w:w="120" w:type="dxa"/>
-              <w:bottom w:w="80" w:type="dxa"/>
-              <w:right w:w="120" w:type="dxa"/>
-            </w:tcMar>
-            <w:vAlign w:val="center"/>
-          </w:tcPr>
-          <w:p>
-            <w:pPr>
-              <w:jc w:val="both"/>
-            </w:pPr>
-            <w:r>
-              <w:t>T7</w:t>
-            </w:r>
-          </w:p>
-        </w:tc>
-        <w:tc>
-          <w:tcPr>
-            <w:tcW w:w="6160" w:type="dxa"/>
-            <w:tcBorders>
-              <w:top w:val="single" w:sz="1" w:space="0" w:color="CCCCCC"/>
-              <w:left w:val="single" w:sz="1" w:space="0" w:color="CCCCCC"/>
-              <w:bottom w:val="single" w:sz="1" w:space="0" w:color="CCCCCC"/>
-              <w:right w:val="single" w:sz="1" w:space="0" w:color="CCCCCC"/>
-            </w:tcBorders>
-            <w:shd w:val="clear" w:color="auto" w:fill="FFFFFF"/>
-            <w:tcMar>
-              <w:top w:w="80" w:type="dxa"/>
-              <w:left w:w="120" w:type="dxa"/>
-              <w:bottom w:w="80" w:type="dxa"/>
-              <w:right w:w="120" w:type="dxa"/>
-            </w:tcMar>
-            <w:vAlign w:val="center"/>
-          </w:tcPr>
-          <w:p>
-            <w:pPr>
-              <w:jc w:val="both"/>
-            </w:pPr>
-            <w:r>
-              <w:t>Concurrent request handling test</w:t>
-            </w:r>
-          </w:p>
-        </w:tc>
-        <w:tc>
-          <w:tcPr>
-            <w:tcW w:w="2000" w:type="dxa"/>
-            <w:tcBorders>
-              <w:top w:val="single" w:sz="1" w:space="0" w:color="CCCCCC"/>
-              <w:left w:val="single" w:sz="1" w:space="0" w:color="CCCCCC"/>
-              <w:bottom w:val="single" w:sz="1" w:space="0" w:color="CCCCCC"/>
-              <w:right w:val="single" w:sz="1" w:space="0" w:color="CCCCCC"/>
-            </w:tcBorders>
-            <w:shd w:val="clear" w:color="auto" w:fill="FFF2CC"/>
-            <w:tcMar>
-              <w:top w:w="80" w:type="dxa"/>
-              <w:left w:w="120" w:type="dxa"/>
-              <w:bottom w:w="80" w:type="dxa"/>
-              <w:right w:w="120" w:type="dxa"/>
-            </w:tcMar>
-            <w:vAlign w:val="center"/>
-          </w:tcPr>
-          <w:p>
-            <w:pPr>
-              <w:jc w:val="both"/>
-            </w:pPr>
-            <w:r>
-              <w:t>Desirable</w:t>
-            </w:r>
-          </w:p>
-        </w:tc>
-      </w:tr>
-      <w:tr>
-        <w:tc>
-          <w:tcPr>
-            <w:tcW w:w="1200" w:type="dxa"/>
-            <w:tcBorders>
-              <w:top w:val="single" w:sz="1" w:space="0" w:color="CCCCCC"/>
-              <w:left w:val="single" w:sz="1" w:space="0" w:color="CCCCCC"/>
-              <w:bottom w:val="single" w:sz="1" w:space="0" w:color="CCCCCC"/>
-              <w:right w:val="single" w:sz="1" w:space="0" w:color="CCCCCC"/>
-            </w:tcBorders>
-            <w:shd w:val="clear" w:color="auto" w:fill="FFFFFF"/>
-            <w:tcMar>
-              <w:top w:w="80" w:type="dxa"/>
-              <w:left w:w="120" w:type="dxa"/>
-              <w:bottom w:w="80" w:type="dxa"/>
-              <w:right w:w="120" w:type="dxa"/>
-            </w:tcMar>
-            <w:vAlign w:val="center"/>
-          </w:tcPr>
-          <w:p>
-            <w:pPr>
-              <w:jc w:val="both"/>
-            </w:pPr>
-            <w:r>
-              <w:t>T8</w:t>
-            </w:r>
-          </w:p>
-        </w:tc>
-        <w:tc>
-          <w:tcPr>
-            <w:tcW w:w="6160" w:type="dxa"/>
-            <w:tcBorders>
-              <w:top w:val="single" w:sz="1" w:space="0" w:color="CCCCCC"/>
-              <w:left w:val="single" w:sz="1" w:space="0" w:color="CCCCCC"/>
-              <w:bottom w:val="single" w:sz="1" w:space="0" w:color="CCCCCC"/>
-              <w:right w:val="single" w:sz="1" w:space="0" w:color="CCCCCC"/>
-            </w:tcBorders>
-            <w:shd w:val="clear" w:color="auto" w:fill="FFFFFF"/>
-            <w:tcMar>
-              <w:top w:w="80" w:type="dxa"/>
-              <w:left w:w="120" w:type="dxa"/>
-              <w:bottom w:w="80" w:type="dxa"/>
-              <w:right w:w="120" w:type="dxa"/>
-            </w:tcMar>
-            <w:vAlign w:val="center"/>
-          </w:tcPr>
-          <w:p>
-            <w:pPr>
-              <w:jc w:val="both"/>
-            </w:pPr>
-            <w:r>
-              <w:t>Gateway communication test</w:t>
-            </w:r>
-          </w:p>
-        </w:tc>
-        <w:tc>
-          <w:tcPr>
-            <w:tcW w:w="2000" w:type="dxa"/>
-            <w:tcBorders>
-              <w:top w:val="single" w:sz="1" w:space="0" w:color="CCCCCC"/>
-              <w:left w:val="single" w:sz="1" w:space="0" w:color="CCCCCC"/>
-              <w:bottom w:val="single" w:sz="1" w:space="0" w:color="CCCCCC"/>
-              <w:right w:val="single" w:sz="1" w:space="0" w:color="CCCCCC"/>
-            </w:tcBorders>
-            <w:shd w:val="clear" w:color="auto" w:fill="D6EAD6"/>
-            <w:tcMar>
-              <w:top w:w="80" w:type="dxa"/>
-              <w:left w:w="120" w:type="dxa"/>
-              <w:bottom w:w="80" w:type="dxa"/>
-              <w:right w:w="120" w:type="dxa"/>
-            </w:tcMar>
-            <w:vAlign w:val="center"/>
-          </w:tcPr>
-          <w:p>
-            <w:pPr>
-              <w:jc w:val="both"/>
-            </w:pPr>
-            <w:r>
-              <w:t>Essential</w:t>
-            </w:r>
-          </w:p>
-        </w:tc>
-      </w:tr>
-      <w:tr>
-        <w:tc>
-          <w:tcPr>
-            <w:tcW w:w="1200" w:type="dxa"/>
-            <w:tcBorders>
-              <w:top w:val="single" w:sz="1" w:space="0" w:color="CCCCCC"/>
-              <w:left w:val="single" w:sz="1" w:space="0" w:color="CCCCCC"/>
-              <w:bottom w:val="single" w:sz="1" w:space="0" w:color="CCCCCC"/>
-              <w:right w:val="single" w:sz="1" w:space="0" w:color="CCCCCC"/>
-            </w:tcBorders>
-            <w:shd w:val="clear" w:color="auto" w:fill="FFFFFF"/>
-            <w:tcMar>
-              <w:top w:w="80" w:type="dxa"/>
-              <w:left w:w="120" w:type="dxa"/>
-              <w:bottom w:w="80" w:type="dxa"/>
-              <w:right w:w="120" w:type="dxa"/>
-            </w:tcMar>
-            <w:vAlign w:val="center"/>
-          </w:tcPr>
-          <w:p>
-            <w:pPr>
-              <w:jc w:val="both"/>
-            </w:pPr>
-            <w:r>
-              <w:t>T9</w:t>
-            </w:r>
-          </w:p>
-        </w:tc>
-        <w:tc>
-          <w:tcPr>
-            <w:tcW w:w="6160" w:type="dxa"/>
-            <w:tcBorders>
-              <w:top w:val="single" w:sz="1" w:space="0" w:color="CCCCCC"/>
-              <w:left w:val="single" w:sz="1" w:space="0" w:color="CCCCCC"/>
-              <w:bottom w:val="single" w:sz="1" w:space="0" w:color="CCCCCC"/>
-              <w:right w:val="single" w:sz="1" w:space="0" w:color="CCCCCC"/>
-            </w:tcBorders>
-            <w:shd w:val="clear" w:color="auto" w:fill="FFFFFF"/>
-            <w:tcMar>
-              <w:top w:w="80" w:type="dxa"/>
-              <w:left w:w="120" w:type="dxa"/>
-              <w:bottom w:w="80" w:type="dxa"/>
-              <w:right w:w="120" w:type="dxa"/>
-            </w:tcMar>
-            <w:vAlign w:val="center"/>
-          </w:tcPr>
-          <w:p>
-            <w:pPr>
-              <w:jc w:val="both"/>
-            </w:pPr>
-            <w:r>
-              <w:t>Password management test</w:t>
-            </w:r>
-          </w:p>
-        </w:tc>
-        <w:tc>
-          <w:tcPr>
-            <w:tcW w:w="2000" w:type="dxa"/>
-            <w:tcBorders>
-              <w:top w:val="single" w:sz="1" w:space="0" w:color="CCCCCC"/>
-              <w:left w:val="single" w:sz="1" w:space="0" w:color="CCCCCC"/>
-              <w:bottom w:val="single" w:sz="1" w:space="0" w:color="CCCCCC"/>
-              <w:right w:val="single" w:sz="1" w:space="0" w:color="CCCCCC"/>
-            </w:tcBorders>
-            <w:shd w:val="clear" w:color="auto" w:fill="D6EAD6"/>
-            <w:tcMar>
-              <w:top w:w="80" w:type="dxa"/>
-              <w:left w:w="120" w:type="dxa"/>
-              <w:bottom w:w="80" w:type="dxa"/>
-              <w:right w:w="120" w:type="dxa"/>
-            </w:tcMar>
-            <w:vAlign w:val="center"/>
-          </w:tcPr>
-          <w:p>
-            <w:pPr>
-              <w:jc w:val="both"/>
-            </w:pPr>
-            <w:r>
-              <w:t>Essential</w:t>
+            <w:r>
+              <w:rPr>
+                <w:color w:val="000000"/>
+                <w:sz w:val="20"/>
+                <w:szCs w:val="20"/>
+              </w:rPr>
+              <w:t>Passed</w:t>
             </w:r>
           </w:p>
         </w:tc>
       </w:tr>
     </w:tbl>
-    <w:p>
-      <w:pPr>
-        <w:jc w:val="both"/>
-      </w:pPr>
-    </w:p>
+    <w:p/>
     <w:p>
       <w:pPr>
         <w:pStyle w:val="Heading2"/>
-        <w:jc w:val="both"/>
-      </w:pPr>
-      <w:bookmarkStart w:id="4" w:name="_Toc229156159"/>
-      <w:r>
+      </w:pPr>
+      <w:bookmarkStart w:id="5" w:name="_Toc230551590"/>
+    </w:p>
+    <w:p>
+      <w:pPr>
+        <w:pStyle w:val="Heading2"/>
+      </w:pPr>
+    </w:p>
+    <w:p>
+      <w:pPr>
+        <w:pStyle w:val="Heading2"/>
+      </w:pPr>
+      <w:r>
+        <w:lastRenderedPageBreak/>
         <w:t>Test Cases</w:t>
       </w:r>
-      <w:bookmarkEnd w:id="4"/>
-    </w:p>
-    <w:p>
-      <w:pPr>
-        <w:jc w:val="both"/>
-      </w:pPr>
+      <w:bookmarkEnd w:id="5"/>
     </w:p>
     <w:p>
       <w:pPr>
         <w:pStyle w:val="Heading3"/>
-        <w:jc w:val="both"/>
-      </w:pPr>
-      <w:bookmarkStart w:id="5" w:name="_Toc229156160"/>
+      </w:pPr>
+      <w:bookmarkStart w:id="6" w:name="_Toc230551591"/>
       <w:r>
         <w:t>T1 – User registration test</w:t>
       </w:r>
-      <w:bookmarkEnd w:id="5"/>
-    </w:p>
-    <w:p>
-      <w:pPr>
-        <w:spacing w:after="100"/>
-        <w:jc w:val="both"/>
-      </w:pPr>
+      <w:bookmarkEnd w:id="6"/>
+    </w:p>
+    <w:p>
       <w:r>
         <w:rPr>
           <w:b/>
           <w:bCs/>
         </w:rPr>
-        <w:t xml:space="preserve">Related requirement: </w:t>
-      </w:r>
-      <w:r>
-        <w:t>R1 – Register user</w:t>
-      </w:r>
-    </w:p>
-    <w:p>
-      <w:pPr>
-        <w:spacing w:after="120"/>
-        <w:jc w:val="both"/>
-      </w:pPr>
-      <w:r>
-        <w:t>Verifies that a new user can successfully register through the backend API. The system shall store user information persistently, hash the password for security, set up default device fields, and reject duplicate usernames.</w:t>
-      </w:r>
-    </w:p>
-    <w:p>
-      <w:pPr>
-        <w:spacing w:after="120"/>
-        <w:jc w:val="both"/>
-      </w:pPr>
+        <w:t>Related requirement: R1 – Register user</w:t>
+      </w:r>
+    </w:p>
+    <w:p>
+      <w:r>
+        <w:t>Verified that a new user can successfully register through the backend API. The system stored user information persistently, hashed the password for security, set up default device fields, and rejected duplicate usernames.</w:t>
+      </w:r>
+    </w:p>
+    <w:p/>
+    <w:p>
       <w:r>
         <w:rPr>
           <w:b/>
@@ -2263,8 +2715,6 @@
           <w:ilvl w:val="0"/>
           <w:numId w:val="2"/>
         </w:numPr>
-        <w:spacing w:after="80"/>
-        <w:jc w:val="both"/>
       </w:pPr>
       <w:r>
         <w:t>Send a registration request with a valid username and password.</w:t>
@@ -2277,8 +2727,6 @@
           <w:ilvl w:val="0"/>
           <w:numId w:val="2"/>
         </w:numPr>
-        <w:spacing w:after="80"/>
-        <w:jc w:val="both"/>
       </w:pPr>
       <w:r>
         <w:t>Confirm the system responds with a success message.</w:t>
@@ -2291,8 +2739,6 @@
           <w:ilvl w:val="0"/>
           <w:numId w:val="2"/>
         </w:numPr>
-        <w:spacing w:after="80"/>
-        <w:jc w:val="both"/>
       </w:pPr>
       <w:r>
         <w:t>Check the database and verify the user was created with a hashed (not plain text) password.</w:t>
@@ -2305,8 +2751,6 @@
           <w:ilvl w:val="0"/>
           <w:numId w:val="2"/>
         </w:numPr>
-        <w:spacing w:after="80"/>
-        <w:jc w:val="both"/>
       </w:pPr>
       <w:r>
         <w:t>Verify that all 7 default device fields were created: white light, orange light, door, window, fan A, fan B, and buzzer.</w:t>
@@ -2319,17 +2763,9 @@
           <w:ilvl w:val="0"/>
           <w:numId w:val="2"/>
         </w:numPr>
-        <w:spacing w:after="80"/>
-        <w:jc w:val="both"/>
-      </w:pPr>
-      <w:r>
-        <w:t xml:space="preserve">Try registering the same username again </w:t>
-      </w:r>
-      <w:r>
-        <w:t xml:space="preserve">- </w:t>
-      </w:r>
-      <w:r>
-        <w:t>the system should reject it.</w:t>
+      </w:pPr>
+      <w:r>
+        <w:t>Try registering the same username again - the system should reject it.</w:t>
       </w:r>
     </w:p>
     <w:p>
@@ -2339,100 +2775,48 @@
           <w:ilvl w:val="0"/>
           <w:numId w:val="2"/>
         </w:numPr>
-        <w:spacing w:after="80"/>
-        <w:jc w:val="both"/>
-      </w:pPr>
-      <w:r>
-        <w:t xml:space="preserve">Try registering without the required API key </w:t>
-      </w:r>
-      <w:r>
-        <w:t>-</w:t>
-      </w:r>
-      <w:r>
-        <w:t xml:space="preserve"> the system should reject it.</w:t>
-      </w:r>
-    </w:p>
-    <w:p>
-      <w:pPr>
-        <w:spacing w:after="100"/>
-        <w:jc w:val="both"/>
-      </w:pPr>
+      </w:pPr>
+      <w:r>
+        <w:t>Try registering without the required API key - the system should reject it.</w:t>
+      </w:r>
+    </w:p>
+    <w:p/>
+    <w:p>
       <w:r>
         <w:rPr>
           <w:b/>
           <w:bCs/>
         </w:rPr>
-        <w:t xml:space="preserve">Expected result: </w:t>
-      </w:r>
-      <w:r>
-        <w:t>New users are created successfully with secure password storage and all default devices. Duplicate usernames and missing API keys are rejected.</w:t>
-      </w:r>
-    </w:p>
-    <w:p>
-      <w:pPr>
-        <w:jc w:val="both"/>
-      </w:pPr>
-    </w:p>
+        <w:t>Expected result: New users are created successfully with secure password storage and all default devices. Duplicate usernames and missing API keys are rejected.</w:t>
+      </w:r>
+    </w:p>
+    <w:p/>
     <w:p>
       <w:pPr>
         <w:pStyle w:val="Heading3"/>
-        <w:jc w:val="both"/>
-      </w:pPr>
-      <w:bookmarkStart w:id="6" w:name="_Toc229156161"/>
-      <w:r>
-        <w:lastRenderedPageBreak/>
+      </w:pPr>
+      <w:bookmarkStart w:id="7" w:name="_Toc230551592"/>
+      <w:r>
         <w:t>T2 – User authentication test</w:t>
       </w:r>
-      <w:bookmarkEnd w:id="6"/>
-    </w:p>
-    <w:p>
-      <w:pPr>
-        <w:spacing w:after="100"/>
-        <w:jc w:val="both"/>
-      </w:pPr>
+      <w:bookmarkEnd w:id="7"/>
+    </w:p>
+    <w:p>
       <w:r>
         <w:rPr>
           <w:b/>
           <w:bCs/>
         </w:rPr>
-        <w:t xml:space="preserve">Related requirement: </w:t>
-      </w:r>
-      <w:r>
-        <w:t xml:space="preserve">R2 </w:t>
-      </w:r>
-      <w:r>
-        <w:t>-</w:t>
-      </w:r>
-      <w:r>
-        <w:t xml:space="preserve"> Authenticate user, R3 </w:t>
-      </w:r>
-      <w:r>
-        <w:t>-</w:t>
-      </w:r>
-      <w:r>
-        <w:t xml:space="preserve"> Terminate session, R11 </w:t>
-      </w:r>
-      <w:r>
-        <w:t>-</w:t>
-      </w:r>
-      <w:r>
-        <w:t xml:space="preserve"> Block unauthorized access</w:t>
-      </w:r>
-    </w:p>
-    <w:p>
-      <w:pPr>
-        <w:spacing w:after="120"/>
-        <w:jc w:val="both"/>
-      </w:pPr>
-      <w:r>
-        <w:t>Verifies that users can log in with valid credentials and receive a session token. Invalid credentials, expired tokens, and missing tokens shall be rejected.</w:t>
-      </w:r>
-    </w:p>
-    <w:p>
-      <w:pPr>
-        <w:spacing w:after="120"/>
-        <w:jc w:val="both"/>
-      </w:pPr>
+        <w:t>Related requirement: R2 - Authenticate user, R3 - Terminate session, R11 - Block unauthorized access</w:t>
+      </w:r>
+    </w:p>
+    <w:p>
+      <w:r>
+        <w:t>Verified that users can log in with valid credentials and receive a session token. Invalid credentials, expired tokens, and missing tokens were rejected.</w:t>
+      </w:r>
+    </w:p>
+    <w:p/>
+    <w:p>
       <w:r>
         <w:rPr>
           <w:b/>
@@ -2448,8 +2832,6 @@
           <w:ilvl w:val="0"/>
           <w:numId w:val="2"/>
         </w:numPr>
-        <w:spacing w:after="80"/>
-        <w:jc w:val="both"/>
       </w:pPr>
       <w:r>
         <w:t>Log in with a valid username and password.</w:t>
@@ -2462,8 +2844,6 @@
           <w:ilvl w:val="0"/>
           <w:numId w:val="2"/>
         </w:numPr>
-        <w:spacing w:after="80"/>
-        <w:jc w:val="both"/>
       </w:pPr>
       <w:r>
         <w:t>Confirm a session token is returned.</w:t>
@@ -2476,17 +2856,9 @@
           <w:ilvl w:val="0"/>
           <w:numId w:val="2"/>
         </w:numPr>
-        <w:spacing w:after="80"/>
-        <w:jc w:val="both"/>
-      </w:pPr>
-      <w:r>
-        <w:t xml:space="preserve">Try logging in with a wrong password </w:t>
-      </w:r>
-      <w:r>
-        <w:t>-</w:t>
-      </w:r>
-      <w:r>
-        <w:t xml:space="preserve"> the system should reject it.</w:t>
+      </w:pPr>
+      <w:r>
+        <w:t>Try logging in with a wrong password - the system should reject it.</w:t>
       </w:r>
     </w:p>
     <w:p>
@@ -2496,8 +2868,6 @@
           <w:ilvl w:val="0"/>
           <w:numId w:val="2"/>
         </w:numPr>
-        <w:spacing w:after="80"/>
-        <w:jc w:val="both"/>
       </w:pPr>
       <w:r>
         <w:t>Log out and confirm the token is no longer accepted.</w:t>
@@ -2510,17 +2880,9 @@
           <w:ilvl w:val="0"/>
           <w:numId w:val="2"/>
         </w:numPr>
-        <w:spacing w:after="80"/>
-        <w:jc w:val="both"/>
-      </w:pPr>
-      <w:r>
-        <w:t xml:space="preserve">Try accessing a protected page without a token </w:t>
-      </w:r>
-      <w:r>
-        <w:t xml:space="preserve">- </w:t>
-      </w:r>
-      <w:r>
-        <w:t>the system should return an error.</w:t>
+      </w:pPr>
+      <w:r>
+        <w:t>Try accessing a protected page without a token - the system should return an error.</w:t>
       </w:r>
     </w:p>
     <w:p>
@@ -2530,87 +2892,48 @@
           <w:ilvl w:val="0"/>
           <w:numId w:val="2"/>
         </w:numPr>
-        <w:spacing w:after="80"/>
-        <w:jc w:val="both"/>
-      </w:pPr>
-      <w:r>
-        <w:t xml:space="preserve">Use an expired token </w:t>
-      </w:r>
-      <w:r>
-        <w:t>-</w:t>
-      </w:r>
-      <w:r>
-        <w:t xml:space="preserve"> the system should reject it.</w:t>
-      </w:r>
-    </w:p>
-    <w:p>
-      <w:pPr>
-        <w:spacing w:after="100"/>
-        <w:jc w:val="both"/>
-      </w:pPr>
+      </w:pPr>
+      <w:r>
+        <w:t>Use an expired token - the system should reject it.</w:t>
+      </w:r>
+    </w:p>
+    <w:p/>
+    <w:p>
       <w:r>
         <w:rPr>
           <w:b/>
           <w:bCs/>
         </w:rPr>
-        <w:t xml:space="preserve">Expected result: </w:t>
-      </w:r>
-      <w:r>
-        <w:t>Login works with correct credentials. Wrong passwords, missing tokens, and expired tokens are all rejected appropriately.</w:t>
-      </w:r>
-    </w:p>
-    <w:p>
-      <w:pPr>
-        <w:jc w:val="both"/>
-      </w:pPr>
-    </w:p>
+        <w:t>Expected result: Login works with correct credentials. Wrong passwords, missing tokens, and expired tokens are all rejected appropriately.</w:t>
+      </w:r>
+    </w:p>
+    <w:p/>
     <w:p>
       <w:pPr>
         <w:pStyle w:val="Heading3"/>
-        <w:jc w:val="both"/>
-      </w:pPr>
-      <w:bookmarkStart w:id="7" w:name="_Toc229156162"/>
+      </w:pPr>
+      <w:bookmarkStart w:id="8" w:name="_Toc230551593"/>
       <w:r>
         <w:t>T3 – Device control test</w:t>
       </w:r>
-      <w:bookmarkEnd w:id="7"/>
-    </w:p>
-    <w:p>
-      <w:pPr>
-        <w:spacing w:after="100"/>
-        <w:jc w:val="both"/>
-      </w:pPr>
+      <w:bookmarkEnd w:id="8"/>
+    </w:p>
+    <w:p>
       <w:r>
         <w:rPr>
           <w:b/>
           <w:bCs/>
         </w:rPr>
-        <w:t xml:space="preserve">Related requirement: </w:t>
-      </w:r>
-      <w:r>
-        <w:t xml:space="preserve">R4–R8, R15 </w:t>
-      </w:r>
-      <w:r>
-        <w:t>-</w:t>
-      </w:r>
-      <w:r>
-        <w:t xml:space="preserve"> Device control and LCD display</w:t>
-      </w:r>
-    </w:p>
-    <w:p>
-      <w:pPr>
-        <w:spacing w:after="120"/>
-        <w:jc w:val="both"/>
-      </w:pPr>
-      <w:r>
-        <w:t>Verifies that authenticated users can send commands to smart house devices through the backend API. The system shall update the device state and forward the command to the physical hardware via the gateway.</w:t>
-      </w:r>
-    </w:p>
-    <w:p>
-      <w:pPr>
-        <w:spacing w:after="120"/>
-        <w:jc w:val="both"/>
-      </w:pPr>
+        <w:t>Related requirement: R4–R8, R15 - Device control and LCD display</w:t>
+      </w:r>
+    </w:p>
+    <w:p>
+      <w:r>
+        <w:t>Verified that authenticated users can send commands to smart house devices through the backend API. The system updated the device state and forwarded the command to the physical hardware via the gateway.</w:t>
+      </w:r>
+    </w:p>
+    <w:p/>
+    <w:p>
       <w:r>
         <w:rPr>
           <w:b/>
@@ -2626,8 +2949,6 @@
           <w:ilvl w:val="0"/>
           <w:numId w:val="2"/>
         </w:numPr>
-        <w:spacing w:after="80"/>
-        <w:jc w:val="both"/>
       </w:pPr>
       <w:r>
         <w:t>Log in and obtain a session token.</w:t>
@@ -2640,17 +2961,9 @@
           <w:ilvl w:val="0"/>
           <w:numId w:val="2"/>
         </w:numPr>
-        <w:spacing w:after="80"/>
-        <w:jc w:val="both"/>
-      </w:pPr>
-      <w:r>
-        <w:t xml:space="preserve">Send a command to open the door </w:t>
-      </w:r>
-      <w:r>
-        <w:t>-</w:t>
-      </w:r>
-      <w:r>
-        <w:t xml:space="preserve"> verify the state is saved and the door responds physically.</w:t>
+      </w:pPr>
+      <w:r>
+        <w:t>Send a command to open the door - verify the state is saved and the door responds physically.</w:t>
       </w:r>
     </w:p>
     <w:p>
@@ -2660,17 +2973,10 @@
           <w:ilvl w:val="0"/>
           <w:numId w:val="2"/>
         </w:numPr>
-        <w:spacing w:after="80"/>
-        <w:jc w:val="both"/>
-      </w:pPr>
-      <w:r>
-        <w:t xml:space="preserve">Turn the white light on and off </w:t>
-      </w:r>
-      <w:r>
-        <w:t xml:space="preserve">- </w:t>
-      </w:r>
-      <w:r>
-        <w:t>verify both transitions are saved correctly.</w:t>
+      </w:pPr>
+      <w:r>
+        <w:lastRenderedPageBreak/>
+        <w:t>Turn the white light on and off - verify both transitions are saved correctly.</w:t>
       </w:r>
     </w:p>
     <w:p>
@@ -2680,17 +2986,9 @@
           <w:ilvl w:val="0"/>
           <w:numId w:val="2"/>
         </w:numPr>
-        <w:spacing w:after="80"/>
-        <w:jc w:val="both"/>
-      </w:pPr>
-      <w:r>
-        <w:t xml:space="preserve">Set the orange light to 50% brightness </w:t>
-      </w:r>
-      <w:r>
-        <w:t xml:space="preserve">- </w:t>
-      </w:r>
-      <w:r>
-        <w:t>verify the value is stored correctly (range 0–255).</w:t>
+      </w:pPr>
+      <w:r>
+        <w:t>Set the orange light to 50% brightness - verify the value is stored correctly (range 0–255).</w:t>
       </w:r>
     </w:p>
     <w:p>
@@ -2700,17 +2998,9 @@
           <w:ilvl w:val="0"/>
           <w:numId w:val="2"/>
         </w:numPr>
-        <w:spacing w:after="80"/>
-        <w:jc w:val="both"/>
-      </w:pPr>
-      <w:r>
-        <w:t xml:space="preserve">Open and close the window </w:t>
-      </w:r>
-      <w:r>
-        <w:t xml:space="preserve">- </w:t>
-      </w:r>
-      <w:r>
-        <w:t>verify the gateway receives the correct command.</w:t>
+      </w:pPr>
+      <w:r>
+        <w:t>Open and close the window - verify the gateway receives the correct command.</w:t>
       </w:r>
     </w:p>
     <w:p>
@@ -2720,17 +3010,9 @@
           <w:ilvl w:val="0"/>
           <w:numId w:val="2"/>
         </w:numPr>
-        <w:spacing w:after="80"/>
-        <w:jc w:val="both"/>
-      </w:pPr>
-      <w:r>
-        <w:t xml:space="preserve">Turn fan A and fan B on independently </w:t>
-      </w:r>
-      <w:r>
-        <w:t xml:space="preserve">- </w:t>
-      </w:r>
-      <w:r>
-        <w:t>verify each can be controlled on its own.</w:t>
+      </w:pPr>
+      <w:r>
+        <w:t>Turn fan A and fan B on independently - verify each can be controlled on its own.</w:t>
       </w:r>
     </w:p>
     <w:p>
@@ -2740,17 +3022,9 @@
           <w:ilvl w:val="0"/>
           <w:numId w:val="2"/>
         </w:numPr>
-        <w:spacing w:after="80"/>
-        <w:jc w:val="both"/>
-      </w:pPr>
-      <w:r>
-        <w:t xml:space="preserve">Turn the buzzer on and off </w:t>
-      </w:r>
-      <w:r>
-        <w:t xml:space="preserve">- </w:t>
-      </w:r>
-      <w:r>
-        <w:t>verify it responds correctly.</w:t>
+      </w:pPr>
+      <w:r>
+        <w:t>Turn the buzzer on and off - verify it responds correctly.</w:t>
       </w:r>
     </w:p>
     <w:p>
@@ -2760,81 +3034,48 @@
           <w:ilvl w:val="0"/>
           <w:numId w:val="2"/>
         </w:numPr>
-        <w:spacing w:after="80"/>
-        <w:jc w:val="both"/>
-      </w:pPr>
-      <w:r>
-        <w:t xml:space="preserve">Send a short text message to the LCD display </w:t>
-      </w:r>
-      <w:r>
-        <w:t xml:space="preserve">- </w:t>
-      </w:r>
-      <w:r>
-        <w:t>verify it appears on screen (maximum 16 characters).</w:t>
-      </w:r>
-    </w:p>
-    <w:p>
-      <w:pPr>
-        <w:spacing w:after="100"/>
-        <w:jc w:val="both"/>
-      </w:pPr>
+      </w:pPr>
+      <w:r>
+        <w:t>Send a short text message to the LCD display - verify it appears on screen (maximum 16 characters).</w:t>
+      </w:r>
+    </w:p>
+    <w:p/>
+    <w:p>
       <w:r>
         <w:rPr>
           <w:b/>
           <w:bCs/>
         </w:rPr>
-        <w:t xml:space="preserve">Expected result: </w:t>
-      </w:r>
-      <w:r>
-        <w:t>All device commands are accepted, saved in the database, and forwarded to the physical hardware. The LCD display shows the correct text.</w:t>
-      </w:r>
-    </w:p>
-    <w:p>
-      <w:pPr>
-        <w:jc w:val="both"/>
-      </w:pPr>
-    </w:p>
+        <w:t>Expected result: All device commands are accepted, saved in the database, and forwarded to the physical hardware. The LCD display shows the correct text.</w:t>
+      </w:r>
+    </w:p>
+    <w:p/>
     <w:p>
       <w:pPr>
         <w:pStyle w:val="Heading3"/>
-        <w:jc w:val="both"/>
-      </w:pPr>
-      <w:bookmarkStart w:id="8" w:name="_Toc229156163"/>
+      </w:pPr>
+      <w:bookmarkStart w:id="9" w:name="_Toc230551594"/>
       <w:r>
         <w:t>T4 – Device state synchronization test</w:t>
       </w:r>
-      <w:bookmarkEnd w:id="8"/>
-    </w:p>
-    <w:p>
-      <w:pPr>
-        <w:spacing w:after="100"/>
-        <w:jc w:val="both"/>
-      </w:pPr>
+      <w:bookmarkEnd w:id="9"/>
+    </w:p>
+    <w:p>
       <w:r>
         <w:rPr>
           <w:b/>
           <w:bCs/>
         </w:rPr>
-        <w:t xml:space="preserve">Related requirement: </w:t>
-      </w:r>
-      <w:r>
-        <w:t>R9 – Retrieve device status</w:t>
-      </w:r>
-    </w:p>
-    <w:p>
-      <w:pPr>
-        <w:spacing w:after="120"/>
-        <w:jc w:val="both"/>
-      </w:pPr>
+        <w:t>Related requirement: R9 – Retrieve device status</w:t>
+      </w:r>
+    </w:p>
+    <w:p>
       <w:r>
         <w:t>Verifies that device states stored in the backend match what is shown to the user and reported by the gateway.</w:t>
       </w:r>
     </w:p>
-    <w:p>
-      <w:pPr>
-        <w:spacing w:after="120"/>
-        <w:jc w:val="both"/>
-      </w:pPr>
+    <w:p/>
+    <w:p>
       <w:r>
         <w:rPr>
           <w:b/>
@@ -2850,8 +3091,6 @@
           <w:ilvl w:val="0"/>
           <w:numId w:val="2"/>
         </w:numPr>
-        <w:spacing w:after="80"/>
-        <w:jc w:val="both"/>
       </w:pPr>
       <w:r>
         <w:t>Set a device to a known state (for example, door open).</w:t>
@@ -2864,8 +3103,6 @@
           <w:ilvl w:val="0"/>
           <w:numId w:val="2"/>
         </w:numPr>
-        <w:spacing w:after="80"/>
-        <w:jc w:val="both"/>
       </w:pPr>
       <w:r>
         <w:t>Retrieve the current device status from the API.</w:t>
@@ -2878,8 +3115,6 @@
           <w:ilvl w:val="0"/>
           <w:numId w:val="2"/>
         </w:numPr>
-        <w:spacing w:after="80"/>
-        <w:jc w:val="both"/>
       </w:pPr>
       <w:r>
         <w:t>Confirm the returned status matches what was set.</w:t>
@@ -2892,8 +3127,6 @@
           <w:ilvl w:val="0"/>
           <w:numId w:val="2"/>
         </w:numPr>
-        <w:spacing w:after="80"/>
-        <w:jc w:val="both"/>
       </w:pPr>
       <w:r>
         <w:t>Confirm the password field is not included in the response.</w:t>
@@ -2906,87 +3139,48 @@
           <w:ilvl w:val="0"/>
           <w:numId w:val="2"/>
         </w:numPr>
-        <w:spacing w:after="80"/>
-        <w:jc w:val="both"/>
       </w:pPr>
       <w:r>
         <w:t>Check that the SG2 mobile app reflects the updated state in real time.</w:t>
       </w:r>
     </w:p>
-    <w:p>
-      <w:pPr>
-        <w:spacing w:after="100"/>
-        <w:jc w:val="both"/>
-      </w:pPr>
+    <w:p/>
+    <w:p>
       <w:r>
         <w:rPr>
           <w:b/>
           <w:bCs/>
         </w:rPr>
-        <w:t xml:space="preserve">Expected result: </w:t>
-      </w:r>
-      <w:r>
-        <w:t>The device status returned by the API always reflects the actual state. The password is never exposed in status responses. The mobile app shows the correct state.</w:t>
-      </w:r>
-    </w:p>
-    <w:p>
-      <w:pPr>
-        <w:jc w:val="both"/>
-      </w:pPr>
-    </w:p>
+        <w:t>Expected result: The device status returned by the API always reflects the actual state. The password is never exposed in status responses. The mobile app shows the correct state.</w:t>
+      </w:r>
+    </w:p>
+    <w:p/>
     <w:p>
       <w:pPr>
         <w:pStyle w:val="Heading3"/>
-        <w:jc w:val="both"/>
-      </w:pPr>
-      <w:bookmarkStart w:id="9" w:name="_Toc229156164"/>
+      </w:pPr>
+      <w:bookmarkStart w:id="10" w:name="_Toc230551595"/>
       <w:r>
         <w:t>T5 – Unauthorized access test</w:t>
       </w:r>
-      <w:bookmarkEnd w:id="9"/>
-    </w:p>
-    <w:p>
-      <w:pPr>
-        <w:spacing w:after="100"/>
-        <w:jc w:val="both"/>
-      </w:pPr>
+      <w:bookmarkEnd w:id="10"/>
+    </w:p>
+    <w:p>
       <w:r>
         <w:rPr>
           <w:b/>
           <w:bCs/>
         </w:rPr>
-        <w:t xml:space="preserve">Related requirement: </w:t>
-      </w:r>
-      <w:r>
-        <w:t xml:space="preserve">R11 </w:t>
-      </w:r>
-      <w:r>
-        <w:t>-</w:t>
-      </w:r>
-      <w:r>
-        <w:t xml:space="preserve"> Block unauthorized access, S4 </w:t>
-      </w:r>
-      <w:r>
-        <w:t>-</w:t>
-      </w:r>
-      <w:r>
-        <w:t xml:space="preserve"> Security</w:t>
-      </w:r>
-    </w:p>
-    <w:p>
-      <w:pPr>
-        <w:spacing w:after="120"/>
-        <w:jc w:val="both"/>
-      </w:pPr>
+        <w:t>Related requirement: R11 - Block unauthorized access, S4 - Security</w:t>
+      </w:r>
+    </w:p>
+    <w:p>
       <w:r>
         <w:t>Verifies that requests without valid authentication are rejected and do not modify any system state.</w:t>
       </w:r>
     </w:p>
-    <w:p>
-      <w:pPr>
-        <w:spacing w:after="120"/>
-        <w:jc w:val="both"/>
-      </w:pPr>
+    <w:p/>
+    <w:p>
       <w:r>
         <w:rPr>
           <w:b/>
@@ -3002,17 +3196,9 @@
           <w:ilvl w:val="0"/>
           <w:numId w:val="2"/>
         </w:numPr>
-        <w:spacing w:after="80"/>
-        <w:jc w:val="both"/>
-      </w:pPr>
-      <w:r>
-        <w:t xml:space="preserve">Try sending a device command without being logged in </w:t>
-      </w:r>
-      <w:r>
-        <w:t>-</w:t>
-      </w:r>
-      <w:r>
-        <w:t xml:space="preserve"> the system should reject it.</w:t>
+      </w:pPr>
+      <w:r>
+        <w:t>Try sending a device command without being logged in - the system should reject it.</w:t>
       </w:r>
     </w:p>
     <w:p>
@@ -3022,17 +3208,9 @@
           <w:ilvl w:val="0"/>
           <w:numId w:val="2"/>
         </w:numPr>
-        <w:spacing w:after="80"/>
-        <w:jc w:val="both"/>
-      </w:pPr>
-      <w:r>
-        <w:t xml:space="preserve">Try using an invalid or expired token </w:t>
-      </w:r>
-      <w:r>
-        <w:t>-</w:t>
-      </w:r>
-      <w:r>
-        <w:t xml:space="preserve"> the system should reject it.</w:t>
+      </w:pPr>
+      <w:r>
+        <w:t>Try using an invalid or expired token - the system should reject it.</w:t>
       </w:r>
     </w:p>
     <w:p>
@@ -3042,8 +3220,6 @@
           <w:ilvl w:val="0"/>
           <w:numId w:val="2"/>
         </w:numPr>
-        <w:spacing w:after="80"/>
-        <w:jc w:val="both"/>
       </w:pPr>
       <w:r>
         <w:t>Confirm that no device state was changed after a rejected request.</w:t>
@@ -3056,87 +3232,64 @@
           <w:ilvl w:val="0"/>
           <w:numId w:val="2"/>
         </w:numPr>
-        <w:spacing w:after="80"/>
-        <w:jc w:val="both"/>
       </w:pPr>
       <w:r>
         <w:t>Check directly in the database that passwords are stored as hashed values, not plain text.</w:t>
       </w:r>
     </w:p>
-    <w:p>
-      <w:pPr>
-        <w:spacing w:after="100"/>
-        <w:jc w:val="both"/>
-      </w:pPr>
+    <w:p/>
+    <w:p>
       <w:r>
         <w:rPr>
           <w:b/>
           <w:bCs/>
         </w:rPr>
-        <w:t xml:space="preserve">Expected result: </w:t>
-      </w:r>
-      <w:r>
-        <w:t>All unauthenticated and unauthorized requests are rejected. No system state is modified. Passwords are always stored securely.</w:t>
-      </w:r>
-    </w:p>
-    <w:p>
-      <w:pPr>
-        <w:jc w:val="both"/>
-      </w:pPr>
-    </w:p>
+        <w:t>Expected result: All unauthenticated and unauthorized requests are rejected. No system state is modified. Passwords are always stored securely.</w:t>
+      </w:r>
+    </w:p>
+    <w:p/>
     <w:p>
       <w:pPr>
         <w:pStyle w:val="Heading3"/>
-        <w:jc w:val="both"/>
-      </w:pPr>
-      <w:bookmarkStart w:id="10" w:name="_Toc229156165"/>
-      <w:r>
+      </w:pPr>
+      <w:bookmarkStart w:id="11" w:name="_Toc230551596"/>
+    </w:p>
+    <w:p>
+      <w:pPr>
+        <w:pStyle w:val="Heading3"/>
+      </w:pPr>
+    </w:p>
+    <w:p>
+      <w:pPr>
+        <w:pStyle w:val="Heading3"/>
+      </w:pPr>
+    </w:p>
+    <w:p>
+      <w:pPr>
+        <w:pStyle w:val="Heading3"/>
+      </w:pPr>
+      <w:r>
+        <w:lastRenderedPageBreak/>
         <w:t>T6 – Database persistence test</w:t>
       </w:r>
-      <w:bookmarkEnd w:id="10"/>
-    </w:p>
-    <w:p>
-      <w:pPr>
-        <w:spacing w:after="100"/>
-        <w:jc w:val="both"/>
-      </w:pPr>
+      <w:bookmarkEnd w:id="11"/>
+    </w:p>
+    <w:p>
       <w:r>
         <w:rPr>
           <w:b/>
           <w:bCs/>
         </w:rPr>
-        <w:t xml:space="preserve">Related requirement: </w:t>
-      </w:r>
-      <w:r>
-        <w:t xml:space="preserve">R12 </w:t>
-      </w:r>
-      <w:r>
-        <w:t>-</w:t>
-      </w:r>
-      <w:r>
-        <w:t xml:space="preserve"> Data persistence (partially implemented)</w:t>
-      </w:r>
-    </w:p>
-    <w:p>
-      <w:pPr>
-        <w:spacing w:after="120"/>
-        <w:jc w:val="both"/>
-      </w:pPr>
-      <w:r>
-        <w:t xml:space="preserve">Verifies that critical system data survives a server restart or temporary disruption. Note: the secondary backup database (Supabase) is not yet implemented </w:t>
-      </w:r>
-      <w:r>
-        <w:t>-</w:t>
-      </w:r>
-      <w:r>
-        <w:t xml:space="preserve"> this test covers the primary database only.</w:t>
-      </w:r>
-    </w:p>
-    <w:p>
-      <w:pPr>
-        <w:spacing w:after="120"/>
-        <w:jc w:val="both"/>
-      </w:pPr>
+        <w:t>Related requirement: R12 - Data persistence (partially implemented)</w:t>
+      </w:r>
+    </w:p>
+    <w:p>
+      <w:r>
+        <w:t>Verifies that critical system data survives a server restart or temporary disruption. Note: the secondary backup database (Supabase) is not yet implemented - this test covers the primary database only.</w:t>
+      </w:r>
+    </w:p>
+    <w:p/>
+    <w:p>
       <w:r>
         <w:rPr>
           <w:b/>
@@ -3152,8 +3305,6 @@
           <w:ilvl w:val="0"/>
           <w:numId w:val="2"/>
         </w:numPr>
-        <w:spacing w:after="80"/>
-        <w:jc w:val="both"/>
       </w:pPr>
       <w:r>
         <w:t>Set several devices to known states.</w:t>
@@ -3166,8 +3317,6 @@
           <w:ilvl w:val="0"/>
           <w:numId w:val="2"/>
         </w:numPr>
-        <w:spacing w:after="80"/>
-        <w:jc w:val="both"/>
       </w:pPr>
       <w:r>
         <w:t>Restart or simulate a disruption of the server.</w:t>
@@ -3180,8 +3329,6 @@
           <w:ilvl w:val="0"/>
           <w:numId w:val="2"/>
         </w:numPr>
-        <w:spacing w:after="80"/>
-        <w:jc w:val="both"/>
       </w:pPr>
       <w:r>
         <w:t>Reconnect and retrieve the device states.</w:t>
@@ -3194,8 +3341,6 @@
           <w:ilvl w:val="0"/>
           <w:numId w:val="2"/>
         </w:numPr>
-        <w:spacing w:after="80"/>
-        <w:jc w:val="both"/>
       </w:pPr>
       <w:r>
         <w:t>Confirm the last known states are preserved.</w:t>
@@ -3208,81 +3353,48 @@
           <w:ilvl w:val="0"/>
           <w:numId w:val="2"/>
         </w:numPr>
-        <w:spacing w:after="80"/>
-        <w:jc w:val="both"/>
       </w:pPr>
       <w:r>
         <w:t>Note: full backup and recovery testing is planned for a future release when the Supabase integration is complete.</w:t>
       </w:r>
     </w:p>
-    <w:p>
-      <w:pPr>
-        <w:spacing w:after="100"/>
-        <w:jc w:val="both"/>
-      </w:pPr>
+    <w:p/>
+    <w:p>
       <w:r>
         <w:rPr>
           <w:b/>
           <w:bCs/>
         </w:rPr>
-        <w:t xml:space="preserve">Expected result: </w:t>
-      </w:r>
-      <w:r>
-        <w:t>Device states and user data persist through server restarts. Full backup and recovery testing is planned for a future release.</w:t>
-      </w:r>
-    </w:p>
-    <w:p>
-      <w:pPr>
-        <w:jc w:val="both"/>
-      </w:pPr>
-    </w:p>
+        <w:t>Expected result: Device states and user data persist through server restarts. Full backup and recovery testing is planned for a future release.</w:t>
+      </w:r>
+    </w:p>
+    <w:p/>
     <w:p>
       <w:pPr>
         <w:pStyle w:val="Heading3"/>
-        <w:jc w:val="both"/>
-      </w:pPr>
-      <w:bookmarkStart w:id="11" w:name="_Toc229156166"/>
+      </w:pPr>
+      <w:bookmarkStart w:id="12" w:name="_Toc230551597"/>
       <w:r>
         <w:t>T7 – Concurrent request handling test</w:t>
       </w:r>
-      <w:bookmarkEnd w:id="11"/>
-    </w:p>
-    <w:p>
-      <w:pPr>
-        <w:spacing w:after="100"/>
-        <w:jc w:val="both"/>
-      </w:pPr>
+      <w:bookmarkEnd w:id="12"/>
+    </w:p>
+    <w:p>
       <w:r>
         <w:rPr>
           <w:b/>
           <w:bCs/>
         </w:rPr>
-        <w:t xml:space="preserve">Related requirement: </w:t>
-      </w:r>
-      <w:r>
-        <w:t xml:space="preserve">S3 </w:t>
-      </w:r>
-      <w:r>
-        <w:t>-</w:t>
-      </w:r>
-      <w:r>
-        <w:t xml:space="preserve"> Scalability (desirable)</w:t>
-      </w:r>
-    </w:p>
-    <w:p>
-      <w:pPr>
-        <w:spacing w:after="120"/>
-        <w:jc w:val="both"/>
-      </w:pPr>
+        <w:t>Related requirement: S3 - Scalability (desirable)</w:t>
+      </w:r>
+    </w:p>
+    <w:p>
       <w:r>
         <w:t>Verifies that the backend can handle multiple simultaneous requests without causing inconsistent device states or data corruption.</w:t>
       </w:r>
     </w:p>
-    <w:p>
-      <w:pPr>
-        <w:spacing w:after="120"/>
-        <w:jc w:val="both"/>
-      </w:pPr>
+    <w:p/>
+    <w:p>
       <w:r>
         <w:rPr>
           <w:b/>
@@ -3298,8 +3410,6 @@
           <w:ilvl w:val="0"/>
           <w:numId w:val="2"/>
         </w:numPr>
-        <w:spacing w:after="80"/>
-        <w:jc w:val="both"/>
       </w:pPr>
       <w:r>
         <w:t>Send multiple device commands from different sessions at the same time.</w:t>
@@ -3312,8 +3422,6 @@
           <w:ilvl w:val="0"/>
           <w:numId w:val="2"/>
         </w:numPr>
-        <w:spacing w:after="80"/>
-        <w:jc w:val="both"/>
       </w:pPr>
       <w:r>
         <w:t>Confirm that no requests are lost or cause errors.</w:t>
@@ -3326,118 +3434,48 @@
           <w:ilvl w:val="0"/>
           <w:numId w:val="2"/>
         </w:numPr>
-        <w:spacing w:after="80"/>
-        <w:jc w:val="both"/>
       </w:pPr>
       <w:r>
         <w:t>Verify that all device states are consistent after the test.</w:t>
       </w:r>
     </w:p>
-    <w:p>
-      <w:pPr>
-        <w:spacing w:after="100"/>
-        <w:jc w:val="both"/>
-      </w:pPr>
+    <w:p/>
+    <w:p>
       <w:r>
         <w:rPr>
           <w:b/>
           <w:bCs/>
         </w:rPr>
-        <w:t xml:space="preserve">Expected result: </w:t>
-      </w:r>
-      <w:r>
-        <w:t>The system handles concurrent requests without errors or inconsistency. This is a desirable test — not required for basic functionality.</w:t>
-      </w:r>
-    </w:p>
-    <w:p>
-      <w:pPr>
-        <w:jc w:val="both"/>
-      </w:pPr>
-    </w:p>
+        <w:t>Expected result: The system handles concurrent requests without errors or inconsistency. This is a desirable test — not required for basic functionality.</w:t>
+      </w:r>
+    </w:p>
+    <w:p/>
     <w:p>
       <w:pPr>
         <w:pStyle w:val="Heading3"/>
-        <w:jc w:val="both"/>
-      </w:pPr>
-    </w:p>
-    <w:p>
-      <w:pPr>
-        <w:pStyle w:val="Heading3"/>
-        <w:jc w:val="both"/>
-      </w:pPr>
-    </w:p>
-    <w:p>
-      <w:pPr>
-        <w:pStyle w:val="Heading3"/>
-        <w:jc w:val="both"/>
-      </w:pPr>
-    </w:p>
-    <w:p>
-      <w:pPr>
-        <w:pStyle w:val="Heading3"/>
-        <w:jc w:val="both"/>
-      </w:pPr>
-    </w:p>
-    <w:p>
-      <w:pPr>
-        <w:pStyle w:val="Heading3"/>
-        <w:jc w:val="both"/>
-      </w:pPr>
-    </w:p>
-    <w:p>
-      <w:pPr>
-        <w:pStyle w:val="Heading3"/>
-        <w:jc w:val="both"/>
-      </w:pPr>
-      <w:bookmarkStart w:id="12" w:name="_Toc229156167"/>
-      <w:r>
-        <w:lastRenderedPageBreak/>
+      </w:pPr>
+      <w:bookmarkStart w:id="13" w:name="_Toc230551598"/>
+      <w:r>
         <w:t>T8 – Gateway communication test</w:t>
       </w:r>
-      <w:bookmarkEnd w:id="12"/>
-    </w:p>
-    <w:p>
-      <w:pPr>
-        <w:spacing w:after="100"/>
-        <w:jc w:val="both"/>
-      </w:pPr>
+      <w:bookmarkEnd w:id="13"/>
+    </w:p>
+    <w:p>
       <w:r>
         <w:rPr>
           <w:b/>
           <w:bCs/>
         </w:rPr>
-        <w:t xml:space="preserve">Related requirement: </w:t>
-      </w:r>
-      <w:r>
-        <w:t xml:space="preserve">R4–R8 </w:t>
-      </w:r>
-      <w:r>
-        <w:t>-</w:t>
-      </w:r>
-      <w:r>
-        <w:t xml:space="preserve"> Device control, S8 </w:t>
-      </w:r>
-      <w:r>
-        <w:t xml:space="preserve">- </w:t>
-      </w:r>
-      <w:r>
-        <w:t>Deployment</w:t>
-      </w:r>
-    </w:p>
-    <w:p>
-      <w:pPr>
-        <w:spacing w:after="120"/>
-        <w:jc w:val="both"/>
-      </w:pPr>
+        <w:t>Related requirement: R4–R8 - Device control, S8 - Deployment</w:t>
+      </w:r>
+    </w:p>
+    <w:p>
       <w:r>
         <w:t>Verifies that the backend correctly communicates with the SG3 gateway and that device commands are forwarded and acknowledged by the physical hardware.</w:t>
       </w:r>
     </w:p>
-    <w:p>
-      <w:pPr>
-        <w:spacing w:after="120"/>
-        <w:jc w:val="both"/>
-      </w:pPr>
+    <w:p/>
+    <w:p>
       <w:r>
         <w:rPr>
           <w:b/>
@@ -3453,8 +3491,6 @@
           <w:ilvl w:val="0"/>
           <w:numId w:val="2"/>
         </w:numPr>
-        <w:spacing w:after="80"/>
-        <w:jc w:val="both"/>
       </w:pPr>
       <w:r>
         <w:t>Ensure the SG3 gateway is running and reachable via Cloudflare Tunnel.</w:t>
@@ -3467,8 +3503,6 @@
           <w:ilvl w:val="0"/>
           <w:numId w:val="2"/>
         </w:numPr>
-        <w:spacing w:after="80"/>
-        <w:jc w:val="both"/>
       </w:pPr>
       <w:r>
         <w:t>Send a device command through the API.</w:t>
@@ -3481,8 +3515,6 @@
           <w:ilvl w:val="0"/>
           <w:numId w:val="2"/>
         </w:numPr>
-        <w:spacing w:after="80"/>
-        <w:jc w:val="both"/>
       </w:pPr>
       <w:r>
         <w:t>Confirm the gateway receives and forwards the command to the Arduino.</w:t>
@@ -3495,8 +3527,6 @@
           <w:ilvl w:val="0"/>
           <w:numId w:val="2"/>
         </w:numPr>
-        <w:spacing w:after="80"/>
-        <w:jc w:val="both"/>
       </w:pPr>
       <w:r>
         <w:t>Verify the gateway health endpoint responds with OK.</w:t>
@@ -3509,87 +3539,54 @@
           <w:ilvl w:val="0"/>
           <w:numId w:val="2"/>
         </w:numPr>
-        <w:spacing w:after="80"/>
-        <w:jc w:val="both"/>
       </w:pPr>
       <w:r>
         <w:t>Run a full end-to-end test: register a user, log in, send a command, and verify the physical device responds.</w:t>
       </w:r>
     </w:p>
-    <w:p>
-      <w:pPr>
-        <w:spacing w:after="100"/>
-        <w:jc w:val="both"/>
-      </w:pPr>
+    <w:p/>
+    <w:p>
       <w:r>
         <w:rPr>
           <w:b/>
           <w:bCs/>
         </w:rPr>
-        <w:t xml:space="preserve">Expected result: </w:t>
-      </w:r>
-      <w:r>
-        <w:t>Commands pass correctly from the API through the gateway to the hardware. The gateway is reachable externally and passes its health check.</w:t>
-      </w:r>
-    </w:p>
-    <w:p>
-      <w:pPr>
-        <w:jc w:val="both"/>
-      </w:pPr>
-    </w:p>
+        <w:t>Expected result: Commands pass correctly from the API through the gateway to the hardware. The gateway is reachable externally and passes its health check.</w:t>
+      </w:r>
+    </w:p>
+    <w:p/>
     <w:p>
       <w:pPr>
         <w:pStyle w:val="Heading3"/>
-        <w:jc w:val="both"/>
-      </w:pPr>
-      <w:bookmarkStart w:id="13" w:name="_Toc229156168"/>
-      <w:r>
+      </w:pPr>
+      <w:bookmarkStart w:id="14" w:name="_Toc230551599"/>
+    </w:p>
+    <w:p>
+      <w:pPr>
+        <w:pStyle w:val="Heading3"/>
+      </w:pPr>
+      <w:r>
+        <w:lastRenderedPageBreak/>
         <w:t>T9 – Password management test</w:t>
       </w:r>
-      <w:bookmarkEnd w:id="13"/>
-    </w:p>
-    <w:p>
-      <w:pPr>
-        <w:spacing w:after="100"/>
-        <w:jc w:val="both"/>
-      </w:pPr>
+      <w:bookmarkEnd w:id="14"/>
+    </w:p>
+    <w:p>
       <w:r>
         <w:rPr>
           <w:b/>
           <w:bCs/>
         </w:rPr>
-        <w:t xml:space="preserve">Related requirement: </w:t>
-      </w:r>
-      <w:r>
-        <w:t xml:space="preserve">R13 </w:t>
-      </w:r>
-      <w:r>
-        <w:t>-</w:t>
-      </w:r>
-      <w:r>
-        <w:t xml:space="preserve"> Update password, R14 </w:t>
-      </w:r>
-      <w:r>
-        <w:t>-</w:t>
-      </w:r>
-      <w:r>
-        <w:t xml:space="preserve"> Delete device field</w:t>
-      </w:r>
-    </w:p>
-    <w:p>
-      <w:pPr>
-        <w:spacing w:after="120"/>
-        <w:jc w:val="both"/>
-      </w:pPr>
+        <w:t>Related requirement: R13 - Update password, R14 - Delete device field</w:t>
+      </w:r>
+    </w:p>
+    <w:p>
       <w:r>
         <w:t>Verifies that users can change their password and that custom device fields can be added and removed.</w:t>
       </w:r>
     </w:p>
-    <w:p>
-      <w:pPr>
-        <w:spacing w:after="120"/>
-        <w:jc w:val="both"/>
-      </w:pPr>
+    <w:p/>
+    <w:p>
       <w:r>
         <w:rPr>
           <w:b/>
@@ -3605,8 +3602,6 @@
           <w:ilvl w:val="0"/>
           <w:numId w:val="2"/>
         </w:numPr>
-        <w:spacing w:after="80"/>
-        <w:jc w:val="both"/>
       </w:pPr>
       <w:r>
         <w:t>Log in with the current password.</w:t>
@@ -3619,8 +3614,6 @@
           <w:ilvl w:val="0"/>
           <w:numId w:val="2"/>
         </w:numPr>
-        <w:spacing w:after="80"/>
-        <w:jc w:val="both"/>
       </w:pPr>
       <w:r>
         <w:t>Submit a password change with the current and new password.</w:t>
@@ -3633,17 +3626,9 @@
           <w:ilvl w:val="0"/>
           <w:numId w:val="2"/>
         </w:numPr>
-        <w:spacing w:after="80"/>
-        <w:jc w:val="both"/>
-      </w:pPr>
-      <w:r>
-        <w:t xml:space="preserve">Log in again with the new password </w:t>
-      </w:r>
-      <w:r>
-        <w:t>-</w:t>
-      </w:r>
-      <w:r>
-        <w:t xml:space="preserve"> it should succeed.</w:t>
+      </w:pPr>
+      <w:r>
+        <w:t>Log in again with the new password - it should succeed.</w:t>
       </w:r>
     </w:p>
     <w:p>
@@ -3653,17 +3638,9 @@
           <w:ilvl w:val="0"/>
           <w:numId w:val="2"/>
         </w:numPr>
-        <w:spacing w:after="80"/>
-        <w:jc w:val="both"/>
-      </w:pPr>
-      <w:r>
-        <w:t xml:space="preserve">Try logging in with the old password </w:t>
-      </w:r>
-      <w:r>
-        <w:t>-</w:t>
-      </w:r>
-      <w:r>
-        <w:t xml:space="preserve"> it should fail.</w:t>
+      </w:pPr>
+      <w:r>
+        <w:t>Try logging in with the old password - it should fail.</w:t>
       </w:r>
     </w:p>
     <w:p>
@@ -3673,17 +3650,9 @@
           <w:ilvl w:val="0"/>
           <w:numId w:val="2"/>
         </w:numPr>
-        <w:spacing w:after="80"/>
-        <w:jc w:val="both"/>
-      </w:pPr>
-      <w:r>
-        <w:t xml:space="preserve">Add a custom device field and then delete it </w:t>
-      </w:r>
-      <w:r>
-        <w:t>-</w:t>
-      </w:r>
-      <w:r>
-        <w:t xml:space="preserve"> verify it is removed from the database.</w:t>
+      </w:pPr>
+      <w:r>
+        <w:t>Add a custom device field and then delete it - verify it is removed from the database.</w:t>
       </w:r>
     </w:p>
     <w:p>
@@ -3693,41 +3662,30 @@
           <w:ilvl w:val="0"/>
           <w:numId w:val="2"/>
         </w:numPr>
-        <w:spacing w:after="80"/>
-        <w:jc w:val="both"/>
-      </w:pPr>
-      <w:r>
-        <w:t xml:space="preserve">Try to delete the password field </w:t>
-      </w:r>
-      <w:r>
-        <w:t>-</w:t>
-      </w:r>
-      <w:r>
-        <w:t xml:space="preserve"> the system should prevent this.</w:t>
-      </w:r>
-    </w:p>
-    <w:p>
-      <w:pPr>
-        <w:spacing w:after="100"/>
-        <w:jc w:val="both"/>
-      </w:pPr>
+      </w:pPr>
+      <w:r>
+        <w:t>Try to delete the password field - the system should prevent this.</w:t>
+      </w:r>
+    </w:p>
+    <w:p/>
+    <w:p>
       <w:r>
         <w:rPr>
           <w:b/>
           <w:bCs/>
         </w:rPr>
-        <w:t xml:space="preserve">Expected result: </w:t>
-      </w:r>
-      <w:r>
-        <w:t>Password changes take effect immediately. Old passwords stop working. Custom device fields can be deleted freely, but protected fields like the password cannot be removed.</w:t>
+        <w:t>Expected result: Password changes take effect immediately. Old passwords stop working. Custom device fields can be deleted freely, but protected fields like the password cannot be removed.</w:t>
       </w:r>
     </w:p>
     <w:sectPr>
-      <w:footerReference w:type="default" r:id="rId8"/>
-      <w:pgSz w:w="11906" w:h="16838"/>
+      <w:headerReference w:type="default" r:id="rId8"/>
+      <w:footerReference w:type="default" r:id="rId9"/>
+      <w:headerReference w:type="first" r:id="rId10"/>
+      <w:footerReference w:type="first" r:id="rId11"/>
+      <w:pgSz w:w="12240" w:h="15840"/>
       <w:pgMar w:top="1440" w:right="1440" w:bottom="1440" w:left="1440" w:header="708" w:footer="708" w:gutter="0"/>
-      <w:pgNumType w:start="2"/>
       <w:cols w:space="720"/>
+      <w:titlePg/>
       <w:docGrid w:linePitch="360"/>
     </w:sectPr>
   </w:body>
@@ -3755,38 +3713,61 @@
 
 <file path=word/footer1.xml><?xml version="1.0" encoding="utf-8"?>
 <w:ftr xmlns:wpc="http://schemas.microsoft.com/office/word/2010/wordprocessingCanvas" xmlns:cx="http://schemas.microsoft.com/office/drawing/2014/chartex" xmlns:cx1="http://schemas.microsoft.com/office/drawing/2015/9/8/chartex" xmlns:cx2="http://schemas.microsoft.com/office/drawing/2015/10/21/chartex" xmlns:cx3="http://schemas.microsoft.com/office/drawing/2016/5/9/chartex" xmlns:cx4="http://schemas.microsoft.com/office/drawing/2016/5/10/chartex" xmlns:cx5="http://schemas.microsoft.com/office/drawing/2016/5/11/chartex" xmlns:cx6="http://schemas.microsoft.com/office/drawing/2016/5/12/chartex" xmlns:cx7="http://schemas.microsoft.com/office/drawing/2016/5/13/chartex" xmlns:cx8="http://schemas.microsoft.com/office/drawing/2016/5/14/chartex" xmlns:mc="http://schemas.openxmlformats.org/markup-compatibility/2006" xmlns:aink="http://schemas.microsoft.com/office/drawing/2016/ink" xmlns:am3d="http://schemas.microsoft.com/office/drawing/2017/model3d" xmlns:o="urn:schemas-microsoft-com:office:office" xmlns:oel="http://schemas.microsoft.com/office/2019/extlst" xmlns:r="http://schemas.openxmlformats.org/officeDocument/2006/relationships" xmlns:m="http://schemas.openxmlformats.org/officeDocument/2006/math" xmlns:v="urn:schemas-microsoft-com:vml" xmlns:wp14="http://schemas.microsoft.com/office/word/2010/wordprocessingDrawing" xmlns:wp="http://schemas.openxmlformats.org/drawingml/2006/wordprocessingDrawing" xmlns:w10="urn:schemas-microsoft-com:office:word" xmlns:w="http://schemas.openxmlformats.org/wordprocessingml/2006/main" xmlns:w14="http://schemas.microsoft.com/office/word/2010/wordml" xmlns:w15="http://schemas.microsoft.com/office/word/2012/wordml" xmlns:w16cex="http://schemas.microsoft.com/office/word/2018/wordml/cex" xmlns:w16cid="http://schemas.microsoft.com/office/word/2016/wordml/cid" xmlns:w16="http://schemas.microsoft.com/office/word/2018/wordml" xmlns:w16du="http://schemas.microsoft.com/office/word/2023/wordml/word16du" xmlns:w16sdtdh="http://schemas.microsoft.com/office/word/2020/wordml/sdtdatahash" xmlns:w16sdtfl="http://schemas.microsoft.com/office/word/2024/wordml/sdtformatlock" xmlns:w16se="http://schemas.microsoft.com/office/word/2015/wordml/symex" xmlns:wpg="http://schemas.microsoft.com/office/word/2010/wordprocessingGroup" xmlns:wpi="http://schemas.microsoft.com/office/word/2010/wordprocessingInk" xmlns:wne="http://schemas.microsoft.com/office/word/2006/wordml" xmlns:wps="http://schemas.microsoft.com/office/word/2010/wordprocessingShape" mc:Ignorable="w14 w15 w16se w16cid w16 w16cex w16sdtdh w16sdtfl w16du wp14">
-  <w:p/>
-</w:ftr>
-</file>
-
-<file path=word/footer2.xml><?xml version="1.0" encoding="utf-8"?>
-<w:ftr xmlns:wpc="http://schemas.microsoft.com/office/word/2010/wordprocessingCanvas" xmlns:cx="http://schemas.microsoft.com/office/drawing/2014/chartex" xmlns:cx1="http://schemas.microsoft.com/office/drawing/2015/9/8/chartex" xmlns:cx2="http://schemas.microsoft.com/office/drawing/2015/10/21/chartex" xmlns:cx3="http://schemas.microsoft.com/office/drawing/2016/5/9/chartex" xmlns:cx4="http://schemas.microsoft.com/office/drawing/2016/5/10/chartex" xmlns:cx5="http://schemas.microsoft.com/office/drawing/2016/5/11/chartex" xmlns:cx6="http://schemas.microsoft.com/office/drawing/2016/5/12/chartex" xmlns:cx7="http://schemas.microsoft.com/office/drawing/2016/5/13/chartex" xmlns:cx8="http://schemas.microsoft.com/office/drawing/2016/5/14/chartex" xmlns:mc="http://schemas.openxmlformats.org/markup-compatibility/2006" xmlns:aink="http://schemas.microsoft.com/office/drawing/2016/ink" xmlns:am3d="http://schemas.microsoft.com/office/drawing/2017/model3d" xmlns:o="urn:schemas-microsoft-com:office:office" xmlns:oel="http://schemas.microsoft.com/office/2019/extlst" xmlns:r="http://schemas.openxmlformats.org/officeDocument/2006/relationships" xmlns:m="http://schemas.openxmlformats.org/officeDocument/2006/math" xmlns:v="urn:schemas-microsoft-com:vml" xmlns:wp14="http://schemas.microsoft.com/office/word/2010/wordprocessingDrawing" xmlns:wp="http://schemas.openxmlformats.org/drawingml/2006/wordprocessingDrawing" xmlns:w10="urn:schemas-microsoft-com:office:word" xmlns:w="http://schemas.openxmlformats.org/wordprocessingml/2006/main" xmlns:w14="http://schemas.microsoft.com/office/word/2010/wordml" xmlns:w15="http://schemas.microsoft.com/office/word/2012/wordml" xmlns:w16cex="http://schemas.microsoft.com/office/word/2018/wordml/cex" xmlns:w16cid="http://schemas.microsoft.com/office/word/2016/wordml/cid" xmlns:w16="http://schemas.microsoft.com/office/word/2018/wordml" xmlns:w16du="http://schemas.microsoft.com/office/word/2023/wordml/word16du" xmlns:w16sdtdh="http://schemas.microsoft.com/office/word/2020/wordml/sdtdatahash" xmlns:w16sdtfl="http://schemas.microsoft.com/office/word/2024/wordml/sdtformatlock" xmlns:w16se="http://schemas.microsoft.com/office/word/2015/wordml/symex" xmlns:wpg="http://schemas.microsoft.com/office/word/2010/wordprocessingGroup" xmlns:wpi="http://schemas.microsoft.com/office/word/2010/wordprocessingInk" xmlns:wne="http://schemas.microsoft.com/office/word/2006/wordml" xmlns:wps="http://schemas.microsoft.com/office/word/2010/wordprocessingShape" mc:Ignorable="w14 w15 w16se w16cid w16 w16cex w16sdtdh w16sdtfl w16du wp14">
   <w:p>
     <w:pPr>
       <w:jc w:val="center"/>
     </w:pPr>
     <w:r>
+      <w:rPr>
+        <w:color w:val="888888"/>
+        <w:sz w:val="18"/>
+        <w:szCs w:val="18"/>
+      </w:rPr>
       <w:fldChar w:fldCharType="begin"/>
     </w:r>
     <w:r>
+      <w:rPr>
+        <w:color w:val="888888"/>
+        <w:sz w:val="18"/>
+        <w:szCs w:val="18"/>
+      </w:rPr>
       <w:instrText>PAGE</w:instrText>
     </w:r>
     <w:r>
+      <w:rPr>
+        <w:color w:val="888888"/>
+        <w:sz w:val="18"/>
+        <w:szCs w:val="18"/>
+      </w:rPr>
       <w:fldChar w:fldCharType="separate"/>
     </w:r>
     <w:r>
       <w:rPr>
         <w:noProof/>
+        <w:color w:val="888888"/>
+        <w:sz w:val="18"/>
+        <w:szCs w:val="18"/>
       </w:rPr>
-      <w:t>2</w:t>
+      <w:t>1</w:t>
     </w:r>
     <w:r>
+      <w:rPr>
+        <w:color w:val="888888"/>
+        <w:sz w:val="18"/>
+        <w:szCs w:val="18"/>
+      </w:rPr>
       <w:fldChar w:fldCharType="end"/>
     </w:r>
   </w:p>
 </w:ftr>
 </file>
 
+<file path=word/footer2.xml><?xml version="1.0" encoding="utf-8"?>
+<w:ftr xmlns:wpc="http://schemas.microsoft.com/office/word/2010/wordprocessingCanvas" xmlns:cx="http://schemas.microsoft.com/office/drawing/2014/chartex" xmlns:cx1="http://schemas.microsoft.com/office/drawing/2015/9/8/chartex" xmlns:cx2="http://schemas.microsoft.com/office/drawing/2015/10/21/chartex" xmlns:cx3="http://schemas.microsoft.com/office/drawing/2016/5/9/chartex" xmlns:cx4="http://schemas.microsoft.com/office/drawing/2016/5/10/chartex" xmlns:cx5="http://schemas.microsoft.com/office/drawing/2016/5/11/chartex" xmlns:cx6="http://schemas.microsoft.com/office/drawing/2016/5/12/chartex" xmlns:cx7="http://schemas.microsoft.com/office/drawing/2016/5/13/chartex" xmlns:cx8="http://schemas.microsoft.com/office/drawing/2016/5/14/chartex" xmlns:mc="http://schemas.openxmlformats.org/markup-compatibility/2006" xmlns:aink="http://schemas.microsoft.com/office/drawing/2016/ink" xmlns:am3d="http://schemas.microsoft.com/office/drawing/2017/model3d" xmlns:o="urn:schemas-microsoft-com:office:office" xmlns:oel="http://schemas.microsoft.com/office/2019/extlst" xmlns:r="http://schemas.openxmlformats.org/officeDocument/2006/relationships" xmlns:m="http://schemas.openxmlformats.org/officeDocument/2006/math" xmlns:v="urn:schemas-microsoft-com:vml" xmlns:wp14="http://schemas.microsoft.com/office/word/2010/wordprocessingDrawing" xmlns:wp="http://schemas.openxmlformats.org/drawingml/2006/wordprocessingDrawing" xmlns:w10="urn:schemas-microsoft-com:office:word" xmlns:w="http://schemas.openxmlformats.org/wordprocessingml/2006/main" xmlns:w14="http://schemas.microsoft.com/office/word/2010/wordml" xmlns:w15="http://schemas.microsoft.com/office/word/2012/wordml" xmlns:w16cex="http://schemas.microsoft.com/office/word/2018/wordml/cex" xmlns:w16cid="http://schemas.microsoft.com/office/word/2016/wordml/cid" xmlns:w16="http://schemas.microsoft.com/office/word/2018/wordml" xmlns:w16du="http://schemas.microsoft.com/office/word/2023/wordml/word16du" xmlns:w16sdtdh="http://schemas.microsoft.com/office/word/2020/wordml/sdtdatahash" xmlns:w16sdtfl="http://schemas.microsoft.com/office/word/2024/wordml/sdtformatlock" xmlns:w16se="http://schemas.microsoft.com/office/word/2015/wordml/symex" xmlns:wpg="http://schemas.microsoft.com/office/word/2010/wordprocessingGroup" xmlns:wpi="http://schemas.microsoft.com/office/word/2010/wordprocessingInk" xmlns:wne="http://schemas.microsoft.com/office/word/2006/wordml" xmlns:wps="http://schemas.microsoft.com/office/word/2010/wordprocessingShape" mc:Ignorable="w14 w15 w16se w16cid w16 w16cex w16sdtdh w16sdtfl w16du wp14">
+  <w:p/>
+</w:ftr>
+</file>
+
 <file path=word/footnotes.xml><?xml version="1.0" encoding="utf-8"?>
 <w:footnotes xmlns:wpc="http://schemas.microsoft.com/office/word/2010/wordprocessingCanvas" xmlns:cx="http://schemas.microsoft.com/office/drawing/2014/chartex" xmlns:cx1="http://schemas.microsoft.com/office/drawing/2015/9/8/chartex" xmlns:cx2="http://schemas.microsoft.com/office/drawing/2015/10/21/chartex" xmlns:cx3="http://schemas.microsoft.com/office/drawing/2016/5/9/chartex" xmlns:cx4="http://schemas.microsoft.com/office/drawing/2016/5/10/chartex" xmlns:cx5="http://schemas.microsoft.com/office/drawing/2016/5/11/chartex" xmlns:cx6="http://schemas.microsoft.com/office/drawing/2016/5/12/chartex" xmlns:cx7="http://schemas.microsoft.com/office/drawing/2016/5/13/chartex" xmlns:cx8="http://schemas.microsoft.com/office/drawing/2016/5/14/chartex" xmlns:mc="http://schemas.openxmlformats.org/markup-compatibility/2006" xmlns:aink="http://schemas.microsoft.com/office/drawing/2016/ink" xmlns:am3d="http://schemas.microsoft.com/office/drawing/2017/model3d" xmlns:o="urn:schemas-microsoft-com:office:office" xmlns:oel="http://schemas.microsoft.com/office/2019/extlst" xmlns:r="http://schemas.openxmlformats.org/officeDocument/2006/relationships" xmlns:m="http://schemas.openxmlformats.org/officeDocument/2006/math" xmlns:v="urn:schemas-microsoft-com:vml" xmlns:wp14="http://schemas.microsoft.com/office/word/2010/wordprocessingDrawing" xmlns:wp="http://schemas.openxmlformats.org/drawingml/2006/wordprocessingDrawing" xmlns:w10="urn:schemas-microsoft-com:office:word" xmlns:w="http://schemas.openxmlformats.org/wordprocessingml/2006/main" xmlns:w14="http://schemas.microsoft.com/office/word/2010/wordml" xmlns:w15="http://schemas.microsoft.com/office/word/2012/wordml" xmlns:w16cex="http://schemas.microsoft.com/office/word/2018/wordml/cex" xmlns:w16cid="http://schemas.microsoft.com/office/word/2016/wordml/cid" xmlns:w16="http://schemas.microsoft.com/office/word/2018/wordml" xmlns:w16du="http://schemas.microsoft.com/office/word/2023/wordml/word16du" xmlns:w16sdtdh="http://schemas.microsoft.com/office/word/2020/wordml/sdtdatahash" xmlns:w16sdtfl="http://schemas.microsoft.com/office/word/2024/wordml/sdtformatlock" xmlns:w16se="http://schemas.microsoft.com/office/word/2015/wordml/symex" xmlns:wpg="http://schemas.microsoft.com/office/word/2010/wordprocessingGroup" xmlns:wpi="http://schemas.microsoft.com/office/word/2010/wordprocessingInk" xmlns:wne="http://schemas.microsoft.com/office/word/2006/wordml" xmlns:wps="http://schemas.microsoft.com/office/word/2010/wordprocessingShape" mc:Ignorable="w14 w15 w16se w16cid w16 w16cex w16sdtdh w16sdtfl w16du wp14">
   <w:footnote w:type="separator" w:id="-1">
@@ -3804,15 +3785,41 @@
     </w:p>
   </w:footnote>
 </w:footnotes>
+</file>
+
+<file path=word/header1.xml><?xml version="1.0" encoding="utf-8"?>
+<w:hdr xmlns:wpc="http://schemas.microsoft.com/office/word/2010/wordprocessingCanvas" xmlns:cx="http://schemas.microsoft.com/office/drawing/2014/chartex" xmlns:cx1="http://schemas.microsoft.com/office/drawing/2015/9/8/chartex" xmlns:cx2="http://schemas.microsoft.com/office/drawing/2015/10/21/chartex" xmlns:cx3="http://schemas.microsoft.com/office/drawing/2016/5/9/chartex" xmlns:cx4="http://schemas.microsoft.com/office/drawing/2016/5/10/chartex" xmlns:cx5="http://schemas.microsoft.com/office/drawing/2016/5/11/chartex" xmlns:cx6="http://schemas.microsoft.com/office/drawing/2016/5/12/chartex" xmlns:cx7="http://schemas.microsoft.com/office/drawing/2016/5/13/chartex" xmlns:cx8="http://schemas.microsoft.com/office/drawing/2016/5/14/chartex" xmlns:mc="http://schemas.openxmlformats.org/markup-compatibility/2006" xmlns:aink="http://schemas.microsoft.com/office/drawing/2016/ink" xmlns:am3d="http://schemas.microsoft.com/office/drawing/2017/model3d" xmlns:o="urn:schemas-microsoft-com:office:office" xmlns:oel="http://schemas.microsoft.com/office/2019/extlst" xmlns:r="http://schemas.openxmlformats.org/officeDocument/2006/relationships" xmlns:m="http://schemas.openxmlformats.org/officeDocument/2006/math" xmlns:v="urn:schemas-microsoft-com:vml" xmlns:wp14="http://schemas.microsoft.com/office/word/2010/wordprocessingDrawing" xmlns:wp="http://schemas.openxmlformats.org/drawingml/2006/wordprocessingDrawing" xmlns:w10="urn:schemas-microsoft-com:office:word" xmlns:w="http://schemas.openxmlformats.org/wordprocessingml/2006/main" xmlns:w14="http://schemas.microsoft.com/office/word/2010/wordml" xmlns:w15="http://schemas.microsoft.com/office/word/2012/wordml" xmlns:w16cex="http://schemas.microsoft.com/office/word/2018/wordml/cex" xmlns:w16cid="http://schemas.microsoft.com/office/word/2016/wordml/cid" xmlns:w16="http://schemas.microsoft.com/office/word/2018/wordml" xmlns:w16du="http://schemas.microsoft.com/office/word/2023/wordml/word16du" xmlns:w16sdtdh="http://schemas.microsoft.com/office/word/2020/wordml/sdtdatahash" xmlns:w16sdtfl="http://schemas.microsoft.com/office/word/2024/wordml/sdtformatlock" xmlns:w16se="http://schemas.microsoft.com/office/word/2015/wordml/symex" xmlns:wpg="http://schemas.microsoft.com/office/word/2010/wordprocessingGroup" xmlns:wpi="http://schemas.microsoft.com/office/word/2010/wordprocessingInk" xmlns:wne="http://schemas.microsoft.com/office/word/2006/wordml" xmlns:wps="http://schemas.microsoft.com/office/word/2010/wordprocessingShape" mc:Ignorable="w14 w15 w16se w16cid w16 w16cex w16sdtdh w16sdtfl w16du wp14">
+  <w:p>
+    <w:pPr>
+      <w:pBdr>
+        <w:bottom w:val="single" w:sz="4" w:space="1" w:color="2E4057"/>
+      </w:pBdr>
+    </w:pPr>
+    <w:r>
+      <w:rPr>
+        <w:color w:val="888888"/>
+        <w:sz w:val="18"/>
+        <w:szCs w:val="18"/>
+      </w:rPr>
+      <w:t>Interactive House — SG1 Server &amp; Database</w:t>
+    </w:r>
+  </w:p>
+</w:hdr>
+</file>
+
+<file path=word/header2.xml><?xml version="1.0" encoding="utf-8"?>
+<w:hdr xmlns:wpc="http://schemas.microsoft.com/office/word/2010/wordprocessingCanvas" xmlns:cx="http://schemas.microsoft.com/office/drawing/2014/chartex" xmlns:cx1="http://schemas.microsoft.com/office/drawing/2015/9/8/chartex" xmlns:cx2="http://schemas.microsoft.com/office/drawing/2015/10/21/chartex" xmlns:cx3="http://schemas.microsoft.com/office/drawing/2016/5/9/chartex" xmlns:cx4="http://schemas.microsoft.com/office/drawing/2016/5/10/chartex" xmlns:cx5="http://schemas.microsoft.com/office/drawing/2016/5/11/chartex" xmlns:cx6="http://schemas.microsoft.com/office/drawing/2016/5/12/chartex" xmlns:cx7="http://schemas.microsoft.com/office/drawing/2016/5/13/chartex" xmlns:cx8="http://schemas.microsoft.com/office/drawing/2016/5/14/chartex" xmlns:mc="http://schemas.openxmlformats.org/markup-compatibility/2006" xmlns:aink="http://schemas.microsoft.com/office/drawing/2016/ink" xmlns:am3d="http://schemas.microsoft.com/office/drawing/2017/model3d" xmlns:o="urn:schemas-microsoft-com:office:office" xmlns:oel="http://schemas.microsoft.com/office/2019/extlst" xmlns:r="http://schemas.openxmlformats.org/officeDocument/2006/relationships" xmlns:m="http://schemas.openxmlformats.org/officeDocument/2006/math" xmlns:v="urn:schemas-microsoft-com:vml" xmlns:wp14="http://schemas.microsoft.com/office/word/2010/wordprocessingDrawing" xmlns:wp="http://schemas.openxmlformats.org/drawingml/2006/wordprocessingDrawing" xmlns:w10="urn:schemas-microsoft-com:office:word" xmlns:w="http://schemas.openxmlformats.org/wordprocessingml/2006/main" xmlns:w14="http://schemas.microsoft.com/office/word/2010/wordml" xmlns:w15="http://schemas.microsoft.com/office/word/2012/wordml" xmlns:w16cex="http://schemas.microsoft.com/office/word/2018/wordml/cex" xmlns:w16cid="http://schemas.microsoft.com/office/word/2016/wordml/cid" xmlns:w16="http://schemas.microsoft.com/office/word/2018/wordml" xmlns:w16du="http://schemas.microsoft.com/office/word/2023/wordml/word16du" xmlns:w16sdtdh="http://schemas.microsoft.com/office/word/2020/wordml/sdtdatahash" xmlns:w16sdtfl="http://schemas.microsoft.com/office/word/2024/wordml/sdtformatlock" xmlns:w16se="http://schemas.microsoft.com/office/word/2015/wordml/symex" xmlns:wpg="http://schemas.microsoft.com/office/word/2010/wordprocessingGroup" xmlns:wpi="http://schemas.microsoft.com/office/word/2010/wordprocessingInk" xmlns:wne="http://schemas.microsoft.com/office/word/2006/wordml" xmlns:wps="http://schemas.microsoft.com/office/word/2010/wordprocessingShape" mc:Ignorable="w14 w15 w16se w16cid w16 w16cex w16sdtdh w16sdtfl w16du wp14">
+  <w:p/>
+</w:hdr>
 </file>
 
 <file path=word/numbering.xml><?xml version="1.0" encoding="utf-8"?>
 <w:numbering xmlns:wpc="http://schemas.microsoft.com/office/word/2010/wordprocessingCanvas" xmlns:cx="http://schemas.microsoft.com/office/drawing/2014/chartex" xmlns:cx1="http://schemas.microsoft.com/office/drawing/2015/9/8/chartex" xmlns:cx2="http://schemas.microsoft.com/office/drawing/2015/10/21/chartex" xmlns:cx3="http://schemas.microsoft.com/office/drawing/2016/5/9/chartex" xmlns:cx4="http://schemas.microsoft.com/office/drawing/2016/5/10/chartex" xmlns:cx5="http://schemas.microsoft.com/office/drawing/2016/5/11/chartex" xmlns:cx6="http://schemas.microsoft.com/office/drawing/2016/5/12/chartex" xmlns:cx7="http://schemas.microsoft.com/office/drawing/2016/5/13/chartex" xmlns:cx8="http://schemas.microsoft.com/office/drawing/2016/5/14/chartex" xmlns:mc="http://schemas.openxmlformats.org/markup-compatibility/2006" xmlns:aink="http://schemas.microsoft.com/office/drawing/2016/ink" xmlns:am3d="http://schemas.microsoft.com/office/drawing/2017/model3d" xmlns:o="urn:schemas-microsoft-com:office:office" xmlns:oel="http://schemas.microsoft.com/office/2019/extlst" xmlns:r="http://schemas.openxmlformats.org/officeDocument/2006/relationships" xmlns:m="http://schemas.openxmlformats.org/officeDocument/2006/math" xmlns:v="urn:schemas-microsoft-com:vml" xmlns:wp14="http://schemas.microsoft.com/office/word/2010/wordprocessingDrawing" xmlns:wp="http://schemas.openxmlformats.org/drawingml/2006/wordprocessingDrawing" xmlns:w10="urn:schemas-microsoft-com:office:word" xmlns:w="http://schemas.openxmlformats.org/wordprocessingml/2006/main" xmlns:w14="http://schemas.microsoft.com/office/word/2010/wordml" xmlns:w15="http://schemas.microsoft.com/office/word/2012/wordml" xmlns:w16cex="http://schemas.microsoft.com/office/word/2018/wordml/cex" xmlns:w16cid="http://schemas.microsoft.com/office/word/2016/wordml/cid" xmlns:w16="http://schemas.microsoft.com/office/word/2018/wordml" xmlns:w16du="http://schemas.microsoft.com/office/word/2023/wordml/word16du" xmlns:w16sdtdh="http://schemas.microsoft.com/office/word/2020/wordml/sdtdatahash" xmlns:w16sdtfl="http://schemas.microsoft.com/office/word/2024/wordml/sdtformatlock" xmlns:w16se="http://schemas.microsoft.com/office/word/2015/wordml/symex" xmlns:wpg="http://schemas.microsoft.com/office/word/2010/wordprocessingGroup" xmlns:wpi="http://schemas.microsoft.com/office/word/2010/wordprocessingInk" xmlns:wne="http://schemas.microsoft.com/office/word/2006/wordml" xmlns:wps="http://schemas.microsoft.com/office/word/2010/wordprocessingShape" mc:Ignorable="w14 w15 w16se w16cid w16 w16cex w16sdtdh w16sdtfl w16du wp14">
   <w:abstractNum w:abstractNumId="0" w15:restartNumberingAfterBreak="0">
-    <w:nsid w:val="30851F63"/>
+    <w:nsid w:val="1EB114BA"/>
     <w:multiLevelType w:val="hybridMultilevel"/>
-    <w:tmpl w:val="B88A2AA6"/>
-    <w:lvl w:ilvl="0" w:tplc="AE80CF18">
+    <w:tmpl w:val="BA6E9E76"/>
+    <w:lvl w:ilvl="0" w:tplc="9488A5A0">
       <w:start w:val="1"/>
       <w:numFmt w:val="bullet"/>
       <w:lvlText w:val="●"/>
@@ -3821,7 +3828,7 @@
         <w:ind w:left="720" w:hanging="360"/>
       </w:pPr>
     </w:lvl>
-    <w:lvl w:ilvl="1" w:tplc="5554FBFE">
+    <w:lvl w:ilvl="1" w:tplc="758054CC">
       <w:start w:val="1"/>
       <w:numFmt w:val="bullet"/>
       <w:lvlText w:val="○"/>
@@ -3830,7 +3837,7 @@
         <w:ind w:left="1440" w:hanging="360"/>
       </w:pPr>
     </w:lvl>
-    <w:lvl w:ilvl="2" w:tplc="ED1AB99A">
+    <w:lvl w:ilvl="2" w:tplc="7FFC84BC">
       <w:start w:val="1"/>
       <w:numFmt w:val="bullet"/>
       <w:lvlText w:val="■"/>
@@ -3839,7 +3846,7 @@
         <w:ind w:left="2160" w:hanging="360"/>
       </w:pPr>
     </w:lvl>
-    <w:lvl w:ilvl="3" w:tplc="E7DEDEDE">
+    <w:lvl w:ilvl="3" w:tplc="8E0CCC44">
       <w:start w:val="1"/>
       <w:numFmt w:val="bullet"/>
       <w:lvlText w:val="●"/>
@@ -3848,7 +3855,7 @@
         <w:ind w:left="2880" w:hanging="360"/>
       </w:pPr>
     </w:lvl>
-    <w:lvl w:ilvl="4" w:tplc="90AEDBA0">
+    <w:lvl w:ilvl="4" w:tplc="FA4E1FFA">
       <w:start w:val="1"/>
       <w:numFmt w:val="bullet"/>
       <w:lvlText w:val="○"/>
@@ -3857,7 +3864,7 @@
         <w:ind w:left="3600" w:hanging="360"/>
       </w:pPr>
     </w:lvl>
-    <w:lvl w:ilvl="5" w:tplc="4846177E">
+    <w:lvl w:ilvl="5" w:tplc="1CC03A2A">
       <w:start w:val="1"/>
       <w:numFmt w:val="bullet"/>
       <w:lvlText w:val="■"/>
@@ -3866,7 +3873,7 @@
         <w:ind w:left="4320" w:hanging="360"/>
       </w:pPr>
     </w:lvl>
-    <w:lvl w:ilvl="6" w:tplc="BDFCFB90">
+    <w:lvl w:ilvl="6" w:tplc="EEA0026A">
       <w:start w:val="1"/>
       <w:numFmt w:val="bullet"/>
       <w:lvlText w:val="●"/>
@@ -3875,7 +3882,7 @@
         <w:ind w:left="5040" w:hanging="360"/>
       </w:pPr>
     </w:lvl>
-    <w:lvl w:ilvl="7" w:tplc="8118F924">
+    <w:lvl w:ilvl="7" w:tplc="1C647800">
       <w:start w:val="1"/>
       <w:numFmt w:val="bullet"/>
       <w:lvlText w:val="●"/>
@@ -3884,7 +3891,7 @@
         <w:ind w:left="5760" w:hanging="360"/>
       </w:pPr>
     </w:lvl>
-    <w:lvl w:ilvl="8" w:tplc="6776ADD8">
+    <w:lvl w:ilvl="8" w:tplc="19E25AB6">
       <w:start w:val="1"/>
       <w:numFmt w:val="bullet"/>
       <w:lvlText w:val="●"/>
@@ -3895,10 +3902,10 @@
     </w:lvl>
   </w:abstractNum>
   <w:abstractNum w:abstractNumId="1" w15:restartNumberingAfterBreak="0">
-    <w:nsid w:val="35524A19"/>
+    <w:nsid w:val="21B30367"/>
     <w:multiLevelType w:val="hybridMultilevel"/>
-    <w:tmpl w:val="B68E1088"/>
-    <w:lvl w:ilvl="0" w:tplc="7A964B4C">
+    <w:tmpl w:val="6FBE2530"/>
+    <w:lvl w:ilvl="0" w:tplc="248EDF3A">
       <w:start w:val="1"/>
       <w:numFmt w:val="bullet"/>
       <w:lvlText w:val="•"/>
@@ -3907,54 +3914,54 @@
         <w:ind w:left="720" w:hanging="360"/>
       </w:pPr>
     </w:lvl>
-    <w:lvl w:ilvl="1" w:tplc="FCE694AA">
+    <w:lvl w:ilvl="1" w:tplc="583099CC">
       <w:numFmt w:val="decimal"/>
       <w:lvlText w:val=""/>
       <w:lvlJc w:val="left"/>
     </w:lvl>
-    <w:lvl w:ilvl="2" w:tplc="B762BEA6">
+    <w:lvl w:ilvl="2" w:tplc="B090F33C">
       <w:numFmt w:val="decimal"/>
       <w:lvlText w:val=""/>
       <w:lvlJc w:val="left"/>
     </w:lvl>
-    <w:lvl w:ilvl="3" w:tplc="8D5220C4">
+    <w:lvl w:ilvl="3" w:tplc="CCA43AD6">
       <w:numFmt w:val="decimal"/>
       <w:lvlText w:val=""/>
       <w:lvlJc w:val="left"/>
     </w:lvl>
-    <w:lvl w:ilvl="4" w:tplc="7F64B45C">
+    <w:lvl w:ilvl="4" w:tplc="9216EBE0">
       <w:numFmt w:val="decimal"/>
       <w:lvlText w:val=""/>
       <w:lvlJc w:val="left"/>
     </w:lvl>
-    <w:lvl w:ilvl="5" w:tplc="B8F637F0">
+    <w:lvl w:ilvl="5" w:tplc="B7AE426A">
       <w:numFmt w:val="decimal"/>
       <w:lvlText w:val=""/>
       <w:lvlJc w:val="left"/>
     </w:lvl>
-    <w:lvl w:ilvl="6" w:tplc="47945498">
+    <w:lvl w:ilvl="6" w:tplc="6352D74C">
       <w:numFmt w:val="decimal"/>
       <w:lvlText w:val=""/>
       <w:lvlJc w:val="left"/>
     </w:lvl>
-    <w:lvl w:ilvl="7" w:tplc="C694CC7C">
+    <w:lvl w:ilvl="7" w:tplc="2C809162">
       <w:numFmt w:val="decimal"/>
       <w:lvlText w:val=""/>
       <w:lvlJc w:val="left"/>
     </w:lvl>
-    <w:lvl w:ilvl="8" w:tplc="5302E858">
+    <w:lvl w:ilvl="8" w:tplc="DBE8DDDE">
       <w:numFmt w:val="decimal"/>
       <w:lvlText w:val=""/>
       <w:lvlJc w:val="left"/>
     </w:lvl>
   </w:abstractNum>
-  <w:num w:numId="1" w16cid:durableId="1792019608">
+  <w:num w:numId="1" w16cid:durableId="2127461511">
     <w:abstractNumId w:val="0"/>
     <w:lvlOverride w:ilvl="0">
       <w:startOverride w:val="1"/>
     </w:lvlOverride>
   </w:num>
-  <w:num w:numId="2" w16cid:durableId="576400284">
+  <w:num w:numId="2" w16cid:durableId="491483780">
     <w:abstractNumId w:val="1"/>
     <w:lvlOverride w:ilvl="0">
       <w:startOverride w:val="1"/>
@@ -3969,6 +3976,8 @@
     <w:rPrDefault>
       <w:rPr>
         <w:rFonts w:ascii="Arial" w:eastAsia="Arial" w:hAnsi="Arial" w:cs="Arial"/>
+        <w:sz w:val="22"/>
+        <w:szCs w:val="22"/>
         <w:lang w:val="en-SE" w:eastAsia="en-GB" w:bidi="ar-SA"/>
       </w:rPr>
     </w:rPrDefault>
@@ -4361,14 +4370,15 @@
     <w:uiPriority w:val="9"/>
     <w:qFormat/>
     <w:pPr>
-      <w:spacing w:before="240" w:after="120"/>
+      <w:spacing w:before="300" w:after="200"/>
       <w:outlineLvl w:val="0"/>
     </w:pPr>
     <w:rPr>
       <w:b/>
       <w:bCs/>
-      <w:sz w:val="32"/>
-      <w:szCs w:val="32"/>
+      <w:color w:val="2E4057"/>
+      <w:sz w:val="36"/>
+      <w:szCs w:val="36"/>
     </w:rPr>
   </w:style>
   <w:style w:type="paragraph" w:styleId="Heading2">
@@ -4377,12 +4387,13 @@
     <w:unhideWhenUsed/>
     <w:qFormat/>
     <w:pPr>
-      <w:spacing w:before="200" w:after="100"/>
+      <w:spacing w:before="240" w:after="160"/>
       <w:outlineLvl w:val="1"/>
     </w:pPr>
     <w:rPr>
       <w:b/>
       <w:bCs/>
+      <w:color w:val="2E4057"/>
       <w:sz w:val="28"/>
       <w:szCs w:val="28"/>
     </w:rPr>
@@ -4393,12 +4404,13 @@
     <w:unhideWhenUsed/>
     <w:qFormat/>
     <w:pPr>
-      <w:spacing w:before="160" w:after="80"/>
+      <w:spacing w:before="180" w:after="120"/>
       <w:outlineLvl w:val="2"/>
     </w:pPr>
     <w:rPr>
       <w:b/>
       <w:bCs/>
+      <w:color w:val="2E4057"/>
       <w:sz w:val="24"/>
       <w:szCs w:val="24"/>
     </w:rPr>
@@ -4516,6 +4528,10 @@
     <w:uiPriority w:val="99"/>
     <w:semiHidden/>
     <w:unhideWhenUsed/>
+    <w:rPr>
+      <w:sz w:val="20"/>
+      <w:szCs w:val="20"/>
+    </w:rPr>
   </w:style>
   <w:style w:type="character" w:customStyle="1" w:styleId="FootnoteTextChar">
     <w:name w:val="Footnote Text Char"/>
@@ -4543,6 +4559,10 @@
     <w:uiPriority w:val="99"/>
     <w:semiHidden/>
     <w:unhideWhenUsed/>
+    <w:rPr>
+      <w:sz w:val="20"/>
+      <w:szCs w:val="20"/>
+    </w:rPr>
   </w:style>
   <w:style w:type="character" w:customStyle="1" w:styleId="EndnoteTextChar">
     <w:name w:val="Endnote Text Char"/>
@@ -4555,43 +4575,62 @@
       <w:szCs w:val="20"/>
     </w:rPr>
   </w:style>
+  <w:style w:type="paragraph" w:styleId="TOCHeading">
+    <w:name w:val="TOC Heading"/>
+    <w:basedOn w:val="Heading1"/>
+    <w:uiPriority w:val="39"/>
+    <w:semiHidden/>
+    <w:unhideWhenUsed/>
+    <w:pPr>
+      <w:spacing w:after="0"/>
+    </w:pPr>
+    <w:rPr>
+      <w:sz w:val="28"/>
+    </w:rPr>
+  </w:style>
   <w:style w:type="paragraph" w:styleId="TOC1">
     <w:name w:val="toc 1"/>
-    <w:basedOn w:val="Normal"/>
-    <w:next w:val="Normal"/>
-    <w:autoRedefine/>
     <w:uiPriority w:val="39"/>
     <w:unhideWhenUsed/>
-    <w:rsid w:val="003D4F46"/>
     <w:pPr>
-      <w:spacing w:after="100"/>
+      <w:tabs>
+        <w:tab w:val="right" w:leader="dot" w:pos="9360"/>
+      </w:tabs>
+      <w:spacing w:before="60" w:after="60"/>
     </w:pPr>
+    <w:rPr>
+      <w:b/>
+    </w:rPr>
   </w:style>
   <w:style w:type="paragraph" w:styleId="TOC2">
     <w:name w:val="toc 2"/>
-    <w:basedOn w:val="Normal"/>
-    <w:next w:val="Normal"/>
-    <w:autoRedefine/>
     <w:uiPriority w:val="39"/>
     <w:unhideWhenUsed/>
-    <w:rsid w:val="003D4F46"/>
     <w:pPr>
-      <w:spacing w:after="100"/>
-      <w:ind w:left="200"/>
+      <w:tabs>
+        <w:tab w:val="right" w:leader="dot" w:pos="9360"/>
+      </w:tabs>
+      <w:spacing w:before="40" w:after="40"/>
+      <w:ind w:left="220"/>
     </w:pPr>
+    <w:rPr>
+      <w:sz w:val="20"/>
+    </w:rPr>
   </w:style>
   <w:style w:type="paragraph" w:styleId="TOC3">
     <w:name w:val="toc 3"/>
-    <w:basedOn w:val="Normal"/>
-    <w:next w:val="Normal"/>
-    <w:autoRedefine/>
     <w:uiPriority w:val="39"/>
     <w:unhideWhenUsed/>
-    <w:rsid w:val="003D4F46"/>
     <w:pPr>
-      <w:spacing w:after="100"/>
-      <w:ind w:left="400"/>
+      <w:tabs>
+        <w:tab w:val="right" w:leader="dot" w:pos="9360"/>
+      </w:tabs>
+      <w:spacing w:before="30" w:after="30"/>
+      <w:ind w:left="440"/>
     </w:pPr>
+    <w:rPr>
+      <w:sz w:val="20"/>
+    </w:rPr>
   </w:style>
 </w:styles>
 </file>
